--- a/PGE2027_Consolidado_v9.docx
+++ b/PGE2027_Consolidado_v9.docx
@@ -702,19 +702,40 @@
         <w:t xml:space="preserve"> 031, de 19 de julio de 2010, Marco de Autonomías y Descentralización "Andrés Ibáñez", que sujetan el proceso presupuestario de las Entidades Territoriales Autónomas (ETA) a las disposiciones legales, directrices y clasificador presupuestario emitidos por el nivel central del Estado.</w:t>
       </w:r>
     </w:p>
-    <w:bookmarkEnd w:id="0"/>
     <w:p>
       <w:pPr>
         <w:pStyle w:val="Listaconvietas"/>
         <w:spacing w:line="288" w:lineRule="auto"/>
         <w:jc w:val="both"/>
-      </w:pPr>
-      <w:r>
-        <w:rPr>
-          <w:rFonts w:ascii="Century Gothic" w:eastAsia="Century Gothic" w:hAnsi="Century Gothic" w:cs="Century Gothic"/>
-          <w:sz w:val="22"/>
-        </w:rPr>
-        <w:t>Parágrafo IV de la Disposición Transitoria Primera de la Ley N° 466, de 26 de diciembre de 2013, de la Empresa Pública.</w:t>
+        <w:rPr>
+          <w:lang w:val="es-BO"/>
+        </w:rPr>
+      </w:pPr>
+      <w:r>
+        <w:rPr>
+          <w:rFonts w:ascii="Century Gothic" w:eastAsia="Century Gothic" w:hAnsi="Century Gothic" w:cs="Century Gothic"/>
+          <w:sz w:val="22"/>
+          <w:lang w:val="es-BO"/>
+        </w:rPr>
+        <w:t xml:space="preserve">Artículo 14 del Anexo de las Normas Básicas del Sistema de Presupuesto, aprobadas mediante Resolución Suprema </w:t>
+      </w:r>
+      <w:proofErr w:type="spellStart"/>
+      <w:r>
+        <w:rPr>
+          <w:rFonts w:ascii="Century Gothic" w:eastAsia="Century Gothic" w:hAnsi="Century Gothic" w:cs="Century Gothic"/>
+          <w:sz w:val="22"/>
+          <w:lang w:val="es-BO"/>
+        </w:rPr>
+        <w:t>N°</w:t>
+      </w:r>
+      <w:proofErr w:type="spellEnd"/>
+      <w:r>
+        <w:rPr>
+          <w:rFonts w:ascii="Century Gothic" w:eastAsia="Century Gothic" w:hAnsi="Century Gothic" w:cs="Century Gothic"/>
+          <w:sz w:val="22"/>
+          <w:lang w:val="es-BO"/>
+        </w:rPr>
+        <w:t xml:space="preserve"> 225558, de 1 de diciembre de 2005, que faculta al Ministerio de Economía y Finanzas Públicas (MEFP) a establecer la política presupuestaria de cada gestión fiscal.</w:t>
       </w:r>
     </w:p>
     <w:p>
@@ -722,136 +743,86 @@
         <w:pStyle w:val="Listaconvietas"/>
         <w:spacing w:line="288" w:lineRule="auto"/>
         <w:jc w:val="both"/>
-      </w:pPr>
-      <w:r>
-        <w:rPr>
-          <w:rFonts w:ascii="Century Gothic" w:eastAsia="Century Gothic" w:hAnsi="Century Gothic" w:cs="Century Gothic"/>
-          <w:sz w:val="22"/>
-        </w:rPr>
-        <w:t>Ley N° 777, de 21 de enero de 2016, que establece el Sistema de Planificación Integral del Estado (SPIE).</w:t>
+        <w:rPr>
+          <w:lang w:val="es-BO"/>
+        </w:rPr>
+      </w:pPr>
+      <w:r>
+        <w:rPr>
+          <w:rFonts w:ascii="Century Gothic" w:eastAsia="Century Gothic" w:hAnsi="Century Gothic" w:cs="Century Gothic"/>
+          <w:sz w:val="22"/>
+          <w:lang w:val="es-BO"/>
+        </w:rPr>
+        <w:t xml:space="preserve">Las Directrices de Formulación Presupuestaria </w:t>
+      </w:r>
+      <w:r>
+        <w:rPr>
+          <w:rFonts w:ascii="Century Gothic" w:eastAsia="Century Gothic" w:hAnsi="Century Gothic" w:cs="Century Gothic"/>
+          <w:sz w:val="22"/>
+          <w:lang w:val="es-BO"/>
+        </w:rPr>
+        <w:t xml:space="preserve">y los Clasificadores Presupuestarios </w:t>
+      </w:r>
+      <w:r>
+        <w:rPr>
+          <w:rFonts w:ascii="Century Gothic" w:eastAsia="Century Gothic" w:hAnsi="Century Gothic" w:cs="Century Gothic"/>
+          <w:sz w:val="22"/>
+          <w:lang w:val="es-BO"/>
+        </w:rPr>
+        <w:t xml:space="preserve">para la gestión 2027, aprobadas mediante Resolución Ministerial </w:t>
+      </w:r>
+      <w:proofErr w:type="spellStart"/>
+      <w:r>
+        <w:rPr>
+          <w:rFonts w:ascii="Century Gothic" w:eastAsia="Century Gothic" w:hAnsi="Century Gothic" w:cs="Century Gothic"/>
+          <w:sz w:val="22"/>
+          <w:lang w:val="es-BO"/>
+        </w:rPr>
+        <w:t>N°</w:t>
+      </w:r>
+      <w:proofErr w:type="spellEnd"/>
+      <w:r>
+        <w:rPr>
+          <w:rFonts w:ascii="Century Gothic" w:eastAsia="Century Gothic" w:hAnsi="Century Gothic" w:cs="Century Gothic"/>
+          <w:sz w:val="22"/>
+          <w:lang w:val="es-BO"/>
+        </w:rPr>
+        <w:t xml:space="preserve"> </w:t>
+      </w:r>
+      <w:r>
+        <w:rPr>
+          <w:rFonts w:ascii="Century Gothic" w:eastAsia="Century Gothic" w:hAnsi="Century Gothic" w:cs="Century Gothic"/>
+          <w:sz w:val="22"/>
+          <w:lang w:val="es-BO"/>
+        </w:rPr>
+        <w:t>271</w:t>
+      </w:r>
+      <w:r>
+        <w:rPr>
+          <w:rFonts w:ascii="Century Gothic" w:eastAsia="Century Gothic" w:hAnsi="Century Gothic" w:cs="Century Gothic"/>
+          <w:sz w:val="22"/>
+          <w:lang w:val="es-BO"/>
+        </w:rPr>
+        <w:t xml:space="preserve">, de </w:t>
+      </w:r>
+      <w:r>
+        <w:rPr>
+          <w:rFonts w:ascii="Century Gothic" w:eastAsia="Century Gothic" w:hAnsi="Century Gothic" w:cs="Century Gothic"/>
+          <w:sz w:val="22"/>
+          <w:lang w:val="es-BO"/>
+        </w:rPr>
+        <w:t>31 de julio de 2026</w:t>
+      </w:r>
+      <w:r>
+        <w:rPr>
+          <w:rFonts w:ascii="Century Gothic" w:eastAsia="Century Gothic" w:hAnsi="Century Gothic" w:cs="Century Gothic"/>
+          <w:sz w:val="22"/>
+          <w:lang w:val="es-BO"/>
+        </w:rPr>
+        <w:t>, que establecen los instrumentos técnicos de gestión del presupuesto, de aplicación obligatoria para todas las entidades del sector público.</w:t>
       </w:r>
     </w:p>
-    <w:p>
-      <w:pPr>
-        <w:pStyle w:val="Listaconvietas"/>
-        <w:spacing w:line="288" w:lineRule="auto"/>
-        <w:jc w:val="both"/>
-        <w:rPr>
-          <w:lang w:val="es-BO"/>
-        </w:rPr>
-      </w:pPr>
-      <w:r>
-        <w:rPr>
-          <w:rFonts w:ascii="Century Gothic" w:eastAsia="Century Gothic" w:hAnsi="Century Gothic" w:cs="Century Gothic"/>
-          <w:sz w:val="22"/>
-          <w:lang w:val="es-BO"/>
-        </w:rPr>
-        <w:t xml:space="preserve">Artículo 14 del Anexo de las Normas Básicas del Sistema de Presupuesto, aprobadas mediante Resolución Suprema </w:t>
-      </w:r>
-      <w:proofErr w:type="spellStart"/>
-      <w:r>
-        <w:rPr>
-          <w:rFonts w:ascii="Century Gothic" w:eastAsia="Century Gothic" w:hAnsi="Century Gothic" w:cs="Century Gothic"/>
-          <w:sz w:val="22"/>
-          <w:lang w:val="es-BO"/>
-        </w:rPr>
-        <w:t>N°</w:t>
-      </w:r>
-      <w:proofErr w:type="spellEnd"/>
-      <w:r>
-        <w:rPr>
-          <w:rFonts w:ascii="Century Gothic" w:eastAsia="Century Gothic" w:hAnsi="Century Gothic" w:cs="Century Gothic"/>
-          <w:sz w:val="22"/>
-          <w:lang w:val="es-BO"/>
-        </w:rPr>
-        <w:t xml:space="preserve"> 225558, de 1 de diciembre de 2005, que faculta al Ministerio de Economía y Finanzas Públicas (MEFP) a establecer la política presupuestaria de cada gestión fiscal.</w:t>
-      </w:r>
-    </w:p>
-    <w:p>
-      <w:pPr>
-        <w:pStyle w:val="Listaconvietas"/>
-        <w:spacing w:line="288" w:lineRule="auto"/>
-        <w:jc w:val="both"/>
-        <w:rPr>
-          <w:lang w:val="es-BO"/>
-        </w:rPr>
-      </w:pPr>
-      <w:r>
-        <w:rPr>
-          <w:rFonts w:ascii="Century Gothic" w:eastAsia="Century Gothic" w:hAnsi="Century Gothic" w:cs="Century Gothic"/>
-          <w:sz w:val="22"/>
-          <w:lang w:val="es-BO"/>
-        </w:rPr>
-        <w:t xml:space="preserve">Las Directrices de Formulación Presupuestaria </w:t>
-      </w:r>
-      <w:r>
-        <w:rPr>
-          <w:rFonts w:ascii="Century Gothic" w:eastAsia="Century Gothic" w:hAnsi="Century Gothic" w:cs="Century Gothic"/>
-          <w:sz w:val="22"/>
-          <w:lang w:val="es-BO"/>
-        </w:rPr>
-        <w:t xml:space="preserve">y los Clasificadores Presupuestarios </w:t>
-      </w:r>
-      <w:r>
-        <w:rPr>
-          <w:rFonts w:ascii="Century Gothic" w:eastAsia="Century Gothic" w:hAnsi="Century Gothic" w:cs="Century Gothic"/>
-          <w:sz w:val="22"/>
-          <w:lang w:val="es-BO"/>
-        </w:rPr>
-        <w:t xml:space="preserve">para la gestión 2027, aprobadas mediante Resolución Ministerial </w:t>
-      </w:r>
-      <w:proofErr w:type="spellStart"/>
-      <w:r>
-        <w:rPr>
-          <w:rFonts w:ascii="Century Gothic" w:eastAsia="Century Gothic" w:hAnsi="Century Gothic" w:cs="Century Gothic"/>
-          <w:sz w:val="22"/>
-          <w:lang w:val="es-BO"/>
-        </w:rPr>
-        <w:t>N°</w:t>
-      </w:r>
-      <w:proofErr w:type="spellEnd"/>
-      <w:r>
-        <w:rPr>
-          <w:rFonts w:ascii="Century Gothic" w:eastAsia="Century Gothic" w:hAnsi="Century Gothic" w:cs="Century Gothic"/>
-          <w:sz w:val="22"/>
-          <w:lang w:val="es-BO"/>
-        </w:rPr>
-        <w:t xml:space="preserve"> </w:t>
-      </w:r>
-      <w:r>
-        <w:rPr>
-          <w:rFonts w:ascii="Century Gothic" w:eastAsia="Century Gothic" w:hAnsi="Century Gothic" w:cs="Century Gothic"/>
-          <w:sz w:val="22"/>
-          <w:lang w:val="es-BO"/>
-        </w:rPr>
-        <w:t>271</w:t>
-      </w:r>
-      <w:r>
-        <w:rPr>
-          <w:rFonts w:ascii="Century Gothic" w:eastAsia="Century Gothic" w:hAnsi="Century Gothic" w:cs="Century Gothic"/>
-          <w:sz w:val="22"/>
-          <w:lang w:val="es-BO"/>
-        </w:rPr>
-        <w:t xml:space="preserve">, de </w:t>
-      </w:r>
-      <w:r>
-        <w:rPr>
-          <w:rFonts w:ascii="Century Gothic" w:eastAsia="Century Gothic" w:hAnsi="Century Gothic" w:cs="Century Gothic"/>
-          <w:sz w:val="22"/>
-          <w:lang w:val="es-BO"/>
-        </w:rPr>
-        <w:t>31 de julio de 2026</w:t>
-      </w:r>
-      <w:r>
-        <w:rPr>
-          <w:rFonts w:ascii="Century Gothic" w:eastAsia="Century Gothic" w:hAnsi="Century Gothic" w:cs="Century Gothic"/>
-          <w:sz w:val="22"/>
-          <w:lang w:val="es-BO"/>
-        </w:rPr>
-        <w:t>, que establecen los instrumentos técnicos de gestión del presupuesto, de aplicación obligatoria para todas las entidades del sector público.</w:t>
-      </w:r>
-    </w:p>
-    <w:bookmarkEnd w:id="1"/>
+    <w:bookmarkEnd w:id="0"/>
     <w:p>
       <w:pPr>
         <w:pStyle w:val="Ttulo1"/>
@@ -1374,7 +1345,7 @@
         <w:t>(p) Proyectado</w:t>
       </w:r>
     </w:p>
-    <w:bookmarkEnd w:id="2"/>
+    <w:bookmarkEnd w:id="1"/>
     <w:p>
       <w:pPr>
         <w:spacing w:after="40"/>
@@ -1859,7 +1830,7 @@
         <w:t>(p) Proyectado</w:t>
       </w:r>
     </w:p>
-    <w:bookmarkEnd w:id="3"/>
+    <w:bookmarkEnd w:id="2"/>
     <w:p>
       <w:pPr>
         <w:spacing w:after="40"/>
@@ -3268,163 +3239,7 @@
         <w:t>MEFP-VPCF-DGPGP-UGPPP</w:t>
       </w:r>
     </w:p>
-    <w:bookmarkEnd w:id="4"/>
-    <w:p>
-      <w:pPr>
-        <w:spacing w:after="40"/>
-      </w:pPr>
-    </w:p>
-    <w:p>
-      <w:pPr>
-        <w:spacing w:line="288" w:lineRule="auto"/>
-        <w:jc w:val="both"/>
-      </w:pPr>
-      <w:r>
-        <w:rPr>
-          <w:rFonts w:ascii="Century Gothic" w:eastAsia="Century Gothic" w:hAnsi="Century Gothic" w:cs="Century Gothic"/>
-          <w:sz w:val="22"/>
-        </w:rPr>
-        <w:t xml:space="preserve">Por actividad económica, </w:t>
-      </w:r>
-      <w:r>
-        <w:rPr>
-          <w:rFonts w:ascii="Century Gothic" w:eastAsia="Century Gothic" w:hAnsi="Century Gothic" w:cs="Century Gothic"/>
-          <w:sz w:val="22"/>
-          <w:highlight w:val="yellow"/>
-        </w:rPr>
-        <w:t>[COMPLETAR: lectura del crecimiento 2025 por actividad, una vez actualizado el gráfico]</w:t>
-      </w:r>
-      <w:r>
-        <w:rPr>
-          <w:rFonts w:ascii="Century Gothic" w:eastAsia="Century Gothic" w:hAnsi="Century Gothic" w:cs="Century Gothic"/>
-          <w:sz w:val="22"/>
-        </w:rPr>
-        <w:t xml:space="preserve"> (ver Gráfico N° 7).</w:t>
-      </w:r>
-    </w:p>
-    <w:p>
-      <w:pPr>
-        <w:keepNext/>
-        <w:spacing w:after="0" w:line="288" w:lineRule="auto"/>
-        <w:jc w:val="center"/>
-      </w:pPr>
-      <w:r>
-        <w:rPr>
-          <w:rFonts w:ascii="Century Gothic" w:eastAsia="Century Gothic" w:hAnsi="Century Gothic" w:cs="Century Gothic"/>
-          <w:b/>
-          <w:sz w:val="22"/>
-        </w:rPr>
-        <w:lastRenderedPageBreak/>
-        <w:t xml:space="preserve">Gráfico N° 7: Crecimiento por actividad económica </w:t>
-      </w:r>
-      <w:r>
-        <w:rPr>
-          <w:rFonts w:ascii="Century Gothic" w:eastAsia="Century Gothic" w:hAnsi="Century Gothic" w:cs="Century Gothic"/>
-          <w:b/>
-          <w:sz w:val="22"/>
-          <w:highlight w:val="yellow"/>
-        </w:rPr>
-        <w:t>[ACTUALIZAR a 2025]</w:t>
-      </w:r>
-    </w:p>
-    <w:p>
-      <w:pPr>
-        <w:keepNext/>
-        <w:spacing w:after="40" w:line="288" w:lineRule="auto"/>
-        <w:jc w:val="center"/>
-      </w:pPr>
-      <w:r>
-        <w:rPr>
-          <w:rFonts w:ascii="Century Gothic" w:eastAsia="Century Gothic" w:hAnsi="Century Gothic" w:cs="Century Gothic"/>
-          <w:i/>
-          <w:sz w:val="22"/>
-        </w:rPr>
-        <w:t>(En porcentaje)</w:t>
-      </w:r>
-    </w:p>
-    <w:p>
-      <w:pPr>
-        <w:keepNext/>
-        <w:jc w:val="center"/>
-      </w:pPr>
-      <w:r>
-        <w:rPr>
-          <w:rFonts w:ascii="Century Gothic" w:eastAsia="Century Gothic" w:hAnsi="Century Gothic" w:cs="Century Gothic"/>
-          <w:noProof/>
-          <w:sz w:val="22"/>
-        </w:rPr>
-        <w:drawing>
-          <wp:inline distT="0" distB="0" distL="0" distR="0" wp14:anchorId="622F74D9" wp14:editId="51A28BE3">
-            <wp:extent cx="5400000" cy="2858823"/>
-            <wp:effectExtent l="0" t="0" r="0" b="0"/>
-            <wp:docPr id="7" name="Gráfico 5"/>
-            <wp:cNvGraphicFramePr/>
-            <a:graphic xmlns:a="http://schemas.openxmlformats.org/drawingml/2006/main">
-              <a:graphicData uri="http://schemas.openxmlformats.org/drawingml/2006/chart">
-                <c:chart xmlns:c="http://schemas.openxmlformats.org/drawingml/2006/chart" r:id="rId33"/>
-              </a:graphicData>
-            </a:graphic>
-          </wp:inline>
-        </w:drawing>
-      </w:r>
-    </w:p>
-    <w:p>
-      <w:pPr>
-        <w:spacing w:after="0" w:line="240" w:lineRule="auto"/>
-      </w:pPr>
-      <w:r>
-        <w:rPr>
-          <w:rFonts w:ascii="Century Gothic" w:eastAsia="Century Gothic" w:hAnsi="Century Gothic" w:cs="Century Gothic"/>
-          <w:b/>
-          <w:sz w:val="14"/>
-          <w:szCs w:val="14"/>
-        </w:rPr>
-        <w:t xml:space="preserve">Fuente: </w:t>
-      </w:r>
-      <w:r>
-        <w:rPr>
-          <w:rFonts w:ascii="Century Gothic" w:eastAsia="Century Gothic" w:hAnsi="Century Gothic" w:cs="Century Gothic"/>
-          <w:sz w:val="14"/>
-          <w:szCs w:val="14"/>
-        </w:rPr>
-        <w:t>INE</w:t>
-      </w:r>
-    </w:p>
-    <w:p>
-      <w:pPr>
-        <w:spacing w:after="0" w:line="240" w:lineRule="auto"/>
-      </w:pPr>
-      <w:r>
-        <w:rPr>
-          <w:rFonts w:ascii="Century Gothic" w:eastAsia="Century Gothic" w:hAnsi="Century Gothic" w:cs="Century Gothic"/>
-          <w:b/>
-          <w:sz w:val="14"/>
-          <w:szCs w:val="14"/>
-        </w:rPr>
-        <w:t xml:space="preserve">Elaboración: </w:t>
-      </w:r>
-      <w:r>
-        <w:rPr>
-          <w:rFonts w:ascii="Century Gothic" w:eastAsia="Century Gothic" w:hAnsi="Century Gothic" w:cs="Century Gothic"/>
-          <w:sz w:val="14"/>
-          <w:szCs w:val="14"/>
-        </w:rPr>
-        <w:t>MEFP-VPCF-DGPGP-UGPPP</w:t>
-      </w:r>
-    </w:p>
-    <w:p>
-      <w:pPr>
-        <w:spacing w:after="0" w:line="240" w:lineRule="auto"/>
-      </w:pPr>
-      <w:r>
-        <w:rPr>
-          <w:rFonts w:ascii="Century Gothic" w:eastAsia="Century Gothic" w:hAnsi="Century Gothic" w:cs="Century Gothic"/>
-          <w:sz w:val="14"/>
-          <w:szCs w:val="14"/>
-        </w:rPr>
-        <w:t>Datos actuales del Excel: 2024 (p).</w:t>
-      </w:r>
-    </w:p>
+    <w:bookmarkEnd w:id="3"/>
     <w:p>
       <w:pPr>
         <w:spacing w:after="40"/>
@@ -5227,7 +5042,7 @@
         <w:t>, con D.S. Nº 5720 de 22 de septiembre de 2026, se constituye el Fideicomiso Impulso Productivo, para el apoyo a personas naturales y jurídicas legalmente constituidas que desarrollen actividades económicas de producción y/o vinculadas a la cadena productiva y su logística.</w:t>
       </w:r>
     </w:p>
-    <w:bookmarkEnd w:id="5"/>
+    <w:bookmarkEnd w:id="4"/>
     <w:p>
       <w:pPr>
         <w:pStyle w:val="Prrafodelista"/>
@@ -5999,7 +5814,7 @@
         </w:rPr>
         <w:t xml:space="preserve"> 5675 de 13 de agosto de 2026, a objeto de fomentar la austeridad, la disciplina fiscal, el gasto público racional y la reducción burocrática se redujo y se fusionó el número de ministerios.</w:t>
       </w:r>
-      <w:bookmarkEnd w:id="6"/>
+      <w:bookmarkEnd w:id="5"/>
     </w:p>
     <w:p>
       <w:pPr>
@@ -6513,37 +6328,95 @@
     </w:p>
     <w:p>
       <w:pPr>
+        <w:pStyle w:val="Ttulo1"/>
+        <w:spacing w:line="288" w:lineRule="auto"/>
+      </w:pPr>
+      <w:r>
+        <w:rPr>
+          <w:rFonts w:ascii="Century Gothic" w:eastAsia="Century Gothic" w:hAnsi="Century Gothic" w:cs="Century Gothic"/>
+          <w:sz w:val="22"/>
+          <w:szCs w:val="22"/>
+        </w:rPr>
+        <w:t>3. PRESUPUESTO GENERAL DEL ESTADO (PGE) 2027 (MARCO)</w:t>
+      </w:r>
+    </w:p>
+    <w:bookmarkEnd w:id="6"/>
+    <w:p>
+      <w:pPr>
         <w:spacing w:line="288" w:lineRule="auto"/>
         <w:jc w:val="both"/>
-      </w:pPr>
-      <w:r>
-        <w:rPr>
-          <w:rFonts w:ascii="Century Gothic" w:eastAsia="Century Gothic" w:hAnsi="Century Gothic" w:cs="Century Gothic"/>
-          <w:sz w:val="22"/>
-        </w:rPr>
-        <w:t xml:space="preserve">Estas medidas orientan la programación del PGE 2027: contención del gasto, revisión de la masa salarial, priorización de la protección social y una inversión pública más eficiente. </w:t>
-      </w:r>
-      <w:r>
-        <w:rPr>
-          <w:rFonts w:ascii="Century Gothic" w:eastAsia="Century Gothic" w:hAnsi="Century Gothic" w:cs="Century Gothic"/>
-          <w:sz w:val="22"/>
-          <w:highlight w:val="yellow"/>
-        </w:rPr>
-        <w:t>[COMPLETAR: medidas posteriores a abril de 2026]</w:t>
+        <w:rPr>
+          <w:rFonts w:ascii="Century Gothic" w:eastAsia="Century Gothic" w:hAnsi="Century Gothic" w:cs="Century Gothic"/>
+          <w:sz w:val="22"/>
+          <w:lang w:val="es-BO"/>
+        </w:rPr>
+      </w:pPr>
+      <w:r>
+        <w:rPr>
+          <w:rFonts w:ascii="Century Gothic" w:eastAsia="Century Gothic" w:hAnsi="Century Gothic" w:cs="Century Gothic"/>
+          <w:sz w:val="22"/>
+          <w:lang w:val="es-BO"/>
+        </w:rPr>
+        <w:t>El presupuesto público constituye uno de los principales instrumentos de política económica del Estado, debido a que permite planificar, asignar y ejecutar los recursos financieros destinados al cumplimiento de los objetivos de desarrollo económico y social. Su importancia trasciende la administración de los ingresos y gastos públicos dado que influye en el crecimiento económico, la generación de empleo, la distribución del ingreso, la provisión de bienes y servicios públicos y la estabilidad macroeconómica.</w:t>
       </w:r>
     </w:p>
     <w:p>
       <w:pPr>
-        <w:pStyle w:val="Ttulo1"/>
         <w:spacing w:line="288" w:lineRule="auto"/>
-      </w:pPr>
-      <w:r>
-        <w:rPr>
-          <w:rFonts w:ascii="Century Gothic" w:eastAsia="Century Gothic" w:hAnsi="Century Gothic" w:cs="Century Gothic"/>
-          <w:sz w:val="22"/>
+        <w:jc w:val="both"/>
+        <w:rPr>
+          <w:rFonts w:ascii="Century Gothic" w:eastAsia="Century Gothic" w:hAnsi="Century Gothic" w:cs="Century Gothic"/>
+          <w:sz w:val="22"/>
+          <w:lang w:val="es-BO"/>
+        </w:rPr>
+      </w:pPr>
+      <w:r>
+        <w:rPr>
+          <w:rFonts w:ascii="Century Gothic" w:eastAsia="Century Gothic" w:hAnsi="Century Gothic" w:cs="Century Gothic"/>
+          <w:sz w:val="22"/>
+          <w:lang w:val="es-BO"/>
+        </w:rPr>
+        <w:t>Desde la perspectiva de las finanzas públicas, el presupuesto expresa las prioridades económicas y sociales del Gobierno y establece un vínculo entre la planificación nacional, la disponibilidad de recursos y la ejecución de las políticas públicas. Por tanto, su calidad no debe evaluarse únicamente por el cumplimiento de las asignaciones financieras, sino también por los resultados obtenidos, la eficiencia del gasto y la sostenibilidad fiscal</w:t>
+      </w:r>
+      <w:r>
+        <w:rPr>
+          <w:rFonts w:ascii="Century Gothic" w:eastAsia="Century Gothic" w:hAnsi="Century Gothic" w:cs="Century Gothic"/>
+          <w:sz w:val="22"/>
+          <w:lang w:val="es-BO"/>
+        </w:rPr>
+        <w:t>.</w:t>
+      </w:r>
+    </w:p>
+    <w:p>
+      <w:pPr>
+        <w:spacing w:line="288" w:lineRule="auto"/>
+        <w:jc w:val="both"/>
+        <w:rPr>
+          <w:rFonts w:ascii="Century Gothic" w:eastAsia="Century Gothic" w:hAnsi="Century Gothic" w:cs="Century Gothic"/>
+          <w:sz w:val="22"/>
+          <w:lang w:val="es-BO"/>
+        </w:rPr>
+      </w:pPr>
+      <w:r>
+        <w:rPr>
+          <w:rFonts w:ascii="Century Gothic" w:eastAsia="Century Gothic" w:hAnsi="Century Gothic" w:cs="Century Gothic"/>
+          <w:sz w:val="22"/>
+          <w:lang w:val="es-BO"/>
+        </w:rPr>
+        <w:t>En este marco, el MEFP, como Órgano Rector del Sistema de Presupuesto, ha elaborado el PGE para la gestión 2027 considerando los siguientes aspectos:</w:t>
+      </w:r>
+    </w:p>
+    <w:p>
+      <w:pPr>
+        <w:pStyle w:val="Ttulo2"/>
+        <w:spacing w:line="288" w:lineRule="auto"/>
+      </w:pPr>
+      <w:r>
+        <w:rPr>
+          <w:rFonts w:ascii="Century Gothic" w:eastAsia="Century Gothic" w:hAnsi="Century Gothic" w:cs="Century Gothic"/>
           <w:szCs w:val="22"/>
         </w:rPr>
-        <w:t>3. PRESUPUESTO GENERAL DEL ESTADO (PGE) 2027 (MARCO)</w:t>
+        <w:t>3.1. Objetivos del PGE 2027 (MARCO)</w:t>
       </w:r>
     </w:p>
     <w:bookmarkEnd w:id="7"/>
@@ -6563,7 +6436,25 @@
           <w:sz w:val="22"/>
           <w:lang w:val="es-BO"/>
         </w:rPr>
-        <w:t>El presupuesto público constituye uno de los principales instrumentos de política económica del Estado, debido a que permite planificar, asignar y ejecutar los recursos financieros destinados al cumplimiento de los objetivos de desarrollo económico y social. Su importancia trasciende la administración de los ingresos y gastos públicos dado que influye en el crecimiento económico, la generación de empleo, la distribución del ingreso, la provisión de bienes y servicios públicos y la estabilidad macroeconómica.</w:t>
+        <w:t>El Presupuesto General del Estado (PGE) 2027 plantea tres objetivos estratégicos fundamentales que se articulan entre sí: consolidar la estabilidad macroeconómica y la sostenibilidad fiscal, fomentar la inversión pública y fortalecer la protección social focalizada.</w:t>
+      </w:r>
+      <w:r>
+        <w:rPr>
+          <w:rFonts w:ascii="Century Gothic" w:eastAsia="Century Gothic" w:hAnsi="Century Gothic" w:cs="Century Gothic"/>
+          <w:b/>
+          <w:bCs/>
+          <w:sz w:val="22"/>
+          <w:lang w:val="es-BO"/>
+        </w:rPr>
+        <w:t xml:space="preserve"> </w:t>
+      </w:r>
+      <w:r>
+        <w:rPr>
+          <w:rFonts w:ascii="Century Gothic" w:eastAsia="Century Gothic" w:hAnsi="Century Gothic" w:cs="Century Gothic"/>
+          <w:sz w:val="22"/>
+          <w:lang w:val="es-BO"/>
+        </w:rPr>
+        <w:t>El primer objetivo busca preservar la estabilidad económica del país y garantizar la sostenibilidad de las finanzas públicas en el mediano y largo plazo, el segundo prioriza el impulso de proyectos de inversión pública estratégicos que contribuyan al desarrollo económico y social, y el último garantizar el acceso a servicios y transferencias para los sectores más vulnerables, mediante criterios de eficiencia y focalización.</w:t>
       </w:r>
     </w:p>
     <w:p>
@@ -6572,48 +6463,30 @@
         <w:jc w:val="both"/>
         <w:rPr>
           <w:rFonts w:ascii="Century Gothic" w:eastAsia="Century Gothic" w:hAnsi="Century Gothic" w:cs="Century Gothic"/>
-          <w:sz w:val="22"/>
-          <w:lang w:val="es-BO"/>
-        </w:rPr>
-      </w:pPr>
-      <w:r>
-        <w:rPr>
-          <w:rFonts w:ascii="Century Gothic" w:eastAsia="Century Gothic" w:hAnsi="Century Gothic" w:cs="Century Gothic"/>
-          <w:sz w:val="22"/>
-          <w:lang w:val="es-BO"/>
-        </w:rPr>
-        <w:t>Desde la perspectiva de las finanzas públicas, el presupuesto expresa las prioridades económicas y sociales del Gobierno y establece un vínculo entre la planificación nacional, la disponibilidad de recursos y la ejecución de las políticas públicas. Por tanto, su calidad no debe evaluarse únicamente por el cumplimiento de las asignaciones financieras, sino también por los resultados obtenidos, la eficiencia del gasto y la sostenibilidad fiscal</w:t>
-      </w:r>
-      <w:r>
-        <w:rPr>
-          <w:rFonts w:ascii="Century Gothic" w:eastAsia="Century Gothic" w:hAnsi="Century Gothic" w:cs="Century Gothic"/>
-          <w:sz w:val="22"/>
-          <w:lang w:val="es-BO"/>
-        </w:rPr>
-        <w:t>.</w:t>
+          <w:b/>
+          <w:bCs/>
+          <w:lang w:val="es-BO"/>
+        </w:rPr>
+      </w:pPr>
+      <w:r>
+        <w:rPr>
+          <w:rFonts w:ascii="Century Gothic" w:eastAsia="Century Gothic" w:hAnsi="Century Gothic" w:cs="Century Gothic"/>
+          <w:sz w:val="22"/>
+          <w:szCs w:val="24"/>
+          <w:lang w:val="es-BO"/>
+        </w:rPr>
+        <w:t xml:space="preserve">La articulación de estos tres objetivos constituye la base para alcanzar una reducción del déficit fiscal y una mayor eficiencia del gasto público. Según el esquema, estos resultados no se presentan como objetivos aislados, sino como </w:t>
+      </w:r>
+      <w:r>
+        <w:rPr>
+          <w:rFonts w:ascii="Century Gothic" w:eastAsia="Century Gothic" w:hAnsi="Century Gothic" w:cs="Century Gothic"/>
+          <w:lang w:val="es-BO"/>
+        </w:rPr>
+        <w:t>consecuencias de una gestión fiscal orientada a la estabilidad macroeconómica, la promoción de la inversión pública y la protección social focalizada. En conjunto, este enfoque busca fortalecer la sostenibilidad de las finanzas públicas, mejorar la asignación de los recursos estatales y contribuir al desarrollo económico y social del país.</w:t>
       </w:r>
     </w:p>
     <w:p>
       <w:pPr>
-        <w:spacing w:line="288" w:lineRule="auto"/>
-        <w:jc w:val="both"/>
-        <w:rPr>
-          <w:rFonts w:ascii="Century Gothic" w:eastAsia="Century Gothic" w:hAnsi="Century Gothic" w:cs="Century Gothic"/>
-          <w:sz w:val="22"/>
-          <w:lang w:val="es-BO"/>
-        </w:rPr>
-      </w:pPr>
-      <w:r>
-        <w:rPr>
-          <w:rFonts w:ascii="Century Gothic" w:eastAsia="Century Gothic" w:hAnsi="Century Gothic" w:cs="Century Gothic"/>
-          <w:sz w:val="22"/>
-          <w:lang w:val="es-BO"/>
-        </w:rPr>
-        <w:t>En este marco, el MEFP, como Órgano Rector del Sistema de Presupuesto, ha elaborado el PGE para la gestión 2027 considerando los siguientes aspectos:</w:t>
-      </w:r>
-    </w:p>
-    <w:p>
-      <w:pPr>
         <w:pStyle w:val="Ttulo2"/>
         <w:spacing w:line="288" w:lineRule="auto"/>
       </w:pPr>
@@ -6622,89 +6495,10 @@
           <w:rFonts w:ascii="Century Gothic" w:eastAsia="Century Gothic" w:hAnsi="Century Gothic" w:cs="Century Gothic"/>
           <w:szCs w:val="22"/>
         </w:rPr>
-        <w:t>3.1. Objetivos del PGE 2027 (MARCO)</w:t>
+        <w:t>3.2. Variables macroeconómicas (MARCO)</w:t>
       </w:r>
     </w:p>
     <w:bookmarkEnd w:id="8"/>
-    <w:p>
-      <w:pPr>
-        <w:spacing w:line="288" w:lineRule="auto"/>
-        <w:jc w:val="both"/>
-        <w:rPr>
-          <w:rFonts w:ascii="Century Gothic" w:eastAsia="Century Gothic" w:hAnsi="Century Gothic" w:cs="Century Gothic"/>
-          <w:sz w:val="22"/>
-          <w:lang w:val="es-BO"/>
-        </w:rPr>
-      </w:pPr>
-      <w:r>
-        <w:rPr>
-          <w:rFonts w:ascii="Century Gothic" w:eastAsia="Century Gothic" w:hAnsi="Century Gothic" w:cs="Century Gothic"/>
-          <w:sz w:val="22"/>
-          <w:lang w:val="es-BO"/>
-        </w:rPr>
-        <w:t>El Presupuesto General del Estado (PGE) 2027 plantea tres objetivos estratégicos fundamentales que se articulan entre sí: consolidar la estabilidad macroeconómica y la sostenibilidad fiscal, fomentar la inversión pública y fortalecer la protección social focalizada.</w:t>
-      </w:r>
-      <w:r>
-        <w:rPr>
-          <w:rFonts w:ascii="Century Gothic" w:eastAsia="Century Gothic" w:hAnsi="Century Gothic" w:cs="Century Gothic"/>
-          <w:b/>
-          <w:bCs/>
-          <w:sz w:val="22"/>
-          <w:lang w:val="es-BO"/>
-        </w:rPr>
-        <w:t xml:space="preserve"> </w:t>
-      </w:r>
-      <w:r>
-        <w:rPr>
-          <w:rFonts w:ascii="Century Gothic" w:eastAsia="Century Gothic" w:hAnsi="Century Gothic" w:cs="Century Gothic"/>
-          <w:sz w:val="22"/>
-          <w:lang w:val="es-BO"/>
-        </w:rPr>
-        <w:t>El primer objetivo busca preservar la estabilidad económica del país y garantizar la sostenibilidad de las finanzas públicas en el mediano y largo plazo, el segundo prioriza el impulso de proyectos de inversión pública estratégicos que contribuyan al desarrollo económico y social, y el último garantizar el acceso a servicios y transferencias para los sectores más vulnerables, mediante criterios de eficiencia y focalización.</w:t>
-      </w:r>
-    </w:p>
-    <w:p>
-      <w:pPr>
-        <w:spacing w:line="288" w:lineRule="auto"/>
-        <w:jc w:val="both"/>
-        <w:rPr>
-          <w:rFonts w:ascii="Century Gothic" w:eastAsia="Century Gothic" w:hAnsi="Century Gothic" w:cs="Century Gothic"/>
-          <w:b/>
-          <w:bCs/>
-          <w:lang w:val="es-BO"/>
-        </w:rPr>
-      </w:pPr>
-      <w:r>
-        <w:rPr>
-          <w:rFonts w:ascii="Century Gothic" w:eastAsia="Century Gothic" w:hAnsi="Century Gothic" w:cs="Century Gothic"/>
-          <w:sz w:val="22"/>
-          <w:szCs w:val="24"/>
-          <w:lang w:val="es-BO"/>
-        </w:rPr>
-        <w:t xml:space="preserve">La articulación de estos tres objetivos constituye la base para alcanzar una reducción del déficit fiscal y una mayor eficiencia del gasto público. Según el esquema, estos resultados no se presentan como objetivos aislados, sino como </w:t>
-      </w:r>
-      <w:r>
-        <w:rPr>
-          <w:rFonts w:ascii="Century Gothic" w:eastAsia="Century Gothic" w:hAnsi="Century Gothic" w:cs="Century Gothic"/>
-          <w:lang w:val="es-BO"/>
-        </w:rPr>
-        <w:t>consecuencias de una gestión fiscal orientada a la estabilidad macroeconómica, la promoción de la inversión pública y la protección social focalizada. En conjunto, este enfoque busca fortalecer la sostenibilidad de las finanzas públicas, mejorar la asignación de los recursos estatales y contribuir al desarrollo económico y social del país.</w:t>
-      </w:r>
-    </w:p>
-    <w:p>
-      <w:pPr>
-        <w:pStyle w:val="Ttulo2"/>
-        <w:spacing w:line="288" w:lineRule="auto"/>
-      </w:pPr>
-      <w:r>
-        <w:rPr>
-          <w:rFonts w:ascii="Century Gothic" w:eastAsia="Century Gothic" w:hAnsi="Century Gothic" w:cs="Century Gothic"/>
-          <w:szCs w:val="22"/>
-        </w:rPr>
-        <w:t>3.2. Variables macroeconómicas (MARCO)</w:t>
-      </w:r>
-    </w:p>
-    <w:bookmarkEnd w:id="9"/>
     <w:p>
       <w:pPr>
         <w:keepNext/>
@@ -7420,78 +7214,6 @@
           </w:p>
         </w:tc>
       </w:tr>
-      <w:tr>
-        <w:trPr>
-          <w:cantSplit/>
-          <w:jc w:val="center"/>
-        </w:trPr>
-        <w:tc>
-          <w:tcPr>
-            <w:tcW w:w="4504" w:type="dxa"/>
-          </w:tcPr>
-          <w:p>
-            <w:pPr>
-              <w:keepNext/>
-              <w:spacing w:after="0"/>
-              <w:rPr>
-                <w:lang w:val="es-BO"/>
-              </w:rPr>
-            </w:pPr>
-            <w:r>
-              <w:rPr>
-                <w:rFonts w:ascii="Century Gothic" w:eastAsia="Century Gothic" w:hAnsi="Century Gothic" w:cs="Century Gothic"/>
-                <w:sz w:val="22"/>
-                <w:lang w:val="es-BO"/>
-              </w:rPr>
-              <w:t xml:space="preserve">Inversión pública (en millones de USD)</w:t>
-            </w:r>
-          </w:p>
-        </w:tc>
-        <w:tc>
-          <w:tcPr>
-            <w:tcW w:w="2252" w:type="dxa"/>
-          </w:tcPr>
-          <w:p>
-            <w:pPr>
-              <w:keepNext/>
-              <w:spacing w:after="0"/>
-              <w:jc w:val="right"/>
-              <w:rPr>
-                <w:lang w:val="es-BO"/>
-              </w:rPr>
-            </w:pPr>
-            <w:r>
-              <w:rPr>
-                <w:rFonts w:ascii="Century Gothic" w:eastAsia="Century Gothic" w:hAnsi="Century Gothic" w:cs="Century Gothic"/>
-                <w:sz w:val="22"/>
-                <w:lang w:val="es-BO"/>
-              </w:rPr>
-              <w:t xml:space="preserve">2.954</w:t>
-            </w:r>
-          </w:p>
-        </w:tc>
-        <w:tc>
-          <w:tcPr>
-            <w:tcW w:w="2252" w:type="dxa"/>
-          </w:tcPr>
-          <w:p>
-            <w:pPr>
-              <w:keepNext/>
-              <w:spacing w:after="0"/>
-              <w:jc w:val="right"/>
-              <w:rPr>
-                <w:lang w:val="es-BO"/>
-              </w:rPr>
-            </w:pPr>
-            <w:r>
-              <w:rPr>
-                <w:lang w:val="es-BO"/>
-              </w:rPr>
-              <w:t xml:space="preserve">1.168</w:t>
-            </w:r>
-          </w:p>
-        </w:tc>
-      </w:tr>
     </w:tbl>
     <w:p>
       <w:pPr>
@@ -7787,7 +7509,7 @@
           <w:sz w:val="22"/>
           <w:highlight w:val="yellow"/>
         </w:rPr>
-        <w:t xml:space="preserve">(ver Gráfico N° 8</w:t>
+        <w:t xml:space="preserve">(ver Gráfico N° 7</w:t>
       </w:r>
       <w:r>
         <w:rPr>
@@ -7818,7 +7540,7 @@
           <w:b/>
           <w:sz w:val="22"/>
         </w:rPr>
-        <w:t xml:space="preserve">Gráfico N° 8:</w:t>
+        <w:t xml:space="preserve">Gráfico N° 7:</w:t>
       </w:r>
       <w:r>
         <w:rPr>
@@ -7865,7 +7587,7 @@
           <wp:inline distT="0" distB="0" distL="0" distR="0" wp14:anchorId="1B21A5C4" wp14:editId="417D952A">
             <wp:extent cx="6059805" cy="3980815"/>
             <wp:effectExtent l="0" t="0" r="0" b="0"/>
-            <wp:docPr id="8" name="Imagen 3"/>
+            <wp:docPr id="7" name="Imagen 3"/>
             <wp:cNvGraphicFramePr>
               <a:graphicFrameLocks xmlns:a="http://schemas.openxmlformats.org/drawingml/2006/main" noChangeAspect="1"/>
             </wp:cNvGraphicFramePr>
@@ -7879,7 +7601,7 @@
                     </pic:cNvPicPr>
                   </pic:nvPicPr>
                   <pic:blipFill>
-                    <a:blip r:embed="rId34">
+                    <a:blip r:embed="rId33">
                       <a:extLst>
                         <a:ext uri="{28A0092B-C50C-407E-A947-70E740481C1C}">
                           <a14:useLocalDpi xmlns:a14="http://schemas.microsoft.com/office/drawing/2010/main" val="0"/>
@@ -8384,7 +8106,7 @@
           <wp:inline distT="0" distB="0" distL="0" distR="0" wp14:anchorId="0EEF87ED" wp14:editId="697C1D90">
             <wp:extent cx="5720080" cy="2303145"/>
             <wp:effectExtent l="0" t="0" r="0" b="1905"/>
-            <wp:docPr id="9" name="Imagen 12"/>
+            <wp:docPr id="8" name="Imagen 12"/>
             <wp:cNvGraphicFramePr>
               <a:graphicFrameLocks xmlns:a="http://schemas.openxmlformats.org/drawingml/2006/main" noChangeAspect="1"/>
             </wp:cNvGraphicFramePr>
@@ -8398,7 +8120,7 @@
                     </pic:cNvPicPr>
                   </pic:nvPicPr>
                   <pic:blipFill>
-                    <a:blip r:embed="rId35">
+                    <a:blip r:embed="rId34">
                       <a:extLst>
                         <a:ext uri="{28A0092B-C50C-407E-A947-70E740481C1C}">
                           <a14:useLocalDpi xmlns:a14="http://schemas.microsoft.com/office/drawing/2010/main" val="0"/>
@@ -8584,7 +8306,7 @@
           <w:rFonts w:ascii="Century Gothic" w:eastAsia="Century Gothic" w:hAnsi="Century Gothic" w:cs="Century Gothic"/>
           <w:sz w:val="22"/>
         </w:rPr>
-        <w:t xml:space="preserve">, situación que se evidencia en el presupuesto consolidado (véase Gráfico N° 9). Por el contrario, las Entidades Descentralizadas, las Entidades Territoriales Autónomas (ETA), las Universidades Públicas y las Instituciones Financieras registran gastos superiores a sus recursos, mientras que las Instituciones de Seguridad Social presentan un equilibrio entre ambos componentes presupuestarios.</w:t>
+        <w:t xml:space="preserve">, situación que se evidencia en el presupuesto consolidado (véase Gráfico N° 8). Por el contrario, las Entidades Descentralizadas, las Entidades Territoriales Autónomas (ETA), las Universidades Públicas y las Instituciones Financieras registran gastos superiores a sus recursos, mientras que las Instituciones de Seguridad Social presentan un equilibrio entre ambos componentes presupuestarios.</w:t>
       </w:r>
     </w:p>
     <w:p>
@@ -8606,7 +8328,7 @@
           <w:sz w:val="22"/>
         </w:rPr>
         <w:lastRenderedPageBreak/>
-        <w:t xml:space="preserve">Gráfico N° 9:</w:t>
+        <w:t xml:space="preserve">Gráfico N° 8:</w:t>
       </w:r>
       <w:r>
         <w:rPr>
@@ -8691,7 +8413,7 @@
           <wp:inline distT="0" distB="0" distL="0" distR="0" wp14:anchorId="103F8EF6" wp14:editId="02244E4F">
             <wp:extent cx="5722013" cy="4157980"/>
             <wp:effectExtent l="0" t="0" r="0" b="0"/>
-            <wp:docPr id="10" name="Imagen 7"/>
+            <wp:docPr id="9" name="Imagen 7"/>
             <wp:cNvGraphicFramePr>
               <a:graphicFrameLocks xmlns:a="http://schemas.openxmlformats.org/drawingml/2006/main" noChangeAspect="1"/>
             </wp:cNvGraphicFramePr>
@@ -8705,7 +8427,7 @@
                     </pic:cNvPicPr>
                   </pic:nvPicPr>
                   <pic:blipFill>
-                    <a:blip r:embed="rId36">
+                    <a:blip r:embed="rId35">
                       <a:extLst>
                         <a:ext uri="{28A0092B-C50C-407E-A947-70E740481C1C}">
                           <a14:useLocalDpi xmlns:a14="http://schemas.microsoft.com/office/drawing/2010/main" val="0"/>
@@ -11929,7 +11651,7 @@
           <w:rFonts w:ascii="Century Gothic" w:eastAsia="Century Gothic" w:hAnsi="Century Gothic" w:cs="Century Gothic"/>
           <w:sz w:val="22"/>
         </w:rPr>
-        <w:t xml:space="preserve">La recaudación tributaria sin IDH ni IEHD prevista para 2027 alcanza Bs61.200 millones. Los principales impuestos son IVA MI con Bs14.859 millones, IUE con Bs14.508 millones, RESTO con Bs11.055 millones y IVA M con Bs10.146 millones (ver Gráfico N° 10). </w:t>
+        <w:t xml:space="preserve">La recaudación tributaria sin IDH ni IEHD prevista para 2027 alcanza Bs61.200 millones. Los principales impuestos son IVA MI con Bs14.859 millones, IUE con Bs14.508 millones, RESTO con Bs11.055 millones y IVA M con Bs10.146 millones (ver Gráfico N° 9). </w:t>
       </w:r>
       <w:r>
         <w:rPr>
@@ -11953,7 +11675,7 @@
           <w:sz w:val="22"/>
         </w:rPr>
         <w:lastRenderedPageBreak/>
-        <w:t xml:space="preserve">Gráfico N° 10: Ingresos tributarios sin IDH ni IEHD, 2027 (P)</w:t>
+        <w:t xml:space="preserve">Gráfico N° 9: Ingresos tributarios sin IDH ni IEHD, 2027 (P)</w:t>
       </w:r>
     </w:p>
     <w:p>
@@ -11986,11 +11708,11 @@
           <wp:inline distT="0" distB="0" distL="0" distR="0" wp14:anchorId="0ECF63BC" wp14:editId="57FB17F4">
             <wp:extent cx="5400000" cy="4200000"/>
             <wp:effectExtent l="0" t="0" r="10795" b="10160"/>
-            <wp:docPr id="11" name="Gráfico 8"/>
+            <wp:docPr id="10" name="Gráfico 8"/>
             <wp:cNvGraphicFramePr/>
             <a:graphic xmlns:a="http://schemas.openxmlformats.org/drawingml/2006/main">
               <a:graphicData uri="http://schemas.openxmlformats.org/drawingml/2006/chart">
-                <c:chart xmlns:c="http://schemas.openxmlformats.org/drawingml/2006/chart" r:id="rId37"/>
+                <c:chart xmlns:c="http://schemas.openxmlformats.org/drawingml/2006/chart" r:id="rId36"/>
               </a:graphicData>
             </a:graphic>
           </wp:inline>
@@ -12429,7 +12151,7 @@
           <wp:inline distT="0" distB="0" distL="0" distR="0" wp14:anchorId="0FAC8E0B" wp14:editId="0AFFD44A">
             <wp:extent cx="5720080" cy="4558030"/>
             <wp:effectExtent l="0" t="0" r="0" b="0"/>
-            <wp:docPr id="12" name="Imagen 15"/>
+            <wp:docPr id="11" name="Imagen 15"/>
             <wp:cNvGraphicFramePr>
               <a:graphicFrameLocks xmlns:a="http://schemas.openxmlformats.org/drawingml/2006/main" noChangeAspect="1"/>
             </wp:cNvGraphicFramePr>
@@ -12443,7 +12165,7 @@
                     </pic:cNvPicPr>
                   </pic:nvPicPr>
                   <pic:blipFill>
-                    <a:blip r:embed="rId38">
+                    <a:blip r:embed="rId37">
                       <a:extLst>
                         <a:ext uri="{28A0092B-C50C-407E-A947-70E740481C1C}">
                           <a14:useLocalDpi xmlns:a14="http://schemas.microsoft.com/office/drawing/2010/main" val="0"/>
@@ -12534,912 +12256,19 @@
     </w:p>
     <w:p>
       <w:pPr>
-        <w:spacing w:after="40"/>
-      </w:pPr>
+        <w:pStyle w:val="Ttulo3"/>
+        <w:spacing w:line="288" w:lineRule="auto"/>
+      </w:pPr>
+      <w:r>
+        <w:rPr>
+          <w:rFonts w:ascii="Century Gothic" w:eastAsia="Century Gothic" w:hAnsi="Century Gothic" w:cs="Century Gothic"/>
+          <w:sz w:val="22"/>
+        </w:rPr>
+        <w:t>3.6.2. Gasto Corriente (DANIELA)</w:t>
+      </w:r>
     </w:p>
     <w:p>
       <w:pPr>
-        <w:keepNext/>
-        <w:spacing w:after="0" w:line="288" w:lineRule="auto"/>
-        <w:jc w:val="center"/>
-      </w:pPr>
-      <w:r>
-        <w:rPr>
-          <w:rFonts w:ascii="Century Gothic" w:eastAsia="Century Gothic" w:hAnsi="Century Gothic" w:cs="Century Gothic"/>
-          <w:b/>
-          <w:sz w:val="22"/>
-        </w:rPr>
-        <w:t xml:space="preserve">Tabla N° 6: Presupuesto consolidado de gastos del PGE, 2025 – 2027 (P)</w:t>
-      </w:r>
-    </w:p>
-    <w:p>
-      <w:pPr>
-        <w:keepNext/>
-        <w:spacing w:after="40" w:line="288" w:lineRule="auto"/>
-        <w:jc w:val="center"/>
-      </w:pPr>
-      <w:r>
-        <w:rPr>
-          <w:rFonts w:ascii="Century Gothic" w:eastAsia="Century Gothic" w:hAnsi="Century Gothic" w:cs="Century Gothic"/>
-          <w:i/>
-          <w:sz w:val="22"/>
-        </w:rPr>
-        <w:t>(En millones de bolivianos y porcentaje)</w:t>
-      </w:r>
-    </w:p>
-    <w:tbl>
-      <w:tblPr>
-        <w:tblStyle w:val="Tablaconcuadrcula"/>
-        <w:tblW w:w="9008" w:type="dxa"/>
-        <w:jc w:val="center"/>
-        <w:tblLayout w:type="fixed"/>
-        <w:tblLook w:val="04A0" w:firstRow="1" w:lastRow="0" w:firstColumn="1" w:lastColumn="0" w:noHBand="0" w:noVBand="1"/>
-      </w:tblPr>
-      <w:tblGrid>
-        <w:gridCol w:w="1981"/>
-        <w:gridCol w:w="1171"/>
-        <w:gridCol w:w="1171"/>
-        <w:gridCol w:w="1171"/>
-        <w:gridCol w:w="1171"/>
-        <w:gridCol w:w="1171"/>
-        <w:gridCol w:w="1172"/>
-      </w:tblGrid>
-      <w:tr>
-        <w:trPr>
-          <w:cantSplit/>
-          <w:tblHeader/>
-          <w:jc w:val="center"/>
-        </w:trPr>
-        <w:tc>
-          <w:tcPr>
-            <w:tcW w:w="1981" w:type="dxa"/>
-            <w:shd w:val="clear" w:color="auto" w:fill="D9E2F3"/>
-          </w:tcPr>
-          <w:p>
-            <w:pPr>
-              <w:keepNext/>
-              <w:jc w:val="center"/>
-            </w:pPr>
-            <w:r>
-              <w:rPr>
-                <w:rFonts w:ascii="Century Gothic" w:eastAsia="Century Gothic" w:hAnsi="Century Gothic" w:cs="Century Gothic"/>
-                <w:b/>
-                <w:sz w:val="20"/>
-                <w:szCs w:val="20"/>
-              </w:rPr>
-              <w:t>Detalle</w:t>
-            </w:r>
-          </w:p>
-        </w:tc>
-        <w:tc>
-          <w:tcPr>
-            <w:tcW w:w="1171" w:type="dxa"/>
-            <w:shd w:val="clear" w:color="auto" w:fill="D9E2F3"/>
-          </w:tcPr>
-          <w:p>
-            <w:pPr>
-              <w:keepNext/>
-              <w:jc w:val="center"/>
-            </w:pPr>
-            <w:r>
-              <w:rPr>
-                <w:rFonts w:ascii="Century Gothic" w:eastAsia="Century Gothic" w:hAnsi="Century Gothic" w:cs="Century Gothic"/>
-                <w:b/>
-                <w:sz w:val="20"/>
-                <w:szCs w:val="20"/>
-              </w:rPr>
-              <w:t>2025</w:t>
-            </w:r>
-          </w:p>
-        </w:tc>
-        <w:tc>
-          <w:tcPr>
-            <w:tcW w:w="1171" w:type="dxa"/>
-            <w:shd w:val="clear" w:color="auto" w:fill="D9E2F3"/>
-          </w:tcPr>
-          <w:p>
-            <w:pPr>
-              <w:keepNext/>
-              <w:jc w:val="center"/>
-            </w:pPr>
-            <w:r>
-              <w:rPr>
-                <w:rFonts w:ascii="Century Gothic" w:eastAsia="Century Gothic" w:hAnsi="Century Gothic" w:cs="Century Gothic"/>
-                <w:b/>
-                <w:sz w:val="20"/>
-                <w:szCs w:val="20"/>
-              </w:rPr>
-              <w:t>2026 (P)</w:t>
-            </w:r>
-          </w:p>
-        </w:tc>
-        <w:tc>
-          <w:tcPr>
-            <w:tcW w:w="1171" w:type="dxa"/>
-            <w:shd w:val="clear" w:color="auto" w:fill="D9E2F3"/>
-          </w:tcPr>
-          <w:p>
-            <w:pPr>
-              <w:keepNext/>
-              <w:jc w:val="center"/>
-            </w:pPr>
-            <w:r>
-              <w:rPr>
-                <w:rFonts w:ascii="Century Gothic" w:eastAsia="Century Gothic" w:hAnsi="Century Gothic" w:cs="Century Gothic"/>
-                <w:b/>
-                <w:sz w:val="20"/>
-                <w:szCs w:val="20"/>
-              </w:rPr>
-              <w:t>2026 (R)</w:t>
-            </w:r>
-          </w:p>
-        </w:tc>
-        <w:tc>
-          <w:tcPr>
-            <w:tcW w:w="1171" w:type="dxa"/>
-            <w:shd w:val="clear" w:color="auto" w:fill="D9E2F3"/>
-          </w:tcPr>
-          <w:p>
-            <w:pPr>
-              <w:keepNext/>
-              <w:jc w:val="center"/>
-            </w:pPr>
-            <w:r>
-              <w:rPr>
-                <w:rFonts w:ascii="Century Gothic" w:eastAsia="Century Gothic" w:hAnsi="Century Gothic" w:cs="Century Gothic"/>
-                <w:b/>
-                <w:sz w:val="20"/>
-                <w:szCs w:val="20"/>
-              </w:rPr>
-              <w:t>2027 (P)</w:t>
-            </w:r>
-          </w:p>
-        </w:tc>
-        <w:tc>
-          <w:tcPr>
-            <w:tcW w:w="1171" w:type="dxa"/>
-            <w:shd w:val="clear" w:color="auto" w:fill="D9E2F3"/>
-          </w:tcPr>
-          <w:p>
-            <w:pPr>
-              <w:keepNext/>
-              <w:jc w:val="center"/>
-            </w:pPr>
-            <w:r>
-              <w:rPr>
-                <w:rFonts w:ascii="Century Gothic" w:eastAsia="Century Gothic" w:hAnsi="Century Gothic" w:cs="Century Gothic"/>
-                <w:b/>
-                <w:sz w:val="20"/>
-                <w:szCs w:val="20"/>
-              </w:rPr>
-              <w:t>Part. % 2027</w:t>
-            </w:r>
-          </w:p>
-        </w:tc>
-        <w:tc>
-          <w:tcPr>
-            <w:tcW w:w="1172" w:type="dxa"/>
-            <w:shd w:val="clear" w:color="auto" w:fill="D9E2F3"/>
-          </w:tcPr>
-          <w:p>
-            <w:pPr>
-              <w:keepNext/>
-              <w:jc w:val="center"/>
-            </w:pPr>
-            <w:r>
-              <w:rPr>
-                <w:rFonts w:ascii="Century Gothic" w:eastAsia="Century Gothic" w:hAnsi="Century Gothic" w:cs="Century Gothic"/>
-                <w:b/>
-                <w:sz w:val="20"/>
-                <w:szCs w:val="20"/>
-              </w:rPr>
-              <w:t>Var. % 27/26(R)</w:t>
-            </w:r>
-          </w:p>
-        </w:tc>
-      </w:tr>
-      <w:tr>
-        <w:trPr>
-          <w:cantSplit/>
-          <w:jc w:val="center"/>
-        </w:trPr>
-        <w:tc>
-          <w:tcPr>
-            <w:tcW w:w="1981" w:type="dxa"/>
-            <w:shd w:val="clear" w:color="auto" w:fill="F2F2F2"/>
-          </w:tcPr>
-          <w:p>
-            <w:pPr>
-              <w:keepNext/>
-              <w:spacing w:after="0"/>
-            </w:pPr>
-            <w:r>
-              <w:rPr>
-                <w:rFonts w:ascii="Century Gothic" w:eastAsia="Century Gothic" w:hAnsi="Century Gothic" w:cs="Century Gothic"/>
-                <w:b/>
-                <w:sz w:val="20"/>
-                <w:szCs w:val="20"/>
-              </w:rPr>
-              <w:t>GASTOS CORRIENTES</w:t>
-            </w:r>
-          </w:p>
-        </w:tc>
-        <w:tc>
-          <w:tcPr>
-            <w:tcW w:w="1171" w:type="dxa"/>
-            <w:shd w:val="clear" w:color="auto" w:fill="F2F2F2"/>
-          </w:tcPr>
-          <w:p>
-            <w:pPr>
-              <w:keepNext/>
-              <w:spacing w:after="0"/>
-              <w:jc w:val="right"/>
-            </w:pPr>
-            <w:r>
-              <w:rPr>
-                <w:rFonts w:ascii="Century Gothic" w:eastAsia="Century Gothic" w:hAnsi="Century Gothic" w:cs="Century Gothic"/>
-                <w:b/>
-                <w:sz w:val="20"/>
-                <w:szCs w:val="20"/>
-              </w:rPr>
-              <w:t>174.235</w:t>
-            </w:r>
-          </w:p>
-        </w:tc>
-        <w:tc>
-          <w:tcPr>
-            <w:tcW w:w="1171" w:type="dxa"/>
-            <w:shd w:val="clear" w:color="auto" w:fill="F2F2F2"/>
-          </w:tcPr>
-          <w:p>
-            <w:pPr>
-              <w:keepNext/>
-              <w:spacing w:after="0"/>
-              <w:jc w:val="right"/>
-            </w:pPr>
-            <w:r>
-              <w:rPr>
-                <w:rFonts w:ascii="Century Gothic" w:eastAsia="Century Gothic" w:hAnsi="Century Gothic" w:cs="Century Gothic"/>
-                <w:b/>
-                <w:sz w:val="20"/>
-                <w:szCs w:val="20"/>
-              </w:rPr>
-              <w:t>190.799</w:t>
-            </w:r>
-          </w:p>
-        </w:tc>
-        <w:tc>
-          <w:tcPr>
-            <w:tcW w:w="1171" w:type="dxa"/>
-            <w:shd w:val="clear" w:color="auto" w:fill="F2F2F2"/>
-          </w:tcPr>
-          <w:p>
-            <w:pPr>
-              <w:keepNext/>
-              <w:spacing w:after="0"/>
-              <w:jc w:val="right"/>
-            </w:pPr>
-            <w:r>
-              <w:rPr>
-                <w:rFonts w:ascii="Century Gothic" w:eastAsia="Century Gothic" w:hAnsi="Century Gothic" w:cs="Century Gothic"/>
-                <w:b/>
-                <w:sz w:val="20"/>
-                <w:szCs w:val="20"/>
-              </w:rPr>
-              <w:t>204.826</w:t>
-            </w:r>
-          </w:p>
-        </w:tc>
-        <w:tc>
-          <w:tcPr>
-            <w:tcW w:w="1171" w:type="dxa"/>
-            <w:shd w:val="clear" w:color="auto" w:fill="F2F2F2"/>
-          </w:tcPr>
-          <w:p>
-            <w:pPr>
-              <w:keepNext/>
-              <w:spacing w:after="0"/>
-              <w:jc w:val="right"/>
-            </w:pPr>
-            <w:r>
-              <w:rPr>
-                <w:rFonts w:ascii="Century Gothic" w:eastAsia="Century Gothic" w:hAnsi="Century Gothic" w:cs="Century Gothic"/>
-                <w:b/>
-                <w:sz w:val="20"/>
-                <w:szCs w:val="20"/>
-              </w:rPr>
-              <w:t>245.362</w:t>
-            </w:r>
-          </w:p>
-        </w:tc>
-        <w:tc>
-          <w:tcPr>
-            <w:tcW w:w="1171" w:type="dxa"/>
-            <w:shd w:val="clear" w:color="auto" w:fill="F2F2F2"/>
-          </w:tcPr>
-          <w:p>
-            <w:pPr>
-              <w:keepNext/>
-              <w:spacing w:after="0"/>
-              <w:jc w:val="right"/>
-            </w:pPr>
-            <w:r>
-              <w:rPr>
-                <w:rFonts w:ascii="Century Gothic" w:eastAsia="Century Gothic" w:hAnsi="Century Gothic" w:cs="Century Gothic"/>
-                <w:b/>
-                <w:sz w:val="20"/>
-                <w:szCs w:val="20"/>
-              </w:rPr>
-              <w:t>72,4%</w:t>
-            </w:r>
-          </w:p>
-        </w:tc>
-        <w:tc>
-          <w:tcPr>
-            <w:tcW w:w="1172" w:type="dxa"/>
-            <w:shd w:val="clear" w:color="auto" w:fill="F2F2F2"/>
-          </w:tcPr>
-          <w:p>
-            <w:pPr>
-              <w:keepNext/>
-              <w:spacing w:after="0"/>
-              <w:jc w:val="right"/>
-            </w:pPr>
-            <w:r>
-              <w:rPr>
-                <w:rFonts w:ascii="Century Gothic" w:eastAsia="Century Gothic" w:hAnsi="Century Gothic" w:cs="Century Gothic"/>
-                <w:b/>
-                <w:sz w:val="20"/>
-                <w:szCs w:val="20"/>
-              </w:rPr>
-              <w:t>19,8%</w:t>
-            </w:r>
-          </w:p>
-        </w:tc>
-      </w:tr>
-      <w:tr>
-        <w:trPr>
-          <w:cantSplit/>
-          <w:jc w:val="center"/>
-        </w:trPr>
-        <w:tc>
-          <w:tcPr>
-            <w:tcW w:w="1981" w:type="dxa"/>
-            <w:shd w:val="clear" w:color="auto" w:fill="F2F2F2"/>
-          </w:tcPr>
-          <w:p>
-            <w:pPr>
-              <w:keepNext/>
-              <w:spacing w:after="0"/>
-            </w:pPr>
-            <w:r>
-              <w:rPr>
-                <w:rFonts w:ascii="Century Gothic" w:eastAsia="Century Gothic" w:hAnsi="Century Gothic" w:cs="Century Gothic"/>
-                <w:b/>
-                <w:sz w:val="20"/>
-                <w:szCs w:val="20"/>
-              </w:rPr>
-              <w:t>GASTO DE CAPITAL</w:t>
-            </w:r>
-          </w:p>
-        </w:tc>
-        <w:tc>
-          <w:tcPr>
-            <w:tcW w:w="1171" w:type="dxa"/>
-            <w:shd w:val="clear" w:color="auto" w:fill="F2F2F2"/>
-          </w:tcPr>
-          <w:p>
-            <w:pPr>
-              <w:keepNext/>
-              <w:spacing w:after="0"/>
-              <w:jc w:val="right"/>
-            </w:pPr>
-            <w:r>
-              <w:rPr>
-                <w:rFonts w:ascii="Century Gothic" w:eastAsia="Century Gothic" w:hAnsi="Century Gothic" w:cs="Century Gothic"/>
-                <w:b/>
-                <w:sz w:val="20"/>
-                <w:szCs w:val="20"/>
-              </w:rPr>
-              <w:t>51.046</w:t>
-            </w:r>
-          </w:p>
-        </w:tc>
-        <w:tc>
-          <w:tcPr>
-            <w:tcW w:w="1171" w:type="dxa"/>
-            <w:shd w:val="clear" w:color="auto" w:fill="F2F2F2"/>
-          </w:tcPr>
-          <w:p>
-            <w:pPr>
-              <w:keepNext/>
-              <w:spacing w:after="0"/>
-              <w:jc w:val="right"/>
-            </w:pPr>
-            <w:r>
-              <w:rPr>
-                <w:rFonts w:ascii="Century Gothic" w:eastAsia="Century Gothic" w:hAnsi="Century Gothic" w:cs="Century Gothic"/>
-                <w:b/>
-                <w:sz w:val="20"/>
-                <w:szCs w:val="20"/>
-              </w:rPr>
-              <w:t>40.284</w:t>
-            </w:r>
-          </w:p>
-        </w:tc>
-        <w:tc>
-          <w:tcPr>
-            <w:tcW w:w="1171" w:type="dxa"/>
-            <w:shd w:val="clear" w:color="auto" w:fill="F2F2F2"/>
-          </w:tcPr>
-          <w:p>
-            <w:pPr>
-              <w:keepNext/>
-              <w:spacing w:after="0"/>
-              <w:jc w:val="right"/>
-            </w:pPr>
-            <w:r>
-              <w:rPr>
-                <w:rFonts w:ascii="Century Gothic" w:eastAsia="Century Gothic" w:hAnsi="Century Gothic" w:cs="Century Gothic"/>
-                <w:b/>
-                <w:sz w:val="20"/>
-                <w:szCs w:val="20"/>
-              </w:rPr>
-              <w:t>28.755</w:t>
-            </w:r>
-          </w:p>
-        </w:tc>
-        <w:tc>
-          <w:tcPr>
-            <w:tcW w:w="1171" w:type="dxa"/>
-            <w:shd w:val="clear" w:color="auto" w:fill="F2F2F2"/>
-          </w:tcPr>
-          <w:p>
-            <w:pPr>
-              <w:keepNext/>
-              <w:spacing w:after="0"/>
-              <w:jc w:val="right"/>
-            </w:pPr>
-            <w:r>
-              <w:rPr>
-                <w:rFonts w:ascii="Century Gothic" w:eastAsia="Century Gothic" w:hAnsi="Century Gothic" w:cs="Century Gothic"/>
-                <w:b/>
-                <w:sz w:val="20"/>
-                <w:szCs w:val="20"/>
-              </w:rPr>
-              <w:t>29.063</w:t>
-            </w:r>
-          </w:p>
-        </w:tc>
-        <w:tc>
-          <w:tcPr>
-            <w:tcW w:w="1171" w:type="dxa"/>
-            <w:shd w:val="clear" w:color="auto" w:fill="F2F2F2"/>
-          </w:tcPr>
-          <w:p>
-            <w:pPr>
-              <w:keepNext/>
-              <w:spacing w:after="0"/>
-              <w:jc w:val="right"/>
-            </w:pPr>
-            <w:r>
-              <w:rPr>
-                <w:rFonts w:ascii="Century Gothic" w:eastAsia="Century Gothic" w:hAnsi="Century Gothic" w:cs="Century Gothic"/>
-                <w:b/>
-                <w:sz w:val="20"/>
-                <w:szCs w:val="20"/>
-              </w:rPr>
-              <w:t>8,6%</w:t>
-            </w:r>
-          </w:p>
-        </w:tc>
-        <w:tc>
-          <w:tcPr>
-            <w:tcW w:w="1172" w:type="dxa"/>
-            <w:shd w:val="clear" w:color="auto" w:fill="F2F2F2"/>
-          </w:tcPr>
-          <w:p>
-            <w:pPr>
-              <w:keepNext/>
-              <w:spacing w:after="0"/>
-              <w:jc w:val="right"/>
-            </w:pPr>
-            <w:r>
-              <w:rPr>
-                <w:rFonts w:ascii="Century Gothic" w:eastAsia="Century Gothic" w:hAnsi="Century Gothic" w:cs="Century Gothic"/>
-                <w:b/>
-                <w:sz w:val="20"/>
-                <w:szCs w:val="20"/>
-              </w:rPr>
-              <w:t>1,1%</w:t>
-            </w:r>
-          </w:p>
-        </w:tc>
-      </w:tr>
-      <w:tr>
-        <w:trPr>
-          <w:cantSplit/>
-          <w:jc w:val="center"/>
-        </w:trPr>
-        <w:tc>
-          <w:tcPr>
-            <w:tcW w:w="1981" w:type="dxa"/>
-            <w:shd w:val="clear" w:color="auto" w:fill="F2F2F2"/>
-          </w:tcPr>
-          <w:p>
-            <w:pPr>
-              <w:keepNext/>
-              <w:spacing w:after="0"/>
-            </w:pPr>
-            <w:r>
-              <w:rPr>
-                <w:rFonts w:ascii="Century Gothic" w:eastAsia="Century Gothic" w:hAnsi="Century Gothic" w:cs="Century Gothic"/>
-                <w:b/>
-                <w:sz w:val="20"/>
-                <w:szCs w:val="20"/>
-              </w:rPr>
-              <w:t>USOS DE FONDOS</w:t>
-            </w:r>
-          </w:p>
-        </w:tc>
-        <w:tc>
-          <w:tcPr>
-            <w:tcW w:w="1171" w:type="dxa"/>
-            <w:shd w:val="clear" w:color="auto" w:fill="F2F2F2"/>
-          </w:tcPr>
-          <w:p>
-            <w:pPr>
-              <w:keepNext/>
-              <w:spacing w:after="0"/>
-              <w:jc w:val="right"/>
-            </w:pPr>
-            <w:r>
-              <w:rPr>
-                <w:rFonts w:ascii="Century Gothic" w:eastAsia="Century Gothic" w:hAnsi="Century Gothic" w:cs="Century Gothic"/>
-                <w:b/>
-                <w:sz w:val="20"/>
-                <w:szCs w:val="20"/>
-              </w:rPr>
-              <w:t>71.285</w:t>
-            </w:r>
-          </w:p>
-        </w:tc>
-        <w:tc>
-          <w:tcPr>
-            <w:tcW w:w="1171" w:type="dxa"/>
-            <w:shd w:val="clear" w:color="auto" w:fill="F2F2F2"/>
-          </w:tcPr>
-          <w:p>
-            <w:pPr>
-              <w:keepNext/>
-              <w:spacing w:after="0"/>
-              <w:jc w:val="right"/>
-            </w:pPr>
-            <w:r>
-              <w:rPr>
-                <w:rFonts w:ascii="Century Gothic" w:eastAsia="Century Gothic" w:hAnsi="Century Gothic" w:cs="Century Gothic"/>
-                <w:b/>
-                <w:sz w:val="20"/>
-                <w:szCs w:val="20"/>
-              </w:rPr>
-              <w:t>67.249</w:t>
-            </w:r>
-          </w:p>
-        </w:tc>
-        <w:tc>
-          <w:tcPr>
-            <w:tcW w:w="1171" w:type="dxa"/>
-            <w:shd w:val="clear" w:color="auto" w:fill="F2F2F2"/>
-          </w:tcPr>
-          <w:p>
-            <w:pPr>
-              <w:keepNext/>
-              <w:spacing w:after="0"/>
-              <w:jc w:val="right"/>
-            </w:pPr>
-            <w:r>
-              <w:rPr>
-                <w:rFonts w:ascii="Century Gothic" w:eastAsia="Century Gothic" w:hAnsi="Century Gothic" w:cs="Century Gothic"/>
-                <w:b/>
-                <w:sz w:val="20"/>
-                <w:szCs w:val="20"/>
-              </w:rPr>
-              <w:t>88.042</w:t>
-            </w:r>
-          </w:p>
-        </w:tc>
-        <w:tc>
-          <w:tcPr>
-            <w:tcW w:w="1171" w:type="dxa"/>
-            <w:shd w:val="clear" w:color="auto" w:fill="F2F2F2"/>
-          </w:tcPr>
-          <w:p>
-            <w:pPr>
-              <w:keepNext/>
-              <w:spacing w:after="0"/>
-              <w:jc w:val="right"/>
-            </w:pPr>
-            <w:r>
-              <w:rPr>
-                <w:rFonts w:ascii="Century Gothic" w:eastAsia="Century Gothic" w:hAnsi="Century Gothic" w:cs="Century Gothic"/>
-                <w:b/>
-                <w:sz w:val="20"/>
-                <w:szCs w:val="20"/>
-              </w:rPr>
-              <w:t>64.304</w:t>
-            </w:r>
-          </w:p>
-        </w:tc>
-        <w:tc>
-          <w:tcPr>
-            <w:tcW w:w="1171" w:type="dxa"/>
-            <w:shd w:val="clear" w:color="auto" w:fill="F2F2F2"/>
-          </w:tcPr>
-          <w:p>
-            <w:pPr>
-              <w:keepNext/>
-              <w:spacing w:after="0"/>
-              <w:jc w:val="right"/>
-            </w:pPr>
-            <w:r>
-              <w:rPr>
-                <w:rFonts w:ascii="Century Gothic" w:eastAsia="Century Gothic" w:hAnsi="Century Gothic" w:cs="Century Gothic"/>
-                <w:b/>
-                <w:sz w:val="20"/>
-                <w:szCs w:val="20"/>
-              </w:rPr>
-              <w:t>19,0%</w:t>
-            </w:r>
-          </w:p>
-        </w:tc>
-        <w:tc>
-          <w:tcPr>
-            <w:tcW w:w="1172" w:type="dxa"/>
-            <w:shd w:val="clear" w:color="auto" w:fill="F2F2F2"/>
-          </w:tcPr>
-          <w:p>
-            <w:pPr>
-              <w:keepNext/>
-              <w:spacing w:after="0"/>
-              <w:jc w:val="right"/>
-            </w:pPr>
-            <w:r>
-              <w:rPr>
-                <w:rFonts w:ascii="Century Gothic" w:eastAsia="Century Gothic" w:hAnsi="Century Gothic" w:cs="Century Gothic"/>
-                <w:b/>
-                <w:sz w:val="20"/>
-                <w:szCs w:val="20"/>
-              </w:rPr>
-              <w:t>-27,0%</w:t>
-            </w:r>
-          </w:p>
-        </w:tc>
-      </w:tr>
-      <w:tr>
-        <w:trPr>
-          <w:cantSplit/>
-          <w:jc w:val="center"/>
-        </w:trPr>
-        <w:tc>
-          <w:tcPr>
-            <w:tcW w:w="1981" w:type="dxa"/>
-            <w:shd w:val="clear" w:color="auto" w:fill="F2F2F2"/>
-          </w:tcPr>
-          <w:p>
-            <w:pPr>
-              <w:spacing w:after="0"/>
-            </w:pPr>
-            <w:r>
-              <w:rPr>
-                <w:rFonts w:ascii="Century Gothic" w:eastAsia="Century Gothic" w:hAnsi="Century Gothic" w:cs="Century Gothic"/>
-                <w:b/>
-                <w:sz w:val="20"/>
-                <w:szCs w:val="20"/>
-              </w:rPr>
-              <w:t>TOTAL</w:t>
-            </w:r>
-          </w:p>
-        </w:tc>
-        <w:tc>
-          <w:tcPr>
-            <w:tcW w:w="1171" w:type="dxa"/>
-            <w:shd w:val="clear" w:color="auto" w:fill="F2F2F2"/>
-          </w:tcPr>
-          <w:p>
-            <w:pPr>
-              <w:spacing w:after="0"/>
-              <w:jc w:val="right"/>
-            </w:pPr>
-            <w:r>
-              <w:rPr>
-                <w:rFonts w:ascii="Century Gothic" w:eastAsia="Century Gothic" w:hAnsi="Century Gothic" w:cs="Century Gothic"/>
-                <w:b/>
-                <w:sz w:val="20"/>
-                <w:szCs w:val="20"/>
-              </w:rPr>
-              <w:t>296.566</w:t>
-            </w:r>
-          </w:p>
-        </w:tc>
-        <w:tc>
-          <w:tcPr>
-            <w:tcW w:w="1171" w:type="dxa"/>
-            <w:shd w:val="clear" w:color="auto" w:fill="F2F2F2"/>
-          </w:tcPr>
-          <w:p>
-            <w:pPr>
-              <w:spacing w:after="0"/>
-              <w:jc w:val="right"/>
-            </w:pPr>
-            <w:r>
-              <w:rPr>
-                <w:rFonts w:ascii="Century Gothic" w:eastAsia="Century Gothic" w:hAnsi="Century Gothic" w:cs="Century Gothic"/>
-                <w:b/>
-                <w:sz w:val="20"/>
-                <w:szCs w:val="20"/>
-              </w:rPr>
-              <w:t>298.332</w:t>
-            </w:r>
-          </w:p>
-        </w:tc>
-        <w:tc>
-          <w:tcPr>
-            <w:tcW w:w="1171" w:type="dxa"/>
-            <w:shd w:val="clear" w:color="auto" w:fill="F2F2F2"/>
-          </w:tcPr>
-          <w:p>
-            <w:pPr>
-              <w:spacing w:after="0"/>
-              <w:jc w:val="right"/>
-            </w:pPr>
-            <w:r>
-              <w:rPr>
-                <w:rFonts w:ascii="Century Gothic" w:eastAsia="Century Gothic" w:hAnsi="Century Gothic" w:cs="Century Gothic"/>
-                <w:b/>
-                <w:sz w:val="20"/>
-                <w:szCs w:val="20"/>
-              </w:rPr>
-              <w:t>321.623</w:t>
-            </w:r>
-          </w:p>
-        </w:tc>
-        <w:tc>
-          <w:tcPr>
-            <w:tcW w:w="1171" w:type="dxa"/>
-            <w:shd w:val="clear" w:color="auto" w:fill="F2F2F2"/>
-          </w:tcPr>
-          <w:p>
-            <w:pPr>
-              <w:spacing w:after="0"/>
-              <w:jc w:val="right"/>
-            </w:pPr>
-            <w:r>
-              <w:rPr>
-                <w:rFonts w:ascii="Century Gothic" w:eastAsia="Century Gothic" w:hAnsi="Century Gothic" w:cs="Century Gothic"/>
-                <w:b/>
-                <w:sz w:val="20"/>
-                <w:szCs w:val="20"/>
-              </w:rPr>
-              <w:t>338.729</w:t>
-            </w:r>
-          </w:p>
-        </w:tc>
-        <w:tc>
-          <w:tcPr>
-            <w:tcW w:w="1171" w:type="dxa"/>
-            <w:shd w:val="clear" w:color="auto" w:fill="F2F2F2"/>
-          </w:tcPr>
-          <w:p>
-            <w:pPr>
-              <w:spacing w:after="0"/>
-              <w:jc w:val="right"/>
-            </w:pPr>
-            <w:r>
-              <w:rPr>
-                <w:rFonts w:ascii="Century Gothic" w:eastAsia="Century Gothic" w:hAnsi="Century Gothic" w:cs="Century Gothic"/>
-                <w:b/>
-                <w:sz w:val="20"/>
-                <w:szCs w:val="20"/>
-              </w:rPr>
-              <w:t>100,0%</w:t>
-            </w:r>
-          </w:p>
-        </w:tc>
-        <w:tc>
-          <w:tcPr>
-            <w:tcW w:w="1172" w:type="dxa"/>
-            <w:shd w:val="clear" w:color="auto" w:fill="F2F2F2"/>
-          </w:tcPr>
-          <w:p>
-            <w:pPr>
-              <w:spacing w:after="0"/>
-              <w:jc w:val="right"/>
-            </w:pPr>
-            <w:r>
-              <w:rPr>
-                <w:rFonts w:ascii="Century Gothic" w:eastAsia="Century Gothic" w:hAnsi="Century Gothic" w:cs="Century Gothic"/>
-                <w:b/>
-                <w:sz w:val="20"/>
-                <w:szCs w:val="20"/>
-              </w:rPr>
-              <w:t>5,3%</w:t>
-            </w:r>
-          </w:p>
-        </w:tc>
-      </w:tr>
-    </w:tbl>
-    <w:p>
-      <w:pPr>
-        <w:spacing w:after="0" w:line="240" w:lineRule="auto"/>
-      </w:pPr>
-      <w:r>
-        <w:rPr>
-          <w:rFonts w:ascii="Century Gothic" w:eastAsia="Century Gothic" w:hAnsi="Century Gothic" w:cs="Century Gothic"/>
-          <w:b/>
-          <w:sz w:val="14"/>
-          <w:szCs w:val="14"/>
-        </w:rPr>
-        <w:t xml:space="preserve">Fuente: </w:t>
-      </w:r>
-      <w:r>
-        <w:rPr>
-          <w:rFonts w:ascii="Century Gothic" w:eastAsia="Century Gothic" w:hAnsi="Century Gothic" w:cs="Century Gothic"/>
-          <w:sz w:val="14"/>
-          <w:szCs w:val="14"/>
-        </w:rPr>
-        <w:t>PGE 2025, Proyecto de PGE 2026, PGE 2026 reformulado y bases del Proyecto de PGE 2027</w:t>
-      </w:r>
-    </w:p>
-    <w:p>
-      <w:pPr>
-        <w:spacing w:after="0" w:line="240" w:lineRule="auto"/>
-      </w:pPr>
-      <w:r>
-        <w:rPr>
-          <w:rFonts w:ascii="Century Gothic" w:eastAsia="Century Gothic" w:hAnsi="Century Gothic" w:cs="Century Gothic"/>
-          <w:b/>
-          <w:sz w:val="14"/>
-          <w:szCs w:val="14"/>
-        </w:rPr>
-        <w:t xml:space="preserve">Elaboración: </w:t>
-      </w:r>
-      <w:r>
-        <w:rPr>
-          <w:rFonts w:ascii="Century Gothic" w:eastAsia="Century Gothic" w:hAnsi="Century Gothic" w:cs="Century Gothic"/>
-          <w:sz w:val="14"/>
-          <w:szCs w:val="14"/>
-        </w:rPr>
-        <w:t>MEFP-VPCF-DGPGP-UGPPP</w:t>
-      </w:r>
-    </w:p>
-    <w:p>
-      <w:pPr>
-        <w:spacing w:after="0" w:line="240" w:lineRule="auto"/>
-      </w:pPr>
-      <w:r>
-        <w:rPr>
-          <w:rFonts w:ascii="Century Gothic" w:eastAsia="Century Gothic" w:hAnsi="Century Gothic" w:cs="Century Gothic"/>
-          <w:sz w:val="14"/>
-          <w:szCs w:val="14"/>
-        </w:rPr>
-        <w:t>(R): PGE 2026 reformulado. (P): Proyecto PGE 2027, cifras preliminares.</w:t>
-      </w:r>
-    </w:p>
-    <w:p>
-      <w:pPr>
-        <w:pStyle w:val="Ttulo3"/>
-        <w:spacing w:line="288" w:lineRule="auto"/>
-      </w:pPr>
-      <w:r>
-        <w:rPr>
-          <w:rFonts w:ascii="Century Gothic" w:eastAsia="Century Gothic" w:hAnsi="Century Gothic" w:cs="Century Gothic"/>
-          <w:sz w:val="22"/>
-        </w:rPr>
-        <w:t>3.6.2. Gasto Corriente (DANIELA)</w:t>
-      </w:r>
-    </w:p>
-    <w:p>
-      <w:pPr>
         <w:spacing w:line="288" w:lineRule="auto"/>
         <w:jc w:val="both"/>
       </w:pPr>
@@ -13625,19 +12454,6 @@
           <w:sz w:val="22"/>
         </w:rPr>
         <w:t xml:space="preserve"> millones.</w:t>
-      </w:r>
-    </w:p>
-    <w:p>
-      <w:pPr>
-        <w:spacing w:line="288" w:lineRule="auto"/>
-        <w:jc w:val="both"/>
-      </w:pPr>
-      <w:r>
-        <w:rPr>
-          <w:rFonts w:ascii="Century Gothic" w:eastAsia="Century Gothic" w:hAnsi="Century Gothic" w:cs="Century Gothic"/>
-          <w:sz w:val="22"/>
-        </w:rPr>
-        <w:t>Por nivel institucional, el 33,9% del Gasto Corriente corresponde a las empresas públicas, el 34,7% a los Órganos del Estado, el 11,6% a las Entidades Descentralizadas y el 12,9% a las ETA y Universidades Públicas.</w:t>
       </w:r>
     </w:p>
     <w:p>
@@ -13698,7 +12514,7 @@
           <w:color w:val="000000" w:themeColor="text1"/>
           <w:szCs w:val="21"/>
         </w:rPr>
-        <w:t xml:space="preserve">Gráfico N° 11:</w:t>
+        <w:t xml:space="preserve">Gráfico N° 10:</w:t>
       </w:r>
       <w:r>
         <w:rPr>
@@ -13880,10 +12696,34 @@
           <wp:inline distT="0" distB="0" distL="0" distR="0" wp14:anchorId="47DFF320" wp14:editId="43F1A8DE">
             <wp:extent cx="3118047" cy="3481705"/>
             <wp:effectExtent l="0" t="0" r="6350" b="4445"/>
-            <wp:docPr id="13" name="Gráfico 1">
+            <wp:docPr id="12" name="Gráfico 1">
               <a:extLst xmlns:a="http://schemas.openxmlformats.org/drawingml/2006/main">
                 <a:ext uri="{FF2B5EF4-FFF2-40B4-BE49-F238E27FC236}">
                   <a16:creationId xmlns:a16="http://schemas.microsoft.com/office/drawing/2014/main" id="{DAC8AB19-2970-417B-AE73-1AF0736D0D08}"/>
+                </a:ext>
+              </a:extLst>
+            </wp:docPr>
+            <wp:cNvGraphicFramePr/>
+            <a:graphic xmlns:a="http://schemas.openxmlformats.org/drawingml/2006/main">
+              <a:graphicData uri="http://schemas.openxmlformats.org/drawingml/2006/chart">
+                <c:chart xmlns:c="http://schemas.openxmlformats.org/drawingml/2006/chart" r:id="rId38"/>
+              </a:graphicData>
+            </a:graphic>
+          </wp:inline>
+        </w:drawing>
+      </w:r>
+      <w:r>
+        <w:rPr>
+          <w:noProof/>
+        </w:rPr>
+        <w:drawing>
+          <wp:inline distT="0" distB="0" distL="0" distR="0" wp14:anchorId="595C370E" wp14:editId="28E81E8C">
+            <wp:extent cx="2163536" cy="3449955"/>
+            <wp:effectExtent l="57150" t="57150" r="46355" b="55245"/>
+            <wp:docPr id="13" name="Gráfico 2">
+              <a:extLst xmlns:a="http://schemas.openxmlformats.org/drawingml/2006/main">
+                <a:ext uri="{FF2B5EF4-FFF2-40B4-BE49-F238E27FC236}">
+                  <a16:creationId xmlns:a16="http://schemas.microsoft.com/office/drawing/2014/main" id="{219F7796-6E38-40E4-9AAE-FBAC01E5D29B}"/>
                 </a:ext>
               </a:extLst>
             </wp:docPr>
@@ -13896,30 +12736,6 @@
           </wp:inline>
         </w:drawing>
       </w:r>
-      <w:r>
-        <w:rPr>
-          <w:noProof/>
-        </w:rPr>
-        <w:drawing>
-          <wp:inline distT="0" distB="0" distL="0" distR="0" wp14:anchorId="595C370E" wp14:editId="28E81E8C">
-            <wp:extent cx="2163536" cy="3449955"/>
-            <wp:effectExtent l="57150" t="57150" r="46355" b="55245"/>
-            <wp:docPr id="14" name="Gráfico 2">
-              <a:extLst xmlns:a="http://schemas.openxmlformats.org/drawingml/2006/main">
-                <a:ext uri="{FF2B5EF4-FFF2-40B4-BE49-F238E27FC236}">
-                  <a16:creationId xmlns:a16="http://schemas.microsoft.com/office/drawing/2014/main" id="{219F7796-6E38-40E4-9AAE-FBAC01E5D29B}"/>
-                </a:ext>
-              </a:extLst>
-            </wp:docPr>
-            <wp:cNvGraphicFramePr/>
-            <a:graphic xmlns:a="http://schemas.openxmlformats.org/drawingml/2006/main">
-              <a:graphicData uri="http://schemas.openxmlformats.org/drawingml/2006/chart">
-                <c:chart xmlns:c="http://schemas.openxmlformats.org/drawingml/2006/chart" r:id="rId40"/>
-              </a:graphicData>
-            </a:graphic>
-          </wp:inline>
-        </w:drawing>
-      </w:r>
     </w:p>
     <w:p>
       <w:pPr>
@@ -14658,6 +13474,20 @@
     </w:p>
     <w:p>
       <w:pPr>
+        <w:pStyle w:val="Ttulo3"/>
+        <w:spacing w:line="288" w:lineRule="auto"/>
+      </w:pPr>
+      <w:r>
+        <w:rPr>
+          <w:rFonts w:ascii="Century Gothic" w:eastAsia="Century Gothic" w:hAnsi="Century Gothic" w:cs="Century Gothic"/>
+          <w:sz w:val="22"/>
+          <w:highlight w:val="green"/>
+        </w:rPr>
+        <w:t>3.6.4. Aportes a la Seguridad Social y Beneficios Sociales (FERNANDO)</w:t>
+      </w:r>
+    </w:p>
+    <w:p>
+      <w:pPr>
         <w:spacing w:line="288" w:lineRule="auto"/>
         <w:jc w:val="both"/>
       </w:pPr>
@@ -14666,7 +13496,7 @@
           <w:rFonts w:ascii="Century Gothic" w:eastAsia="Century Gothic" w:hAnsi="Century Gothic" w:cs="Century Gothic"/>
           <w:sz w:val="22"/>
         </w:rPr>
-        <w:t>Al magisterio fiscal de las Direcciones Departamentales de Educación (DDE) se destinan Bs18.991 millones, a los Servicios Departamentales de Salud (SEDES) Bs4.032 millones, al Programa Nacional de Salud Bs2.362 millones, a la Policía Boliviana Bs3.809 millones y a las Fuerzas Armadas Bs2.727 millones. Salud y educación concentran en conjunto el 56,4% (Bs32.679 millones) del gasto en sueldos y salarios.</w:t>
+        <w:t>Los Aportes a la Seguridad Social representan el 2,4% del PGE consolidado y ascienden a Bs7.916 millones, correspondientes a los aportes patronales, principalmente de Entidades Descentralizadas (Bs3.008 millones), Órganos del Estado (Bs1.812 millones) y GAD y GAR (Bs791 millones).</w:t>
       </w:r>
     </w:p>
     <w:p>
@@ -14679,7 +13509,33 @@
           <w:rFonts w:ascii="Century Gothic" w:eastAsia="Century Gothic" w:hAnsi="Century Gothic" w:cs="Century Gothic"/>
           <w:sz w:val="22"/>
         </w:rPr>
-        <w:t xml:space="preserve">El sector público cuenta con </w:t>
+        <w:t>Los Beneficios Sociales por indemnizaciones, desahucios y similares suman Bs122 millones, principalmente de Universidades Públicas (Bs66 millones) y Empresas Públicas (Bs32 millones).</w:t>
+      </w:r>
+    </w:p>
+    <w:p>
+      <w:pPr>
+        <w:pStyle w:val="Ttulo3"/>
+        <w:spacing w:line="288" w:lineRule="auto"/>
+      </w:pPr>
+      <w:r>
+        <w:rPr>
+          <w:rFonts w:ascii="Century Gothic" w:eastAsia="Century Gothic" w:hAnsi="Century Gothic" w:cs="Century Gothic"/>
+          <w:sz w:val="22"/>
+        </w:rPr>
+        <w:t>3.6.5. Bienes y Servicios (DANIELA)</w:t>
+      </w:r>
+    </w:p>
+    <w:p>
+      <w:pPr>
+        <w:spacing w:line="288" w:lineRule="auto"/>
+        <w:jc w:val="both"/>
+      </w:pPr>
+      <w:r>
+        <w:rPr>
+          <w:rFonts w:ascii="Century Gothic" w:eastAsia="Century Gothic" w:hAnsi="Century Gothic" w:cs="Century Gothic"/>
+          <w:sz w:val="22"/>
+        </w:rPr>
+        <w:t xml:space="preserve">El gasto consolidado en Bienes y Servicios alcanza </w:t>
       </w:r>
       <w:r>
         <w:rPr>
@@ -14687,14 +13543,7 @@
           <w:sz w:val="22"/>
           <w:highlight w:val="yellow"/>
         </w:rPr>
-        <w:t>[COMPLETAR: cantidad]</w:t>
-      </w:r>
-      <w:r>
-        <w:rPr>
-          <w:rFonts w:ascii="Century Gothic" w:eastAsia="Century Gothic" w:hAnsi="Century Gothic" w:cs="Century Gothic"/>
-          <w:sz w:val="22"/>
-        </w:rPr>
-        <w:t xml:space="preserve"> ítems a septiembre de 2026: el </w:t>
+        <w:t>B</w:t>
       </w:r>
       <w:r>
         <w:rPr>
@@ -14702,14 +13551,7 @@
           <w:sz w:val="22"/>
           <w:highlight w:val="yellow"/>
         </w:rPr>
-        <w:t>[COMPLETAR]</w:t>
-      </w:r>
-      <w:r>
-        <w:rPr>
-          <w:rFonts w:ascii="Century Gothic" w:eastAsia="Century Gothic" w:hAnsi="Century Gothic" w:cs="Century Gothic"/>
-          <w:sz w:val="22"/>
-        </w:rPr>
-        <w:t xml:space="preserve">% corresponde a salud, educación y gestión social, el </w:t>
+        <w:t>s100</w:t>
       </w:r>
       <w:r>
         <w:rPr>
@@ -14717,14 +13559,28 @@
           <w:sz w:val="22"/>
           <w:highlight w:val="yellow"/>
         </w:rPr>
-        <w:t>[COMPLETAR]</w:t>
-      </w:r>
-      <w:r>
-        <w:rPr>
-          <w:rFonts w:ascii="Century Gothic" w:eastAsia="Century Gothic" w:hAnsi="Century Gothic" w:cs="Century Gothic"/>
-          <w:sz w:val="22"/>
-        </w:rPr>
-        <w:t xml:space="preserve">% a la Policía Boliviana y las Fuerzas Armadas, y el </w:t>
+        <w:t>.</w:t>
+      </w:r>
+      <w:r>
+        <w:rPr>
+          <w:rFonts w:ascii="Century Gothic" w:eastAsia="Century Gothic" w:hAnsi="Century Gothic" w:cs="Century Gothic"/>
+          <w:sz w:val="22"/>
+        </w:rPr>
+        <w:t>400</w:t>
+      </w:r>
+      <w:r>
+        <w:rPr>
+          <w:rFonts w:ascii="Century Gothic" w:eastAsia="Century Gothic" w:hAnsi="Century Gothic" w:cs="Century Gothic"/>
+          <w:sz w:val="22"/>
+        </w:rPr>
+        <w:t xml:space="preserve"> </w:t>
+      </w:r>
+      <w:r>
+        <w:rPr>
+          <w:rFonts w:ascii="Century Gothic" w:eastAsia="Century Gothic" w:hAnsi="Century Gothic" w:cs="Century Gothic"/>
+          <w:sz w:val="22"/>
+        </w:rPr>
+        <w:t xml:space="preserve">millones, el </w:t>
       </w:r>
       <w:r>
         <w:rPr>
@@ -14732,14 +13588,92 @@
           <w:sz w:val="22"/>
           <w:highlight w:val="yellow"/>
         </w:rPr>
-        <w:t>[COMPLETAR]</w:t>
-      </w:r>
-      <w:r>
-        <w:rPr>
-          <w:rFonts w:ascii="Century Gothic" w:eastAsia="Century Gothic" w:hAnsi="Century Gothic" w:cs="Century Gothic"/>
-          <w:sz w:val="22"/>
-        </w:rPr>
-        <w:t xml:space="preserve">% a las ETA y Universidades Públicas (ver Gráfico N° 12).</w:t>
+        <w:t>30,0</w:t>
+      </w:r>
+      <w:r>
+        <w:rPr>
+          <w:rFonts w:ascii="Century Gothic" w:eastAsia="Century Gothic" w:hAnsi="Century Gothic" w:cs="Century Gothic"/>
+          <w:sz w:val="22"/>
+          <w:highlight w:val="yellow"/>
+        </w:rPr>
+        <w:t>%</w:t>
+      </w:r>
+      <w:r>
+        <w:rPr>
+          <w:rFonts w:ascii="Century Gothic" w:eastAsia="Century Gothic" w:hAnsi="Century Gothic" w:cs="Century Gothic"/>
+          <w:sz w:val="22"/>
+        </w:rPr>
+        <w:t xml:space="preserve"> del presupuesto consolidado, </w:t>
+      </w:r>
+      <w:r>
+        <w:rPr>
+          <w:rFonts w:ascii="Century Gothic" w:eastAsia="Century Gothic" w:hAnsi="Century Gothic" w:cs="Century Gothic"/>
+          <w:sz w:val="22"/>
+          <w:highlight w:val="yellow"/>
+        </w:rPr>
+        <w:t>21,1</w:t>
+      </w:r>
+      <w:r>
+        <w:rPr>
+          <w:rFonts w:ascii="Century Gothic" w:eastAsia="Century Gothic" w:hAnsi="Century Gothic" w:cs="Century Gothic"/>
+          <w:sz w:val="22"/>
+          <w:highlight w:val="yellow"/>
+        </w:rPr>
+        <w:t>%</w:t>
+      </w:r>
+      <w:r>
+        <w:rPr>
+          <w:rFonts w:ascii="Century Gothic" w:eastAsia="Century Gothic" w:hAnsi="Century Gothic" w:cs="Century Gothic"/>
+          <w:sz w:val="22"/>
+        </w:rPr>
+        <w:t xml:space="preserve"> más que en 2026. YPFB concentra Bs58.562 millones (</w:t>
+      </w:r>
+      <w:r>
+        <w:rPr>
+          <w:rFonts w:ascii="Century Gothic" w:eastAsia="Century Gothic" w:hAnsi="Century Gothic" w:cs="Century Gothic"/>
+          <w:sz w:val="22"/>
+          <w:highlight w:val="yellow"/>
+        </w:rPr>
+        <w:t>58,3</w:t>
+      </w:r>
+      <w:r>
+        <w:rPr>
+          <w:rFonts w:ascii="Century Gothic" w:eastAsia="Century Gothic" w:hAnsi="Century Gothic" w:cs="Century Gothic"/>
+          <w:sz w:val="22"/>
+          <w:highlight w:val="yellow"/>
+        </w:rPr>
+        <w:t>%</w:t>
+      </w:r>
+      <w:r>
+        <w:rPr>
+          <w:rFonts w:ascii="Century Gothic" w:eastAsia="Century Gothic" w:hAnsi="Century Gothic" w:cs="Century Gothic"/>
+          <w:sz w:val="22"/>
+        </w:rPr>
+        <w:t xml:space="preserve"> del total), de los cuales </w:t>
+      </w:r>
+      <w:r>
+        <w:rPr>
+          <w:rFonts w:ascii="Century Gothic" w:eastAsia="Century Gothic" w:hAnsi="Century Gothic" w:cs="Century Gothic"/>
+          <w:sz w:val="22"/>
+          <w:highlight w:val="yellow"/>
+          <w:lang w:val="es-ES"/>
+        </w:rPr>
+        <w:t>Bs 42.289 millones</w:t>
+      </w:r>
+      <w:r>
+        <w:rPr>
+          <w:rFonts w:ascii="Century Gothic" w:eastAsia="Century Gothic" w:hAnsi="Century Gothic" w:cs="Century Gothic"/>
+          <w:sz w:val="22"/>
+          <w:highlight w:val="yellow"/>
+        </w:rPr>
+        <w:t xml:space="preserve"> </w:t>
+      </w:r>
+      <w:r>
+        <w:rPr>
+          <w:rFonts w:ascii="Century Gothic" w:eastAsia="Century Gothic" w:hAnsi="Century Gothic" w:cs="Century Gothic"/>
+          <w:sz w:val="22"/>
+        </w:rPr>
+        <w:t>corresponden a la compra de combustibles para su comercialización en el mercado interno (ver Gráfico N° 11).</w:t>
       </w:r>
     </w:p>
     <w:p>
@@ -14754,482 +13688,7 @@
           <w:b/>
           <w:sz w:val="22"/>
         </w:rPr>
-        <w:t xml:space="preserve">Gráfico N° 12: Ítems del sector público </w:t>
-      </w:r>
-      <w:r>
-        <w:rPr>
-          <w:rFonts w:ascii="Century Gothic" w:eastAsia="Century Gothic" w:hAnsi="Century Gothic" w:cs="Century Gothic"/>
-          <w:b/>
-          <w:sz w:val="22"/>
-          <w:highlight w:val="yellow"/>
-        </w:rPr>
-        <w:t>[ACTUALIZAR a 2026]</w:t>
-      </w:r>
-    </w:p>
-    <w:p>
-      <w:pPr>
-        <w:keepNext/>
-        <w:spacing w:after="40" w:line="288" w:lineRule="auto"/>
-        <w:jc w:val="center"/>
-      </w:pPr>
-      <w:r>
-        <w:rPr>
-          <w:rFonts w:ascii="Century Gothic" w:eastAsia="Century Gothic" w:hAnsi="Century Gothic" w:cs="Century Gothic"/>
-          <w:i/>
-          <w:sz w:val="22"/>
-        </w:rPr>
-        <w:t>(En porcentaje)</w:t>
-      </w:r>
-    </w:p>
-    <w:p>
-      <w:pPr>
-        <w:keepNext/>
-        <w:jc w:val="center"/>
-      </w:pPr>
-      <w:r>
-        <w:rPr>
-          <w:noProof/>
-        </w:rPr>
-        <mc:AlternateContent>
-          <mc:Choice Requires="wps">
-            <w:drawing>
-              <wp:anchor distT="45720" distB="45720" distL="114300" distR="114300" simplePos="0" relativeHeight="251657728" behindDoc="0" locked="0" layoutInCell="1" allowOverlap="1" wp14:anchorId="5872F2E3" wp14:editId="2601BB76">
-                <wp:simplePos x="0" y="0"/>
-                <wp:positionH relativeFrom="column">
-                  <wp:posOffset>2629898</wp:posOffset>
-                </wp:positionH>
-                <wp:positionV relativeFrom="paragraph">
-                  <wp:posOffset>1802130</wp:posOffset>
-                </wp:positionV>
-                <wp:extent cx="2360930" cy="1404620"/>
-                <wp:effectExtent l="0" t="0" r="0" b="4445"/>
-                <wp:wrapNone/>
-                <wp:docPr id="15" name="Cuadro de texto 5014"/>
-                <wp:cNvGraphicFramePr>
-                  <a:graphicFrameLocks xmlns:a="http://schemas.openxmlformats.org/drawingml/2006/main"/>
-                </wp:cNvGraphicFramePr>
-                <a:graphic xmlns:a="http://schemas.openxmlformats.org/drawingml/2006/main">
-                  <a:graphicData uri="http://schemas.microsoft.com/office/word/2010/wordprocessingShape">
-                    <wps:wsp>
-                      <wps:cNvSpPr txBox="1">
-                        <a:spLocks noChangeArrowheads="1"/>
-                      </wps:cNvSpPr>
-                      <wps:spPr bwMode="auto">
-                        <a:xfrm>
-                          <a:off x="0" y="0"/>
-                          <a:ext cx="2360930" cy="1404620"/>
-                        </a:xfrm>
-                        <a:prstGeom prst="rect">
-                          <a:avLst/>
-                        </a:prstGeom>
-                        <a:noFill/>
-                        <a:ln w="9525">
-                          <a:noFill/>
-                          <a:miter lim="800000"/>
-                          <a:headEnd/>
-                          <a:tailEnd/>
-                        </a:ln>
-                      </wps:spPr>
-                      <wps:txbx>
-                        <w:txbxContent>
-                          <w:p>
-                            <w:pPr>
-                              <w:jc w:val="center"/>
-                              <w:rPr>
-                                <w:rFonts w:ascii="Century Gothic" w:hAnsi="Century Gothic"/>
-                                <w:b/>
-                                <w:bCs/>
-                                <w:color w:val="000000" w:themeColor="text1"/>
-                              </w:rPr>
-                            </w:pPr>
-                            <w:r>
-                              <w:rPr>
-                                <w:rFonts w:ascii="Century Gothic" w:hAnsi="Century Gothic"/>
-                                <w:b/>
-                                <w:bCs/>
-                                <w:color w:val="000000" w:themeColor="text1"/>
-                              </w:rPr>
-                              <w:t>2025</w:t>
-                            </w:r>
-                            <w:r>
-                              <w:rPr>
-                                <w:rFonts w:ascii="Century Gothic" w:hAnsi="Century Gothic"/>
-                                <w:b/>
-                                <w:bCs/>
-                                <w:color w:val="000000" w:themeColor="text1"/>
-                              </w:rPr>
-                              <w:br/>
-                              <w:t>Total 445.954 ítems</w:t>
-                            </w:r>
-                          </w:p>
-                        </w:txbxContent>
-                      </wps:txbx>
-                      <wps:bodyPr rot="0" vert="horz" wrap="square" lIns="91440" tIns="45720" rIns="91440" bIns="45720" anchor="t" anchorCtr="0">
-                        <a:spAutoFit/>
-                      </wps:bodyPr>
-                    </wps:wsp>
-                  </a:graphicData>
-                </a:graphic>
-                <wp14:sizeRelH relativeFrom="margin">
-                  <wp14:pctWidth>40000</wp14:pctWidth>
-                </wp14:sizeRelH>
-                <wp14:sizeRelV relativeFrom="margin">
-                  <wp14:pctHeight>20000</wp14:pctHeight>
-                </wp14:sizeRelV>
-              </wp:anchor>
-            </w:drawing>
-          </mc:Choice>
-          <mc:Fallback>
-            <w:pict>
-              <v:shape w14:anchorId="5872F2E3" id="Cuadro de texto 5014" o:spid="_x0000_s1027" type="#_x0000_t202" style="position:absolute;left:0;text-align:left;margin-left:207.1pt;margin-top:141.9pt;width:185.9pt;height:110.6pt;z-index:251657728;visibility:visible;mso-wrap-style:square;mso-width-percent:400;mso-height-percent:200;mso-wrap-distance-left:9pt;mso-wrap-distance-top:3.6pt;mso-wrap-distance-right:9pt;mso-wrap-distance-bottom:3.6pt;mso-position-horizontal:absolute;mso-position-horizontal-relative:text;mso-position-vertical:absolute;mso-position-vertical-relative:text;mso-width-percent:400;mso-height-percent:200;mso-width-relative:margin;mso-height-relative:margin;v-text-anchor:top" o:gfxdata="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" filled="f" stroked="f">
-                <v:textbox style="mso-fit-shape-to-text:t">
-                  <w:txbxContent>
-                    <w:p>
-                      <w:pPr>
-                        <w:jc w:val="center"/>
-                        <w:rPr>
-                          <w:rFonts w:ascii="Century Gothic" w:hAnsi="Century Gothic"/>
-                          <w:b/>
-                          <w:bCs/>
-                          <w:color w:val="000000" w:themeColor="text1"/>
-                        </w:rPr>
-                      </w:pPr>
-                      <w:r>
-                        <w:rPr>
-                          <w:rFonts w:ascii="Century Gothic" w:hAnsi="Century Gothic"/>
-                          <w:b/>
-                          <w:bCs/>
-                          <w:color w:val="000000" w:themeColor="text1"/>
-                        </w:rPr>
-                        <w:t>2025</w:t>
-                      </w:r>
-                      <w:r>
-                        <w:rPr>
-                          <w:rFonts w:ascii="Century Gothic" w:hAnsi="Century Gothic"/>
-                          <w:b/>
-                          <w:bCs/>
-                          <w:color w:val="000000" w:themeColor="text1"/>
-                        </w:rPr>
-                        <w:br/>
-                        <w:t>Total 445.954 ítems</w:t>
-                      </w:r>
-                    </w:p>
-                  </w:txbxContent>
-                </v:textbox>
-              </v:shape>
-            </w:pict>
-          </mc:Fallback>
-        </mc:AlternateContent>
-      </w:r>
-      <w:r>
-        <w:rPr>
-          <w:rFonts w:ascii="Century Gothic" w:eastAsia="Century Gothic" w:hAnsi="Century Gothic" w:cs="Century Gothic"/>
-          <w:noProof/>
-          <w:sz w:val="22"/>
-        </w:rPr>
-        <w:drawing>
-          <wp:inline distT="0" distB="0" distL="0" distR="0" wp14:anchorId="2D0D8123" wp14:editId="490A0C0B">
-            <wp:extent cx="5400000" cy="4200000"/>
-            <wp:effectExtent l="0" t="0" r="10795" b="10160"/>
-            <wp:docPr id="16" name="Gráfico 10"/>
-            <wp:cNvGraphicFramePr/>
-            <a:graphic xmlns:a="http://schemas.openxmlformats.org/drawingml/2006/main">
-              <a:graphicData uri="http://schemas.openxmlformats.org/drawingml/2006/chart">
-                <c:chart xmlns:c="http://schemas.openxmlformats.org/drawingml/2006/chart" r:id="rId41"/>
-              </a:graphicData>
-            </a:graphic>
-          </wp:inline>
-        </w:drawing>
-      </w:r>
-    </w:p>
-    <w:p>
-      <w:pPr>
-        <w:spacing w:after="0" w:line="240" w:lineRule="auto"/>
-      </w:pPr>
-      <w:r>
-        <w:rPr>
-          <w:rFonts w:ascii="Century Gothic" w:eastAsia="Century Gothic" w:hAnsi="Century Gothic" w:cs="Century Gothic"/>
-          <w:b/>
-          <w:sz w:val="14"/>
-          <w:szCs w:val="14"/>
-        </w:rPr>
-        <w:t xml:space="preserve">Fuente: </w:t>
-      </w:r>
-      <w:r>
-        <w:rPr>
-          <w:rFonts w:ascii="Century Gothic" w:eastAsia="Century Gothic" w:hAnsi="Century Gothic" w:cs="Century Gothic"/>
-          <w:sz w:val="14"/>
-          <w:szCs w:val="14"/>
-        </w:rPr>
-        <w:t xml:space="preserve">Escalas salariales vigentes a septiembre de 2025 </w:t>
-      </w:r>
-      <w:r>
-        <w:rPr>
-          <w:rFonts w:ascii="Century Gothic" w:eastAsia="Century Gothic" w:hAnsi="Century Gothic" w:cs="Century Gothic"/>
-          <w:sz w:val="14"/>
-          <w:szCs w:val="14"/>
-          <w:highlight w:val="yellow"/>
-        </w:rPr>
-        <w:t>[ACTUALIZAR]</w:t>
-      </w:r>
-    </w:p>
-    <w:p>
-      <w:pPr>
-        <w:spacing w:after="0" w:line="240" w:lineRule="auto"/>
-      </w:pPr>
-      <w:r>
-        <w:rPr>
-          <w:rFonts w:ascii="Century Gothic" w:eastAsia="Century Gothic" w:hAnsi="Century Gothic" w:cs="Century Gothic"/>
-          <w:b/>
-          <w:sz w:val="14"/>
-          <w:szCs w:val="14"/>
-        </w:rPr>
-        <w:t xml:space="preserve">Elaboración: </w:t>
-      </w:r>
-      <w:r>
-        <w:rPr>
-          <w:rFonts w:ascii="Century Gothic" w:eastAsia="Century Gothic" w:hAnsi="Century Gothic" w:cs="Century Gothic"/>
-          <w:sz w:val="14"/>
-          <w:szCs w:val="14"/>
-        </w:rPr>
-        <w:t>MEFP-VPCF-DGPGP-UGPPP</w:t>
-      </w:r>
-    </w:p>
-    <w:p>
-      <w:pPr>
-        <w:spacing w:after="0" w:line="240" w:lineRule="auto"/>
-      </w:pPr>
-      <w:r>
-        <w:rPr>
-          <w:rFonts w:ascii="Century Gothic" w:eastAsia="Century Gothic" w:hAnsi="Century Gothic" w:cs="Century Gothic"/>
-          <w:sz w:val="14"/>
-          <w:szCs w:val="14"/>
-        </w:rPr>
-        <w:t>Elaboración: MEFP-VPCF-DGPGP-USS</w:t>
-      </w:r>
-    </w:p>
-    <w:p>
-      <w:pPr>
-        <w:spacing w:after="40"/>
-      </w:pPr>
-    </w:p>
-    <w:p>
-      <w:pPr>
-        <w:pStyle w:val="Ttulo3"/>
-        <w:spacing w:line="288" w:lineRule="auto"/>
-      </w:pPr>
-      <w:r>
-        <w:rPr>
-          <w:rFonts w:ascii="Century Gothic" w:eastAsia="Century Gothic" w:hAnsi="Century Gothic" w:cs="Century Gothic"/>
-          <w:sz w:val="22"/>
-          <w:highlight w:val="green"/>
-        </w:rPr>
-        <w:t>3.6.4. Aportes a la Seguridad Social y Beneficios Sociales (FERNANDO)</w:t>
-      </w:r>
-    </w:p>
-    <w:p>
-      <w:pPr>
-        <w:spacing w:line="288" w:lineRule="auto"/>
-        <w:jc w:val="both"/>
-      </w:pPr>
-      <w:r>
-        <w:rPr>
-          <w:rFonts w:ascii="Century Gothic" w:eastAsia="Century Gothic" w:hAnsi="Century Gothic" w:cs="Century Gothic"/>
-          <w:sz w:val="22"/>
-        </w:rPr>
-        <w:t>Los Aportes a la Seguridad Social representan el 2,4% del PGE consolidado y ascienden a Bs7.916 millones, correspondientes a los aportes patronales, principalmente de Entidades Descentralizadas (Bs3.008 millones), Órganos del Estado (Bs1.812 millones) y GAD y GAR (Bs791 millones).</w:t>
-      </w:r>
-    </w:p>
-    <w:p>
-      <w:pPr>
-        <w:spacing w:line="288" w:lineRule="auto"/>
-        <w:jc w:val="both"/>
-      </w:pPr>
-      <w:r>
-        <w:rPr>
-          <w:rFonts w:ascii="Century Gothic" w:eastAsia="Century Gothic" w:hAnsi="Century Gothic" w:cs="Century Gothic"/>
-          <w:sz w:val="22"/>
-        </w:rPr>
-        <w:t>Los Beneficios Sociales por indemnizaciones, desahucios y similares suman Bs122 millones, principalmente de Universidades Públicas (Bs66 millones) y Empresas Públicas (Bs32 millones).</w:t>
-      </w:r>
-    </w:p>
-    <w:p>
-      <w:pPr>
-        <w:pStyle w:val="Ttulo3"/>
-        <w:spacing w:line="288" w:lineRule="auto"/>
-      </w:pPr>
-      <w:r>
-        <w:rPr>
-          <w:rFonts w:ascii="Century Gothic" w:eastAsia="Century Gothic" w:hAnsi="Century Gothic" w:cs="Century Gothic"/>
-          <w:sz w:val="22"/>
-        </w:rPr>
-        <w:t>3.6.5. Bienes y Servicios (DANIELA)</w:t>
-      </w:r>
-    </w:p>
-    <w:p>
-      <w:pPr>
-        <w:spacing w:line="288" w:lineRule="auto"/>
-        <w:jc w:val="both"/>
-      </w:pPr>
-      <w:r>
-        <w:rPr>
-          <w:rFonts w:ascii="Century Gothic" w:eastAsia="Century Gothic" w:hAnsi="Century Gothic" w:cs="Century Gothic"/>
-          <w:sz w:val="22"/>
-        </w:rPr>
-        <w:t xml:space="preserve">El gasto consolidado en Bienes y Servicios alcanza </w:t>
-      </w:r>
-      <w:r>
-        <w:rPr>
-          <w:rFonts w:ascii="Century Gothic" w:eastAsia="Century Gothic" w:hAnsi="Century Gothic" w:cs="Century Gothic"/>
-          <w:sz w:val="22"/>
-          <w:highlight w:val="yellow"/>
-        </w:rPr>
-        <w:t>B</w:t>
-      </w:r>
-      <w:r>
-        <w:rPr>
-          <w:rFonts w:ascii="Century Gothic" w:eastAsia="Century Gothic" w:hAnsi="Century Gothic" w:cs="Century Gothic"/>
-          <w:sz w:val="22"/>
-          <w:highlight w:val="yellow"/>
-        </w:rPr>
-        <w:t>s100</w:t>
-      </w:r>
-      <w:r>
-        <w:rPr>
-          <w:rFonts w:ascii="Century Gothic" w:eastAsia="Century Gothic" w:hAnsi="Century Gothic" w:cs="Century Gothic"/>
-          <w:sz w:val="22"/>
-          <w:highlight w:val="yellow"/>
-        </w:rPr>
-        <w:t>.</w:t>
-      </w:r>
-      <w:r>
-        <w:rPr>
-          <w:rFonts w:ascii="Century Gothic" w:eastAsia="Century Gothic" w:hAnsi="Century Gothic" w:cs="Century Gothic"/>
-          <w:sz w:val="22"/>
-        </w:rPr>
-        <w:t>400</w:t>
-      </w:r>
-      <w:r>
-        <w:rPr>
-          <w:rFonts w:ascii="Century Gothic" w:eastAsia="Century Gothic" w:hAnsi="Century Gothic" w:cs="Century Gothic"/>
-          <w:sz w:val="22"/>
-        </w:rPr>
-        <w:t xml:space="preserve"> </w:t>
-      </w:r>
-      <w:r>
-        <w:rPr>
-          <w:rFonts w:ascii="Century Gothic" w:eastAsia="Century Gothic" w:hAnsi="Century Gothic" w:cs="Century Gothic"/>
-          <w:sz w:val="22"/>
-        </w:rPr>
-        <w:t xml:space="preserve">millones, el </w:t>
-      </w:r>
-      <w:r>
-        <w:rPr>
-          <w:rFonts w:ascii="Century Gothic" w:eastAsia="Century Gothic" w:hAnsi="Century Gothic" w:cs="Century Gothic"/>
-          <w:sz w:val="22"/>
-          <w:highlight w:val="yellow"/>
-        </w:rPr>
-        <w:t>30,0</w:t>
-      </w:r>
-      <w:r>
-        <w:rPr>
-          <w:rFonts w:ascii="Century Gothic" w:eastAsia="Century Gothic" w:hAnsi="Century Gothic" w:cs="Century Gothic"/>
-          <w:sz w:val="22"/>
-          <w:highlight w:val="yellow"/>
-        </w:rPr>
-        <w:t>%</w:t>
-      </w:r>
-      <w:r>
-        <w:rPr>
-          <w:rFonts w:ascii="Century Gothic" w:eastAsia="Century Gothic" w:hAnsi="Century Gothic" w:cs="Century Gothic"/>
-          <w:sz w:val="22"/>
-        </w:rPr>
-        <w:t xml:space="preserve"> del presupuesto consolidado, </w:t>
-      </w:r>
-      <w:r>
-        <w:rPr>
-          <w:rFonts w:ascii="Century Gothic" w:eastAsia="Century Gothic" w:hAnsi="Century Gothic" w:cs="Century Gothic"/>
-          <w:sz w:val="22"/>
-          <w:highlight w:val="yellow"/>
-        </w:rPr>
-        <w:t>21,1</w:t>
-      </w:r>
-      <w:r>
-        <w:rPr>
-          <w:rFonts w:ascii="Century Gothic" w:eastAsia="Century Gothic" w:hAnsi="Century Gothic" w:cs="Century Gothic"/>
-          <w:sz w:val="22"/>
-          <w:highlight w:val="yellow"/>
-        </w:rPr>
-        <w:t>%</w:t>
-      </w:r>
-      <w:r>
-        <w:rPr>
-          <w:rFonts w:ascii="Century Gothic" w:eastAsia="Century Gothic" w:hAnsi="Century Gothic" w:cs="Century Gothic"/>
-          <w:sz w:val="22"/>
-        </w:rPr>
-        <w:t xml:space="preserve"> más que en 2026. YPFB concentra Bs58.562 millones (</w:t>
-      </w:r>
-      <w:r>
-        <w:rPr>
-          <w:rFonts w:ascii="Century Gothic" w:eastAsia="Century Gothic" w:hAnsi="Century Gothic" w:cs="Century Gothic"/>
-          <w:sz w:val="22"/>
-          <w:highlight w:val="yellow"/>
-        </w:rPr>
-        <w:t>58,3</w:t>
-      </w:r>
-      <w:r>
-        <w:rPr>
-          <w:rFonts w:ascii="Century Gothic" w:eastAsia="Century Gothic" w:hAnsi="Century Gothic" w:cs="Century Gothic"/>
-          <w:sz w:val="22"/>
-          <w:highlight w:val="yellow"/>
-        </w:rPr>
-        <w:t>%</w:t>
-      </w:r>
-      <w:r>
-        <w:rPr>
-          <w:rFonts w:ascii="Century Gothic" w:eastAsia="Century Gothic" w:hAnsi="Century Gothic" w:cs="Century Gothic"/>
-          <w:sz w:val="22"/>
-        </w:rPr>
-        <w:t xml:space="preserve"> del total), de los cuales </w:t>
-      </w:r>
-      <w:r>
-        <w:rPr>
-          <w:rFonts w:ascii="Century Gothic" w:eastAsia="Century Gothic" w:hAnsi="Century Gothic" w:cs="Century Gothic"/>
-          <w:sz w:val="22"/>
-          <w:highlight w:val="yellow"/>
-          <w:lang w:val="es-ES"/>
-        </w:rPr>
-        <w:t>Bs 42.289 millones</w:t>
-      </w:r>
-      <w:r>
-        <w:rPr>
-          <w:rFonts w:ascii="Century Gothic" w:eastAsia="Century Gothic" w:hAnsi="Century Gothic" w:cs="Century Gothic"/>
-          <w:sz w:val="22"/>
-          <w:highlight w:val="yellow"/>
-        </w:rPr>
-        <w:t xml:space="preserve"> </w:t>
-      </w:r>
-      <w:r>
-        <w:rPr>
-          <w:rFonts w:ascii="Century Gothic" w:eastAsia="Century Gothic" w:hAnsi="Century Gothic" w:cs="Century Gothic"/>
-          <w:sz w:val="22"/>
-        </w:rPr>
-        <w:t xml:space="preserve">corresponden a la compra de combustibles para su comercialización en el mercado interno (ver Gráfico N° 13).</w:t>
-      </w:r>
-    </w:p>
-    <w:p>
-      <w:pPr>
-        <w:keepNext/>
-        <w:spacing w:after="0" w:line="288" w:lineRule="auto"/>
-        <w:jc w:val="center"/>
-      </w:pPr>
-      <w:r>
-        <w:rPr>
-          <w:rFonts w:ascii="Century Gothic" w:eastAsia="Century Gothic" w:hAnsi="Century Gothic" w:cs="Century Gothic"/>
-          <w:b/>
-          <w:sz w:val="22"/>
-        </w:rPr>
-        <w:t xml:space="preserve">Gráfico N° 13: Presupuesto de bienes y servicios por nivel institucional, 2027 (P)</w:t>
+        <w:t>Gráfico N° 11: Presupuesto de bienes y servicios por nivel institucional, 2027 (P)</w:t>
       </w:r>
     </w:p>
     <w:p>
@@ -15260,7 +13719,7 @@
           <wp:inline distT="0" distB="0" distL="0" distR="0" wp14:anchorId="46CF4972" wp14:editId="563E6498">
             <wp:extent cx="6013884" cy="3826774"/>
             <wp:effectExtent l="0" t="0" r="0" b="2540"/>
-            <wp:docPr id="17" name="Imagen 17"/>
+            <wp:docPr id="14" name="Imagen 17"/>
             <wp:cNvGraphicFramePr>
               <a:graphicFrameLocks xmlns:a="http://schemas.openxmlformats.org/drawingml/2006/main" noChangeAspect="1"/>
             </wp:cNvGraphicFramePr>
@@ -15274,7 +13733,7 @@
                     </pic:cNvPicPr>
                   </pic:nvPicPr>
                   <pic:blipFill>
-                    <a:blip r:embed="rId42">
+                    <a:blip r:embed="rId40">
                       <a:extLst>
                         <a:ext uri="{28A0092B-C50C-407E-A947-70E740481C1C}">
                           <a14:useLocalDpi xmlns:a14="http://schemas.microsoft.com/office/drawing/2010/main" val="0"/>
@@ -15609,7 +14068,7 @@
           <w:sz w:val="22"/>
         </w:rPr>
         <w:lastRenderedPageBreak/>
-        <w:t xml:space="preserve">prioriza el sector productivo, con el 41,7% del total, seguido del social (33,0%), infraestructura (22,5%) y multisectorial (2,8%) (ver Gráfico N° 14).</w:t>
+        <w:t>prioriza el sector productivo, con el 41,7% del total, seguido del social (33,0%), infraestructura (22,5%) y multisectorial (2,8%) (ver Gráfico N° 12).</w:t>
       </w:r>
     </w:p>
     <w:p>
@@ -15626,7 +14085,7 @@
           <w:sz w:val="22"/>
           <w:highlight w:val="yellow"/>
         </w:rPr>
-        <w:t xml:space="preserve">Gráfico N° 14:</w:t>
+        <w:t>Gráfico</w:t>
       </w:r>
       <w:proofErr w:type="spellEnd"/>
       <w:r>
@@ -15636,7 +14095,7 @@
           <w:sz w:val="22"/>
           <w:highlight w:val="yellow"/>
         </w:rPr>
-        <w:t xml:space="preserve"> </w:t>
+        <w:t xml:space="preserve"> N° 12: </w:t>
       </w:r>
       <w:proofErr w:type="spellStart"/>
       <w:r>
@@ -15747,7 +14206,7 @@
           <wp:inline distT="0" distB="0" distL="0" distR="0" wp14:anchorId="72414B0F" wp14:editId="4DE96361">
             <wp:extent cx="5394960" cy="2726485"/>
             <wp:effectExtent l="0" t="0" r="0" b="0"/>
-            <wp:docPr id="18" name="Picture 12"/>
+            <wp:docPr id="15" name="Picture 12"/>
             <wp:cNvGraphicFramePr>
               <a:graphicFrameLocks xmlns:a="http://schemas.openxmlformats.org/drawingml/2006/main" noChangeAspect="1"/>
             </wp:cNvGraphicFramePr>
@@ -16302,6 +14761,19 @@
     </w:p>
     <w:p>
       <w:pPr>
+        <w:pStyle w:val="Ttulo2"/>
+        <w:spacing w:line="288" w:lineRule="auto"/>
+      </w:pPr>
+      <w:r>
+        <w:rPr>
+          <w:rFonts w:ascii="Century Gothic" w:eastAsia="Century Gothic" w:hAnsi="Century Gothic" w:cs="Century Gothic"/>
+          <w:szCs w:val="22"/>
+        </w:rPr>
+        <w:t>3.7. Gasto Social y Productivo (UNIDADES DGPGP)</w:t>
+      </w:r>
+    </w:p>
+    <w:p>
+      <w:pPr>
         <w:spacing w:line="288" w:lineRule="auto"/>
         <w:jc w:val="both"/>
       </w:pPr>
@@ -16310,11 +14782,55 @@
           <w:rFonts w:ascii="Century Gothic" w:eastAsia="Century Gothic" w:hAnsi="Century Gothic" w:cs="Century Gothic"/>
           <w:sz w:val="22"/>
         </w:rPr>
-        <w:t>Los intereses de la deuda pública ascienden a Bs24.141 millones: Bs13.827 millones de deuda interna y Bs10.314 millones de deuda externa, registrados principalmente por el TGN (Bs15.970 millones) y el Banco Central de Bolivia (BCB) (Bs7.421 millones).</w:t>
+        <w:t xml:space="preserve">El presupuesto consolidado del sector social asciende a Bs77.555 millones </w:t>
+      </w:r>
+      <w:r>
+        <w:rPr>
+          <w:rFonts w:ascii="Century Gothic" w:eastAsia="Century Gothic" w:hAnsi="Century Gothic" w:cs="Century Gothic"/>
+          <w:sz w:val="22"/>
+          <w:highlight w:val="yellow"/>
+        </w:rPr>
+        <w:t>[VERIFICAR: criterio de agrupación]</w:t>
+      </w:r>
+      <w:r>
+        <w:rPr>
+          <w:rFonts w:ascii="Century Gothic" w:eastAsia="Century Gothic" w:hAnsi="Century Gothic" w:cs="Century Gothic"/>
+          <w:sz w:val="22"/>
+        </w:rPr>
+        <w:t xml:space="preserve">, el 22,9% del consolidado. Los sectores con mayor asignación son educación, con Bs35.038 millones, y salud y deportes, con Bs30.783 millones, que representan el 10,3% y el 9,1% del consolidado, respectivamente. </w:t>
+      </w:r>
+      <w:r>
+        <w:rPr>
+          <w:rFonts w:ascii="Century Gothic" w:eastAsia="Century Gothic" w:hAnsi="Century Gothic" w:cs="Century Gothic"/>
+          <w:sz w:val="22"/>
+          <w:highlight w:val="yellow"/>
+        </w:rPr>
+        <w:t>[COMPLETAR: principales programas por sector]</w:t>
       </w:r>
     </w:p>
     <w:p>
       <w:pPr>
+        <w:spacing w:line="288" w:lineRule="auto"/>
+        <w:jc w:val="both"/>
+      </w:pPr>
+      <w:r>
+        <w:rPr>
+          <w:rFonts w:ascii="Century Gothic" w:eastAsia="Century Gothic" w:hAnsi="Century Gothic" w:cs="Century Gothic"/>
+          <w:sz w:val="22"/>
+        </w:rPr>
+        <w:t xml:space="preserve">En el ámbito productivo, al sector de hidrocarburos y energía se asignan Bs78.875 millones, a obras públicas, servicios y vivienda Bs19.653 millones, a minería y metalurgia Bs12.417 millones y a desarrollo productivo, rural y agua Bs12.431 millones. </w:t>
+      </w:r>
+      <w:r>
+        <w:rPr>
+          <w:rFonts w:ascii="Century Gothic" w:eastAsia="Century Gothic" w:hAnsi="Century Gothic" w:cs="Century Gothic"/>
+          <w:sz w:val="22"/>
+          <w:highlight w:val="yellow"/>
+        </w:rPr>
+        <w:t>[COMPLETAR: destinos principales]</w:t>
+      </w:r>
+    </w:p>
+    <w:p>
+      <w:pPr>
         <w:pStyle w:val="Ttulo2"/>
         <w:spacing w:line="288" w:lineRule="auto"/>
       </w:pPr>
@@ -16322,321 +14838,54 @@
         <w:rPr>
           <w:rFonts w:ascii="Century Gothic" w:eastAsia="Century Gothic" w:hAnsi="Century Gothic" w:cs="Century Gothic"/>
           <w:szCs w:val="22"/>
-        </w:rPr>
-        <w:t>3.7. Gasto Social y Productivo (UNIDADES DGPGP)</w:t>
-      </w:r>
-    </w:p>
-    <w:p>
-      <w:pPr>
-        <w:spacing w:line="288" w:lineRule="auto"/>
-        <w:jc w:val="both"/>
-      </w:pPr>
-      <w:r>
-        <w:rPr>
-          <w:rFonts w:ascii="Century Gothic" w:eastAsia="Century Gothic" w:hAnsi="Century Gothic" w:cs="Century Gothic"/>
-          <w:sz w:val="22"/>
-        </w:rPr>
-        <w:t xml:space="preserve">El presupuesto consolidado del sector social asciende a Bs77.555 millones </w:t>
-      </w:r>
-      <w:r>
-        <w:rPr>
-          <w:rFonts w:ascii="Century Gothic" w:eastAsia="Century Gothic" w:hAnsi="Century Gothic" w:cs="Century Gothic"/>
-          <w:sz w:val="22"/>
-          <w:highlight w:val="yellow"/>
-        </w:rPr>
-        <w:t>[VERIFICAR: criterio de agrupación]</w:t>
-      </w:r>
-      <w:r>
-        <w:rPr>
-          <w:rFonts w:ascii="Century Gothic" w:eastAsia="Century Gothic" w:hAnsi="Century Gothic" w:cs="Century Gothic"/>
-          <w:sz w:val="22"/>
-        </w:rPr>
-        <w:t xml:space="preserve">, el 22,9% del consolidado. Los sectores con mayor asignación son educación, con Bs35.038 millones, y salud y deportes, con Bs30.783 millones, que representan el 10,3% y el 9,1% del consolidado, respectivamente. </w:t>
-      </w:r>
-      <w:r>
-        <w:rPr>
-          <w:rFonts w:ascii="Century Gothic" w:eastAsia="Century Gothic" w:hAnsi="Century Gothic" w:cs="Century Gothic"/>
-          <w:sz w:val="22"/>
-          <w:highlight w:val="yellow"/>
-        </w:rPr>
-        <w:t>[COMPLETAR: principales programas por sector]</w:t>
-      </w:r>
-    </w:p>
-    <w:p>
-      <w:pPr>
-        <w:spacing w:line="288" w:lineRule="auto"/>
-        <w:jc w:val="both"/>
-      </w:pPr>
-      <w:r>
-        <w:rPr>
-          <w:rFonts w:ascii="Century Gothic" w:eastAsia="Century Gothic" w:hAnsi="Century Gothic" w:cs="Century Gothic"/>
-          <w:sz w:val="22"/>
-        </w:rPr>
-        <w:t xml:space="preserve">En el ámbito productivo, al sector de hidrocarburos y energía se asignan Bs78.875 millones, a obras públicas, servicios y vivienda Bs19.653 millones, a minería y metalurgia Bs12.417 millones y a desarrollo productivo, rural y agua Bs12.431 millones. </w:t>
-      </w:r>
-      <w:r>
-        <w:rPr>
-          <w:rFonts w:ascii="Century Gothic" w:eastAsia="Century Gothic" w:hAnsi="Century Gothic" w:cs="Century Gothic"/>
-          <w:sz w:val="22"/>
-          <w:highlight w:val="yellow"/>
-        </w:rPr>
-        <w:t>[COMPLETAR: destinos principales]</w:t>
-      </w:r>
-    </w:p>
-    <w:p>
-      <w:pPr>
-        <w:pStyle w:val="Ttulo2"/>
-        <w:spacing w:line="288" w:lineRule="auto"/>
-      </w:pPr>
+          <w:highlight w:val="green"/>
+        </w:rPr>
+        <w:t xml:space="preserve">3.8. Presupuesto de las Entidades Territoriales Autónomas (ETA) y </w:t>
+      </w:r>
+      <w:proofErr w:type="spellStart"/>
       <w:r>
         <w:rPr>
           <w:rFonts w:ascii="Century Gothic" w:eastAsia="Century Gothic" w:hAnsi="Century Gothic" w:cs="Century Gothic"/>
           <w:szCs w:val="22"/>
           <w:highlight w:val="green"/>
         </w:rPr>
-        <w:t xml:space="preserve">3.8. Presupuesto de las Entidades Territoriales Autónomas (ETA) y </w:t>
-      </w:r>
-      <w:proofErr w:type="spellStart"/>
+        <w:t>Universidades</w:t>
+      </w:r>
+      <w:proofErr w:type="spellEnd"/>
       <w:r>
         <w:rPr>
           <w:rFonts w:ascii="Century Gothic" w:eastAsia="Century Gothic" w:hAnsi="Century Gothic" w:cs="Century Gothic"/>
           <w:szCs w:val="22"/>
           <w:highlight w:val="green"/>
         </w:rPr>
-        <w:t>Universidades</w:t>
-      </w:r>
-      <w:proofErr w:type="spellEnd"/>
+        <w:t xml:space="preserve"> </w:t>
+      </w:r>
+      <w:proofErr w:type="spellStart"/>
       <w:r>
         <w:rPr>
           <w:rFonts w:ascii="Century Gothic" w:eastAsia="Century Gothic" w:hAnsi="Century Gothic" w:cs="Century Gothic"/>
           <w:szCs w:val="22"/>
           <w:highlight w:val="green"/>
         </w:rPr>
-        <w:t xml:space="preserve"> </w:t>
-      </w:r>
-      <w:proofErr w:type="spellStart"/>
+        <w:t>Públicas</w:t>
+      </w:r>
+      <w:proofErr w:type="spellEnd"/>
       <w:r>
         <w:rPr>
           <w:rFonts w:ascii="Century Gothic" w:eastAsia="Century Gothic" w:hAnsi="Century Gothic" w:cs="Century Gothic"/>
           <w:szCs w:val="22"/>
           <w:highlight w:val="green"/>
         </w:rPr>
-        <w:t>Públicas</w:t>
-      </w:r>
-      <w:proofErr w:type="spellEnd"/>
+        <w:t xml:space="preserve"> (SILVIA</w:t>
+      </w:r>
       <w:r>
         <w:rPr>
           <w:rFonts w:ascii="Century Gothic" w:eastAsia="Century Gothic" w:hAnsi="Century Gothic" w:cs="Century Gothic"/>
           <w:szCs w:val="22"/>
           <w:highlight w:val="green"/>
         </w:rPr>
-        <w:t xml:space="preserve"> (SILVIA</w:t>
-      </w:r>
-      <w:r>
-        <w:rPr>
-          <w:rFonts w:ascii="Century Gothic" w:eastAsia="Century Gothic" w:hAnsi="Century Gothic" w:cs="Century Gothic"/>
-          <w:szCs w:val="22"/>
-          <w:highlight w:val="green"/>
-        </w:rPr>
         <w:t>)</w:t>
       </w:r>
-    </w:p>
-    <w:p>
-      <w:pPr>
-        <w:spacing w:line="288" w:lineRule="auto"/>
-        <w:jc w:val="both"/>
-      </w:pPr>
-      <w:r>
-        <w:rPr>
-          <w:rFonts w:ascii="Century Gothic" w:eastAsia="Century Gothic" w:hAnsi="Century Gothic" w:cs="Century Gothic"/>
-          <w:sz w:val="22"/>
-        </w:rPr>
-        <w:t xml:space="preserve">Para la gestión 2027, el presupuesto de los GAD, el GAR, los GAM, los GAIOC y las Universidades Públicas (considerando los recursos del TGN destinados a SEDES y SEDEGES, sus entidades descentralizadas, empresas públicas y seguros universitarios) asciende a </w:t>
-      </w:r>
-      <w:r>
-        <w:rPr>
-          <w:rFonts w:ascii="Century Gothic" w:eastAsia="Century Gothic" w:hAnsi="Century Gothic" w:cs="Century Gothic"/>
-          <w:sz w:val="22"/>
-          <w:highlight w:val="yellow"/>
-        </w:rPr>
-        <w:t>[COMPLETAR: monto]</w:t>
-      </w:r>
-      <w:r>
-        <w:rPr>
-          <w:rFonts w:ascii="Century Gothic" w:eastAsia="Century Gothic" w:hAnsi="Century Gothic" w:cs="Century Gothic"/>
-          <w:sz w:val="22"/>
-        </w:rPr>
-        <w:t xml:space="preserve">, </w:t>
-      </w:r>
-      <w:r>
-        <w:rPr>
-          <w:rFonts w:ascii="Century Gothic" w:eastAsia="Century Gothic" w:hAnsi="Century Gothic" w:cs="Century Gothic"/>
-          <w:sz w:val="22"/>
-          <w:highlight w:val="yellow"/>
-        </w:rPr>
-        <w:t xml:space="preserve">[COMPLETAR: </w:t>
-      </w:r>
-      <w:proofErr w:type="gramStart"/>
-      <w:r>
-        <w:rPr>
-          <w:rFonts w:ascii="Century Gothic" w:eastAsia="Century Gothic" w:hAnsi="Century Gothic" w:cs="Century Gothic"/>
-          <w:sz w:val="22"/>
-          <w:highlight w:val="yellow"/>
-        </w:rPr>
-        <w:t>variación]</w:t>
-      </w:r>
-      <w:r>
-        <w:rPr>
-          <w:rFonts w:ascii="Century Gothic" w:eastAsia="Century Gothic" w:hAnsi="Century Gothic" w:cs="Century Gothic"/>
-          <w:sz w:val="22"/>
-        </w:rPr>
-        <w:t>%</w:t>
-      </w:r>
-      <w:proofErr w:type="gramEnd"/>
-      <w:r>
-        <w:rPr>
-          <w:rFonts w:ascii="Century Gothic" w:eastAsia="Century Gothic" w:hAnsi="Century Gothic" w:cs="Century Gothic"/>
-          <w:sz w:val="22"/>
-        </w:rPr>
-        <w:t xml:space="preserve"> respecto a 2026 (ver Gráfico N° 15).</w:t>
-      </w:r>
-    </w:p>
-    <w:p>
-      <w:pPr>
-        <w:keepNext/>
-        <w:spacing w:after="0" w:line="288" w:lineRule="auto"/>
-        <w:jc w:val="center"/>
-      </w:pPr>
-      <w:r>
-        <w:rPr>
-          <w:rFonts w:ascii="Century Gothic" w:eastAsia="Century Gothic" w:hAnsi="Century Gothic" w:cs="Century Gothic"/>
-          <w:b/>
-          <w:sz w:val="22"/>
-        </w:rPr>
-        <w:lastRenderedPageBreak/>
-        <w:t xml:space="preserve">Gráfico N° 15: Presupuesto de las ETA y Universidades Públicas </w:t>
-      </w:r>
-      <w:r>
-        <w:rPr>
-          <w:rFonts w:ascii="Century Gothic" w:eastAsia="Century Gothic" w:hAnsi="Century Gothic" w:cs="Century Gothic"/>
-          <w:b/>
-          <w:sz w:val="22"/>
-          <w:highlight w:val="yellow"/>
-        </w:rPr>
-        <w:t>[ACTUALIZAR a 2026 (R) – 2027 (P)]</w:t>
-      </w:r>
-    </w:p>
-    <w:p>
-      <w:pPr>
-        <w:keepNext/>
-        <w:spacing w:after="40" w:line="288" w:lineRule="auto"/>
-        <w:jc w:val="center"/>
-      </w:pPr>
-      <w:r>
-        <w:rPr>
-          <w:rFonts w:ascii="Century Gothic" w:eastAsia="Century Gothic" w:hAnsi="Century Gothic" w:cs="Century Gothic"/>
-          <w:i/>
-          <w:sz w:val="22"/>
-        </w:rPr>
-        <w:t>(En millones de bolivianos y porcentaje)</w:t>
-      </w:r>
-    </w:p>
-    <w:p>
-      <w:pPr>
-        <w:keepNext/>
-        <w:jc w:val="center"/>
-      </w:pPr>
-      <w:r>
-        <w:rPr>
-          <w:rFonts w:ascii="Century Gothic" w:eastAsia="Century Gothic" w:hAnsi="Century Gothic" w:cs="Century Gothic"/>
-          <w:noProof/>
-          <w:sz w:val="22"/>
-        </w:rPr>
-        <w:drawing>
-          <wp:inline distT="0" distB="0" distL="0" distR="0" wp14:anchorId="0D964D7E" wp14:editId="5A2798AA">
-            <wp:extent cx="5394600" cy="3888000"/>
-            <wp:effectExtent l="0" t="0" r="0" b="0"/>
-            <wp:docPr id="19" name="Gráfico 13"/>
-            <wp:cNvGraphicFramePr/>
-            <a:graphic xmlns:a="http://schemas.openxmlformats.org/drawingml/2006/main">
-              <a:graphicData uri="http://schemas.openxmlformats.org/drawingml/2006/chart">
-                <c:chart xmlns:c="http://schemas.openxmlformats.org/drawingml/2006/chart" r:id="rId43"/>
-              </a:graphicData>
-            </a:graphic>
-          </wp:inline>
-        </w:drawing>
-      </w:r>
-    </w:p>
-    <w:p>
-      <w:pPr>
-        <w:spacing w:after="0" w:line="240" w:lineRule="auto"/>
-      </w:pPr>
-      <w:r>
-        <w:rPr>
-          <w:rFonts w:ascii="Century Gothic" w:eastAsia="Century Gothic" w:hAnsi="Century Gothic" w:cs="Century Gothic"/>
-          <w:b/>
-          <w:sz w:val="14"/>
-          <w:szCs w:val="14"/>
-        </w:rPr>
-        <w:t xml:space="preserve">Fuente: </w:t>
-      </w:r>
-      <w:r>
-        <w:rPr>
-          <w:rFonts w:ascii="Century Gothic" w:eastAsia="Century Gothic" w:hAnsi="Century Gothic" w:cs="Century Gothic"/>
-          <w:sz w:val="14"/>
-          <w:szCs w:val="14"/>
-        </w:rPr>
-        <w:t xml:space="preserve">UET </w:t>
-      </w:r>
-      <w:r>
-        <w:rPr>
-          <w:rFonts w:ascii="Century Gothic" w:eastAsia="Century Gothic" w:hAnsi="Century Gothic" w:cs="Century Gothic"/>
-          <w:sz w:val="14"/>
-          <w:szCs w:val="14"/>
-          <w:highlight w:val="yellow"/>
-        </w:rPr>
-        <w:t>[ACTUALIZAR]</w:t>
-      </w:r>
-    </w:p>
-    <w:p>
-      <w:pPr>
-        <w:spacing w:after="0" w:line="240" w:lineRule="auto"/>
-      </w:pPr>
-      <w:r>
-        <w:rPr>
-          <w:rFonts w:ascii="Century Gothic" w:eastAsia="Century Gothic" w:hAnsi="Century Gothic" w:cs="Century Gothic"/>
-          <w:b/>
-          <w:sz w:val="14"/>
-          <w:szCs w:val="14"/>
-        </w:rPr>
-        <w:t xml:space="preserve">Elaboración: </w:t>
-      </w:r>
-      <w:r>
-        <w:rPr>
-          <w:rFonts w:ascii="Century Gothic" w:eastAsia="Century Gothic" w:hAnsi="Century Gothic" w:cs="Century Gothic"/>
-          <w:sz w:val="14"/>
-          <w:szCs w:val="14"/>
-        </w:rPr>
-        <w:t>MEFP-VPCF-DGPGP-UGPPP</w:t>
-      </w:r>
-    </w:p>
-    <w:p>
-      <w:pPr>
-        <w:spacing w:after="0" w:line="240" w:lineRule="auto"/>
-      </w:pPr>
-      <w:r>
-        <w:rPr>
-          <w:rFonts w:ascii="Century Gothic" w:eastAsia="Century Gothic" w:hAnsi="Century Gothic" w:cs="Century Gothic"/>
-          <w:sz w:val="14"/>
-          <w:szCs w:val="14"/>
-        </w:rPr>
-        <w:t>Incluye recursos del TGN, además de sus entidades descentralizadas, empresas públicas y seguros universitarios. Datos actuales del Excel: 2025 y 2026 (P).</w:t>
-      </w:r>
-    </w:p>
-    <w:p>
-      <w:pPr>
-        <w:spacing w:after="40"/>
-      </w:pPr>
     </w:p>
     <w:p>
       <w:pPr>
@@ -16682,7 +14931,7 @@
           <w:szCs w:val="21"/>
           <w:lang w:val="es-ES" w:eastAsia="es-BO"/>
         </w:rPr>
-        <w:t xml:space="preserve">Gráfico N° 16:</w:t>
+        <w:t xml:space="preserve">Gráfico N° 13:</w:t>
       </w:r>
       <w:proofErr w:type="spellStart"/>
       <w:r>
@@ -16737,7 +14986,7 @@
         </w:rPr>
         <w:t>Universidades Públicas, 2026 – 202</w:t>
       </w:r>
-      <w:bookmarkEnd w:id="10"/>
+      <w:bookmarkEnd w:id="9"/>
       <w:r>
         <w:rPr>
           <w:rFonts w:ascii="Century Gothic" w:eastAsia="Times New Roman" w:hAnsi="Century Gothic" w:cs="Tahoma"/>
@@ -16803,7 +15052,7 @@
                 <wp:extent cx="573361" cy="190500"/>
                 <wp:effectExtent l="0" t="0" r="17780" b="19050"/>
                 <wp:wrapNone/>
-                <wp:docPr id="20" name="CuadroTexto 2"/>
+                <wp:docPr id="16" name="CuadroTexto 2"/>
                 <wp:cNvGraphicFramePr/>
                 <a:graphic xmlns:a="http://schemas.openxmlformats.org/drawingml/2006/main">
                   <a:graphicData uri="http://schemas.microsoft.com/office/word/2010/wordprocessingShape">
@@ -16931,7 +15180,7 @@
                 <wp:extent cx="653143" cy="332016"/>
                 <wp:effectExtent l="0" t="38100" r="52070" b="30480"/>
                 <wp:wrapNone/>
-                <wp:docPr id="21" name="Conector recto de flecha 15"/>
+                <wp:docPr id="17" name="Conector recto de flecha 15"/>
                 <wp:cNvGraphicFramePr/>
                 <a:graphic xmlns:a="http://schemas.openxmlformats.org/drawingml/2006/main">
                   <a:graphicData uri="http://schemas.microsoft.com/office/word/2010/wordprocessingShape">
@@ -16994,7 +15243,7 @@
           <wp:inline distT="0" distB="0" distL="0" distR="0" wp14:anchorId="2B511A1D" wp14:editId="68DB654C">
             <wp:extent cx="4331335" cy="3425588"/>
             <wp:effectExtent l="0" t="0" r="0" b="0"/>
-            <wp:docPr id="22" name="Gráfico 12">
+            <wp:docPr id="18" name="Gráfico 12">
               <a:extLst xmlns:a="http://schemas.openxmlformats.org/drawingml/2006/main">
                 <a:ext uri="{FF2B5EF4-FFF2-40B4-BE49-F238E27FC236}">
                   <a16:creationId xmlns:a16="http://schemas.microsoft.com/office/drawing/2014/main" id="{D0F83BC7-10FE-4441-BD71-E1DD833C7459}"/>
@@ -17004,7 +15253,7 @@
             <wp:cNvGraphicFramePr/>
             <a:graphic xmlns:a="http://schemas.openxmlformats.org/drawingml/2006/main">
               <a:graphicData uri="http://schemas.openxmlformats.org/drawingml/2006/chart">
-                <c:chart xmlns:c="http://schemas.openxmlformats.org/drawingml/2006/chart" r:id="rId44"/>
+                <c:chart xmlns:c="http://schemas.openxmlformats.org/drawingml/2006/chart" r:id="rId41"/>
               </a:graphicData>
             </a:graphic>
           </wp:inline>
@@ -17075,7 +15324,7 @@
         <w:t>MEFP-VPCF-DGPGP-UGPPP</w:t>
       </w:r>
     </w:p>
-    <w:bookmarkEnd w:id="11"/>
+    <w:bookmarkEnd w:id="10"/>
     <w:p>
       <w:pPr>
         <w:spacing w:after="40"/>
@@ -17430,7 +15679,7 @@
           <w:bCs/>
           <w:color w:val="000000"/>
         </w:rPr>
-        <w:t xml:space="preserve">Gráfico N° 17:</w:t>
+        <w:t xml:space="preserve">Gráfico N° 14:</w:t>
       </w:r>
       <w:r>
         <w:rPr>
@@ -17523,7 +15772,7 @@
           <wp:inline distT="0" distB="0" distL="0" distR="0" wp14:anchorId="0FD4AF33" wp14:editId="76A26BA6">
             <wp:extent cx="5845810" cy="2750400"/>
             <wp:effectExtent l="0" t="0" r="2540" b="0"/>
-            <wp:docPr id="23" name="Imagen 3"/>
+            <wp:docPr id="19" name="Imagen 3"/>
             <wp:cNvGraphicFramePr>
               <a:graphicFrameLocks xmlns:a="http://schemas.openxmlformats.org/drawingml/2006/main" noChangeAspect="1"/>
             </wp:cNvGraphicFramePr>
@@ -17535,7 +15784,7 @@
                     <pic:cNvPicPr/>
                   </pic:nvPicPr>
                   <pic:blipFill rotWithShape="1">
-                    <a:blip r:embed="rId45">
+                    <a:blip r:embed="rId42">
                       <a:clrChange>
                         <a:clrFrom>
                           <a:srgbClr val="F9FEF8"/>
@@ -18260,7 +16509,7 @@
           <wp:extent cx="8061325" cy="1071880"/>
           <wp:effectExtent l="0" t="0" r="0" b="0"/>
           <wp:wrapNone/>
-          <wp:docPr id="24" name="image10.png" descr="A black background with a black border&#10;&#10;Description automatically generated"/>
+          <wp:docPr id="20" name="image10.png" descr="A black background with a black border&#10;&#10;Description automatically generated"/>
           <wp:cNvGraphicFramePr/>
           <a:graphic xmlns:a="http://schemas.openxmlformats.org/drawingml/2006/main">
             <a:graphicData uri="http://schemas.openxmlformats.org/drawingml/2006/picture">
@@ -18470,7 +16719,7 @@
     </w:lvl>
   </w:abstractNum>
   <w:abstractNum w:abstractNumId="9" w15:restartNumberingAfterBreak="0">
-    <w:nsid w:val="03C8EDDE"/>
+    <w:nsid w:val="0207B896"/>
     <w:multiLevelType w:val="hybridMultilevel"/>
     <w:tmpl w:val="825C7A0E"/>
     <w:lvl w:ilvl="0" w:tplc="400A0001">
@@ -34056,895 +32305,6 @@
 <c:chartSpace xmlns:c="http://schemas.openxmlformats.org/drawingml/2006/chart" xmlns:a="http://schemas.openxmlformats.org/drawingml/2006/main" xmlns:r="http://schemas.openxmlformats.org/officeDocument/2006/relationships" xmlns:c16r2="http://schemas.microsoft.com/office/drawing/2015/06/chart">
   <c:date1904 val="0"/>
   <c:lang val="es-ES"/>
-  <c:roundedCorners val="0"/>
-  <mc:AlternateContent xmlns:mc="http://schemas.openxmlformats.org/markup-compatibility/2006">
-    <mc:Choice xmlns:c14="http://schemas.microsoft.com/office/drawing/2007/8/2/chart" Requires="c14">
-      <c14:style val="102"/>
-    </mc:Choice>
-    <mc:Fallback>
-      <c:style val="2"/>
-    </mc:Fallback>
-  </mc:AlternateContent>
-  <c:chart>
-    <c:autoTitleDeleted val="1"/>
-    <c:plotArea>
-      <c:layout>
-        <c:manualLayout>
-          <c:layoutTarget val="inner"/>
-          <c:xMode val="edge"/>
-          <c:yMode val="edge"/>
-          <c:x val="0.3101037211220235"/>
-          <c:y val="2.0971557448283294E-2"/>
-          <c:w val="0.77768173978252708"/>
-          <c:h val="0.88566346262402429"/>
-        </c:manualLayout>
-      </c:layout>
-      <c:barChart>
-        <c:barDir val="bar"/>
-        <c:grouping val="clustered"/>
-        <c:varyColors val="0"/>
-        <c:ser>
-          <c:idx val="0"/>
-          <c:order val="0"/>
-          <c:spPr>
-            <a:solidFill>
-              <a:schemeClr val="accent5">
-                <a:lumMod val="50000"/>
-              </a:schemeClr>
-            </a:solidFill>
-            <a:ln w="6350">
-              <a:solidFill>
-                <a:schemeClr val="tx1"/>
-              </a:solidFill>
-              <a:prstDash val="sysDot"/>
-            </a:ln>
-            <a:effectLst/>
-          </c:spPr>
-          <c:invertIfNegative val="0"/>
-          <c:dPt>
-            <c:idx val="0"/>
-            <c:invertIfNegative val="0"/>
-            <c:bubble3D val="0"/>
-            <c:spPr>
-              <a:solidFill>
-                <a:schemeClr val="accent2">
-                  <a:lumMod val="75000"/>
-                </a:schemeClr>
-              </a:solidFill>
-              <a:ln w="6350">
-                <a:solidFill>
-                  <a:schemeClr val="tx1"/>
-                </a:solidFill>
-                <a:prstDash val="sysDot"/>
-              </a:ln>
-              <a:effectLst/>
-            </c:spPr>
-            <c:extLst>
-              <c:ext xmlns:c16="http://schemas.microsoft.com/office/drawing/2014/chart" uri="{C3380CC4-5D6E-409C-BE32-E72D297353CC}">
-                <c16:uniqueId val="{00000001-CAA1-41E7-80D1-2E62FB414C90}"/>
-              </c:ext>
-            </c:extLst>
-          </c:dPt>
-          <c:dPt>
-            <c:idx val="2"/>
-            <c:invertIfNegative val="0"/>
-            <c:bubble3D val="0"/>
-            <c:extLst>
-              <c:ext xmlns:c16="http://schemas.microsoft.com/office/drawing/2014/chart" uri="{C3380CC4-5D6E-409C-BE32-E72D297353CC}">
-                <c16:uniqueId val="{00000002-CAA1-41E7-80D1-2E62FB414C90}"/>
-              </c:ext>
-            </c:extLst>
-          </c:dPt>
-          <c:dPt>
-            <c:idx val="10"/>
-            <c:invertIfNegative val="0"/>
-            <c:bubble3D val="0"/>
-            <c:extLst>
-              <c:ext xmlns:c16="http://schemas.microsoft.com/office/drawing/2014/chart" uri="{C3380CC4-5D6E-409C-BE32-E72D297353CC}">
-                <c16:uniqueId val="{00000003-CAA1-41E7-80D1-2E62FB414C90}"/>
-              </c:ext>
-            </c:extLst>
-          </c:dPt>
-          <c:dLbls>
-            <c:dLbl>
-              <c:idx val="0"/>
-              <c:layout>
-                <c:manualLayout>
-                  <c:x val="3.9259705073231886E-3"/>
-                  <c:y val="1.1741446623940264E-3"/>
-                </c:manualLayout>
-              </c:layout>
-              <c:tx>
-                <c:rich>
-                  <a:bodyPr rot="0" spcFirstLastPara="1" vertOverflow="ellipsis" vert="horz" wrap="square" lIns="38100" tIns="19050" rIns="38100" bIns="19050" anchor="ctr" anchorCtr="1">
-                    <a:spAutoFit/>
-                  </a:bodyPr>
-                  <a:lstStyle/>
-                  <a:p>
-                    <a:pPr>
-                      <a:defRPr sz="800" b="0" i="0" u="none" strike="noStrike" kern="1200" baseline="0">
-                        <a:solidFill>
-                          <a:srgbClr val="C00000"/>
-                        </a:solidFill>
-                        <a:latin typeface="Century Gothic" panose="020B0502020202020204" pitchFamily="34" charset="0"/>
-                        <a:ea typeface="+mn-ea"/>
-                        <a:cs typeface="+mn-cs"/>
-                      </a:defRPr>
-                    </a:pPr>
-                    <a:r>
-                      <a:rPr lang="en-US" sz="800" b="0">
-                        <a:latin typeface="Century Gothic" panose="020B0502020202020204" pitchFamily="34" charset="0"/>
-                      </a:rPr>
-                      <a:t>-13,4</a:t>
-                    </a:r>
-                  </a:p>
-                </c:rich>
-              </c:tx>
-              <c:numFmt formatCode="#,##0.00" sourceLinked="0"/>
-              <c:spPr>
-                <a:noFill/>
-                <a:ln>
-                  <a:noFill/>
-                </a:ln>
-                <a:effectLst/>
-              </c:spPr>
-              <c:dLblPos val="outEnd"/>
-              <c:showLegendKey val="0"/>
-              <c:showVal val="1"/>
-              <c:showCatName val="0"/>
-              <c:showSerName val="0"/>
-              <c:showPercent val="0"/>
-              <c:showBubbleSize val="0"/>
-              <c:extLst>
-                <c:ext xmlns:c15="http://schemas.microsoft.com/office/drawing/2012/chart" uri="{CE6537A1-D6FC-4f65-9D91-7224C49458BB}">
-                  <c15:showDataLabelsRange val="0"/>
-                </c:ext>
-                <c:ext xmlns:c16="http://schemas.microsoft.com/office/drawing/2014/chart" uri="{C3380CC4-5D6E-409C-BE32-E72D297353CC}">
-                  <c16:uniqueId val="{00000001-CAA1-41E7-80D1-2E62FB414C90}"/>
-                </c:ext>
-              </c:extLst>
-            </c:dLbl>
-            <c:dLbl>
-              <c:idx val="1"/>
-              <c:numFmt formatCode="#,##0.00" sourceLinked="0"/>
-              <c:spPr>
-                <a:noFill/>
-                <a:ln>
-                  <a:noFill/>
-                </a:ln>
-                <a:effectLst/>
-              </c:spPr>
-              <c:txPr>
-                <a:bodyPr rot="0" spcFirstLastPara="1" vertOverflow="ellipsis" vert="horz" wrap="square" lIns="38100" tIns="19050" rIns="38100" bIns="19050" anchor="ctr" anchorCtr="1">
-                  <a:spAutoFit/>
-                </a:bodyPr>
-                <a:lstStyle/>
-                <a:p>
-                  <a:pPr>
-                    <a:defRPr sz="900" b="0" i="0" u="none" strike="noStrike" kern="1200" baseline="0">
-                      <a:solidFill>
-                        <a:sysClr val="windowText" lastClr="000000"/>
-                      </a:solidFill>
-                      <a:latin typeface="Century Gothic" panose="020B0502020202020204" pitchFamily="34" charset="0"/>
-                      <a:ea typeface="+mn-ea"/>
-                      <a:cs typeface="+mn-cs"/>
-                    </a:defRPr>
-                  </a:pPr>
-                  <a:endParaRPr lang="es-BO"/>
-                </a:p>
-              </c:txPr>
-              <c:dLblPos val="outEnd"/>
-              <c:showLegendKey val="0"/>
-              <c:showVal val="1"/>
-              <c:showCatName val="0"/>
-              <c:showSerName val="0"/>
-              <c:showPercent val="0"/>
-              <c:showBubbleSize val="0"/>
-              <c:extLst>
-                <c:ext xmlns:c16="http://schemas.microsoft.com/office/drawing/2014/chart" uri="{C3380CC4-5D6E-409C-BE32-E72D297353CC}">
-                  <c16:uniqueId val="{00000004-CAA1-41E7-80D1-2E62FB414C90}"/>
-                </c:ext>
-              </c:extLst>
-            </c:dLbl>
-            <c:dLbl>
-              <c:idx val="2"/>
-              <c:layout>
-                <c:manualLayout>
-                  <c:x val="-6.7054181231396639E-4"/>
-                  <c:y val="2.1517768509133899E-3"/>
-                </c:manualLayout>
-              </c:layout>
-              <c:tx>
-                <c:rich>
-                  <a:bodyPr rot="0" spcFirstLastPara="1" vertOverflow="ellipsis" vert="horz" wrap="square" lIns="38100" tIns="19050" rIns="38100" bIns="19050" anchor="ctr" anchorCtr="1">
-                    <a:spAutoFit/>
-                  </a:bodyPr>
-                  <a:lstStyle/>
-                  <a:p>
-                    <a:pPr>
-                      <a:defRPr sz="900" b="0" i="0" u="none" strike="noStrike" kern="1200" baseline="0">
-                        <a:solidFill>
-                          <a:sysClr val="windowText" lastClr="000000"/>
-                        </a:solidFill>
-                        <a:latin typeface="Century Gothic" panose="020B0502020202020204" pitchFamily="34" charset="0"/>
-                        <a:ea typeface="+mn-ea"/>
-                        <a:cs typeface="+mn-cs"/>
-                      </a:defRPr>
-                    </a:pPr>
-                    <a:fld id="{BEA3B39F-998F-4D1B-BAF7-07F68FE375E4}" type="VALUE">
-                      <a:rPr lang="en-US" b="0">
-                        <a:solidFill>
-                          <a:sysClr val="windowText" lastClr="000000"/>
-                        </a:solidFill>
-                      </a:rPr>
-                      <a:pPr>
-                        <a:defRPr sz="900" b="0" i="0" u="none" strike="noStrike" kern="1200" baseline="0">
-                          <a:solidFill>
-                            <a:sysClr val="windowText" lastClr="000000"/>
-                          </a:solidFill>
-                          <a:latin typeface="Century Gothic" panose="020B0502020202020204" pitchFamily="34" charset="0"/>
-                          <a:ea typeface="+mn-ea"/>
-                          <a:cs typeface="+mn-cs"/>
-                        </a:defRPr>
-                      </a:pPr>
-                      <a:t>[VALOR]</a:t>
-                    </a:fld>
-                    <a:endParaRPr lang="es-BO"/>
-                  </a:p>
-                </c:rich>
-              </c:tx>
-              <c:numFmt formatCode="#,##0.00" sourceLinked="0"/>
-              <c:spPr>
-                <a:noFill/>
-                <a:ln>
-                  <a:noFill/>
-                </a:ln>
-                <a:effectLst/>
-              </c:spPr>
-              <c:dLblPos val="outEnd"/>
-              <c:showLegendKey val="0"/>
-              <c:showVal val="1"/>
-              <c:showCatName val="0"/>
-              <c:showSerName val="0"/>
-              <c:showPercent val="0"/>
-              <c:showBubbleSize val="0"/>
-              <c:extLst>
-                <c:ext xmlns:c15="http://schemas.microsoft.com/office/drawing/2012/chart" uri="{CE6537A1-D6FC-4f65-9D91-7224C49458BB}">
-                  <c15:dlblFieldTable/>
-                  <c15:showDataLabelsRange val="0"/>
-                </c:ext>
-                <c:ext xmlns:c16="http://schemas.microsoft.com/office/drawing/2014/chart" uri="{C3380CC4-5D6E-409C-BE32-E72D297353CC}">
-                  <c16:uniqueId val="{00000002-CAA1-41E7-80D1-2E62FB414C90}"/>
-                </c:ext>
-              </c:extLst>
-            </c:dLbl>
-            <c:dLbl>
-              <c:idx val="3"/>
-              <c:numFmt formatCode="#,##0.00" sourceLinked="0"/>
-              <c:spPr>
-                <a:noFill/>
-                <a:ln>
-                  <a:noFill/>
-                </a:ln>
-                <a:effectLst/>
-              </c:spPr>
-              <c:txPr>
-                <a:bodyPr rot="0" spcFirstLastPara="1" vertOverflow="ellipsis" vert="horz" wrap="square" lIns="38100" tIns="19050" rIns="38100" bIns="19050" anchor="ctr" anchorCtr="1">
-                  <a:spAutoFit/>
-                </a:bodyPr>
-                <a:lstStyle/>
-                <a:p>
-                  <a:pPr>
-                    <a:defRPr sz="900" b="0" i="0" u="none" strike="noStrike" kern="1200" baseline="0">
-                      <a:solidFill>
-                        <a:sysClr val="windowText" lastClr="000000"/>
-                      </a:solidFill>
-                      <a:latin typeface="Century Gothic" panose="020B0502020202020204" pitchFamily="34" charset="0"/>
-                      <a:ea typeface="+mn-ea"/>
-                      <a:cs typeface="+mn-cs"/>
-                    </a:defRPr>
-                  </a:pPr>
-                  <a:endParaRPr lang="es-BO"/>
-                </a:p>
-              </c:txPr>
-              <c:dLblPos val="outEnd"/>
-              <c:showLegendKey val="0"/>
-              <c:showVal val="1"/>
-              <c:showCatName val="0"/>
-              <c:showSerName val="0"/>
-              <c:showPercent val="0"/>
-              <c:showBubbleSize val="0"/>
-              <c:extLst>
-                <c:ext xmlns:c16="http://schemas.microsoft.com/office/drawing/2014/chart" uri="{C3380CC4-5D6E-409C-BE32-E72D297353CC}">
-                  <c16:uniqueId val="{00000005-CAA1-41E7-80D1-2E62FB414C90}"/>
-                </c:ext>
-              </c:extLst>
-            </c:dLbl>
-            <c:dLbl>
-              <c:idx val="4"/>
-              <c:numFmt formatCode="#,##0.00" sourceLinked="0"/>
-              <c:spPr>
-                <a:noFill/>
-                <a:ln>
-                  <a:noFill/>
-                </a:ln>
-                <a:effectLst/>
-              </c:spPr>
-              <c:txPr>
-                <a:bodyPr rot="0" spcFirstLastPara="1" vertOverflow="ellipsis" vert="horz" wrap="square" lIns="38100" tIns="19050" rIns="38100" bIns="19050" anchor="ctr" anchorCtr="1">
-                  <a:spAutoFit/>
-                </a:bodyPr>
-                <a:lstStyle/>
-                <a:p>
-                  <a:pPr>
-                    <a:defRPr sz="900" b="0" i="0" u="none" strike="noStrike" kern="1200" baseline="0">
-                      <a:solidFill>
-                        <a:sysClr val="windowText" lastClr="000000"/>
-                      </a:solidFill>
-                      <a:latin typeface="Century Gothic" panose="020B0502020202020204" pitchFamily="34" charset="0"/>
-                      <a:ea typeface="+mn-ea"/>
-                      <a:cs typeface="+mn-cs"/>
-                    </a:defRPr>
-                  </a:pPr>
-                  <a:endParaRPr lang="es-BO"/>
-                </a:p>
-              </c:txPr>
-              <c:dLblPos val="outEnd"/>
-              <c:showLegendKey val="0"/>
-              <c:showVal val="1"/>
-              <c:showCatName val="0"/>
-              <c:showSerName val="0"/>
-              <c:showPercent val="0"/>
-              <c:showBubbleSize val="0"/>
-              <c:extLst>
-                <c:ext xmlns:c16="http://schemas.microsoft.com/office/drawing/2014/chart" uri="{C3380CC4-5D6E-409C-BE32-E72D297353CC}">
-                  <c16:uniqueId val="{00000006-CAA1-41E7-80D1-2E62FB414C90}"/>
-                </c:ext>
-              </c:extLst>
-            </c:dLbl>
-            <c:dLbl>
-              <c:idx val="5"/>
-              <c:numFmt formatCode="#,##0.00" sourceLinked="0"/>
-              <c:spPr>
-                <a:noFill/>
-                <a:ln>
-                  <a:noFill/>
-                </a:ln>
-                <a:effectLst/>
-              </c:spPr>
-              <c:txPr>
-                <a:bodyPr rot="0" spcFirstLastPara="1" vertOverflow="ellipsis" vert="horz" wrap="square" lIns="38100" tIns="19050" rIns="38100" bIns="19050" anchor="ctr" anchorCtr="1">
-                  <a:spAutoFit/>
-                </a:bodyPr>
-                <a:lstStyle/>
-                <a:p>
-                  <a:pPr>
-                    <a:defRPr sz="900" b="0" i="0" u="none" strike="noStrike" kern="1200" baseline="0">
-                      <a:solidFill>
-                        <a:sysClr val="windowText" lastClr="000000"/>
-                      </a:solidFill>
-                      <a:latin typeface="Century Gothic" panose="020B0502020202020204" pitchFamily="34" charset="0"/>
-                      <a:ea typeface="+mn-ea"/>
-                      <a:cs typeface="+mn-cs"/>
-                    </a:defRPr>
-                  </a:pPr>
-                  <a:endParaRPr lang="es-BO"/>
-                </a:p>
-              </c:txPr>
-              <c:dLblPos val="outEnd"/>
-              <c:showLegendKey val="0"/>
-              <c:showVal val="1"/>
-              <c:showCatName val="0"/>
-              <c:showSerName val="0"/>
-              <c:showPercent val="0"/>
-              <c:showBubbleSize val="0"/>
-              <c:extLst>
-                <c:ext xmlns:c16="http://schemas.microsoft.com/office/drawing/2014/chart" uri="{C3380CC4-5D6E-409C-BE32-E72D297353CC}">
-                  <c16:uniqueId val="{00000007-CAA1-41E7-80D1-2E62FB414C90}"/>
-                </c:ext>
-              </c:extLst>
-            </c:dLbl>
-            <c:dLbl>
-              <c:idx val="6"/>
-              <c:numFmt formatCode="#,##0.00" sourceLinked="0"/>
-              <c:spPr>
-                <a:noFill/>
-                <a:ln>
-                  <a:noFill/>
-                </a:ln>
-                <a:effectLst/>
-              </c:spPr>
-              <c:txPr>
-                <a:bodyPr rot="0" spcFirstLastPara="1" vertOverflow="ellipsis" vert="horz" wrap="square" lIns="38100" tIns="19050" rIns="38100" bIns="19050" anchor="ctr" anchorCtr="1">
-                  <a:spAutoFit/>
-                </a:bodyPr>
-                <a:lstStyle/>
-                <a:p>
-                  <a:pPr>
-                    <a:defRPr sz="900" b="0" i="0" u="none" strike="noStrike" kern="1200" baseline="0">
-                      <a:solidFill>
-                        <a:sysClr val="windowText" lastClr="000000"/>
-                      </a:solidFill>
-                      <a:latin typeface="Century Gothic" panose="020B0502020202020204" pitchFamily="34" charset="0"/>
-                      <a:ea typeface="+mn-ea"/>
-                      <a:cs typeface="+mn-cs"/>
-                    </a:defRPr>
-                  </a:pPr>
-                  <a:endParaRPr lang="es-BO"/>
-                </a:p>
-              </c:txPr>
-              <c:dLblPos val="outEnd"/>
-              <c:showLegendKey val="0"/>
-              <c:showVal val="1"/>
-              <c:showCatName val="0"/>
-              <c:showSerName val="0"/>
-              <c:showPercent val="0"/>
-              <c:showBubbleSize val="0"/>
-              <c:extLst>
-                <c:ext xmlns:c16="http://schemas.microsoft.com/office/drawing/2014/chart" uri="{C3380CC4-5D6E-409C-BE32-E72D297353CC}">
-                  <c16:uniqueId val="{00000008-CAA1-41E7-80D1-2E62FB414C90}"/>
-                </c:ext>
-              </c:extLst>
-            </c:dLbl>
-            <c:dLbl>
-              <c:idx val="7"/>
-              <c:numFmt formatCode="#,##0.00" sourceLinked="0"/>
-              <c:spPr>
-                <a:noFill/>
-                <a:ln>
-                  <a:noFill/>
-                </a:ln>
-                <a:effectLst/>
-              </c:spPr>
-              <c:txPr>
-                <a:bodyPr rot="0" spcFirstLastPara="1" vertOverflow="ellipsis" vert="horz" wrap="square" lIns="38100" tIns="19050" rIns="38100" bIns="19050" anchor="ctr" anchorCtr="1">
-                  <a:spAutoFit/>
-                </a:bodyPr>
-                <a:lstStyle/>
-                <a:p>
-                  <a:pPr>
-                    <a:defRPr sz="900" b="0" i="0" u="none" strike="noStrike" kern="1200" baseline="0">
-                      <a:solidFill>
-                        <a:sysClr val="windowText" lastClr="000000"/>
-                      </a:solidFill>
-                      <a:latin typeface="Century Gothic" panose="020B0502020202020204" pitchFamily="34" charset="0"/>
-                      <a:ea typeface="+mn-ea"/>
-                      <a:cs typeface="+mn-cs"/>
-                    </a:defRPr>
-                  </a:pPr>
-                  <a:endParaRPr lang="es-BO"/>
-                </a:p>
-              </c:txPr>
-              <c:dLblPos val="outEnd"/>
-              <c:showLegendKey val="0"/>
-              <c:showVal val="1"/>
-              <c:showCatName val="0"/>
-              <c:showSerName val="0"/>
-              <c:showPercent val="0"/>
-              <c:showBubbleSize val="0"/>
-              <c:extLst>
-                <c:ext xmlns:c16="http://schemas.microsoft.com/office/drawing/2014/chart" uri="{C3380CC4-5D6E-409C-BE32-E72D297353CC}">
-                  <c16:uniqueId val="{00000009-CAA1-41E7-80D1-2E62FB414C90}"/>
-                </c:ext>
-              </c:extLst>
-            </c:dLbl>
-            <c:dLbl>
-              <c:idx val="8"/>
-              <c:numFmt formatCode="#,##0.00" sourceLinked="0"/>
-              <c:spPr>
-                <a:noFill/>
-                <a:ln>
-                  <a:noFill/>
-                </a:ln>
-                <a:effectLst/>
-              </c:spPr>
-              <c:txPr>
-                <a:bodyPr rot="0" spcFirstLastPara="1" vertOverflow="ellipsis" vert="horz" wrap="square" lIns="38100" tIns="19050" rIns="38100" bIns="19050" anchor="ctr" anchorCtr="1">
-                  <a:spAutoFit/>
-                </a:bodyPr>
-                <a:lstStyle/>
-                <a:p>
-                  <a:pPr>
-                    <a:defRPr sz="900" b="0" i="0" u="none" strike="noStrike" kern="1200" baseline="0">
-                      <a:solidFill>
-                        <a:sysClr val="windowText" lastClr="000000"/>
-                      </a:solidFill>
-                      <a:latin typeface="Century Gothic" panose="020B0502020202020204" pitchFamily="34" charset="0"/>
-                      <a:ea typeface="+mn-ea"/>
-                      <a:cs typeface="+mn-cs"/>
-                    </a:defRPr>
-                  </a:pPr>
-                  <a:endParaRPr lang="es-BO"/>
-                </a:p>
-              </c:txPr>
-              <c:dLblPos val="outEnd"/>
-              <c:showLegendKey val="0"/>
-              <c:showVal val="1"/>
-              <c:showCatName val="0"/>
-              <c:showSerName val="0"/>
-              <c:showPercent val="0"/>
-              <c:showBubbleSize val="0"/>
-              <c:extLst>
-                <c:ext xmlns:c16="http://schemas.microsoft.com/office/drawing/2014/chart" uri="{C3380CC4-5D6E-409C-BE32-E72D297353CC}">
-                  <c16:uniqueId val="{0000000A-CAA1-41E7-80D1-2E62FB414C90}"/>
-                </c:ext>
-              </c:extLst>
-            </c:dLbl>
-            <c:dLbl>
-              <c:idx val="9"/>
-              <c:numFmt formatCode="#,##0.00" sourceLinked="0"/>
-              <c:spPr>
-                <a:noFill/>
-                <a:ln>
-                  <a:noFill/>
-                </a:ln>
-                <a:effectLst/>
-              </c:spPr>
-              <c:txPr>
-                <a:bodyPr rot="0" spcFirstLastPara="1" vertOverflow="ellipsis" vert="horz" wrap="square" lIns="38100" tIns="19050" rIns="38100" bIns="19050" anchor="ctr" anchorCtr="1">
-                  <a:spAutoFit/>
-                </a:bodyPr>
-                <a:lstStyle/>
-                <a:p>
-                  <a:pPr>
-                    <a:defRPr sz="900" b="0" i="0" u="none" strike="noStrike" kern="1200" baseline="0">
-                      <a:solidFill>
-                        <a:sysClr val="windowText" lastClr="000000"/>
-                      </a:solidFill>
-                      <a:latin typeface="Century Gothic" panose="020B0502020202020204" pitchFamily="34" charset="0"/>
-                      <a:ea typeface="+mn-ea"/>
-                      <a:cs typeface="+mn-cs"/>
-                    </a:defRPr>
-                  </a:pPr>
-                  <a:endParaRPr lang="es-BO"/>
-                </a:p>
-              </c:txPr>
-              <c:dLblPos val="outEnd"/>
-              <c:showLegendKey val="0"/>
-              <c:showVal val="1"/>
-              <c:showCatName val="0"/>
-              <c:showSerName val="0"/>
-              <c:showPercent val="0"/>
-              <c:showBubbleSize val="0"/>
-              <c:extLst>
-                <c:ext xmlns:c16="http://schemas.microsoft.com/office/drawing/2014/chart" uri="{C3380CC4-5D6E-409C-BE32-E72D297353CC}">
-                  <c16:uniqueId val="{0000000B-CAA1-41E7-80D1-2E62FB414C90}"/>
-                </c:ext>
-              </c:extLst>
-            </c:dLbl>
-            <c:dLbl>
-              <c:idx val="10"/>
-              <c:numFmt formatCode="#,##0.00" sourceLinked="0"/>
-              <c:spPr>
-                <a:noFill/>
-                <a:ln>
-                  <a:noFill/>
-                </a:ln>
-                <a:effectLst/>
-              </c:spPr>
-              <c:txPr>
-                <a:bodyPr rot="0" spcFirstLastPara="1" vertOverflow="ellipsis" vert="horz" wrap="square" lIns="38100" tIns="19050" rIns="38100" bIns="19050" anchor="ctr" anchorCtr="1">
-                  <a:spAutoFit/>
-                </a:bodyPr>
-                <a:lstStyle/>
-                <a:p>
-                  <a:pPr>
-                    <a:defRPr sz="900" b="0" i="0" u="none" strike="noStrike" kern="1200" baseline="0">
-                      <a:solidFill>
-                        <a:sysClr val="windowText" lastClr="000000"/>
-                      </a:solidFill>
-                      <a:latin typeface="Century Gothic" panose="020B0502020202020204" pitchFamily="34" charset="0"/>
-                      <a:ea typeface="+mn-ea"/>
-                      <a:cs typeface="+mn-cs"/>
-                    </a:defRPr>
-                  </a:pPr>
-                  <a:endParaRPr lang="es-BO"/>
-                </a:p>
-              </c:txPr>
-              <c:dLblPos val="outEnd"/>
-              <c:showLegendKey val="0"/>
-              <c:showVal val="1"/>
-              <c:showCatName val="0"/>
-              <c:showSerName val="0"/>
-              <c:showPercent val="0"/>
-              <c:showBubbleSize val="0"/>
-              <c:extLst>
-                <c:ext xmlns:c16="http://schemas.microsoft.com/office/drawing/2014/chart" uri="{C3380CC4-5D6E-409C-BE32-E72D297353CC}">
-                  <c16:uniqueId val="{00000003-CAA1-41E7-80D1-2E62FB414C90}"/>
-                </c:ext>
-              </c:extLst>
-            </c:dLbl>
-            <c:numFmt formatCode="#,##0.00" sourceLinked="0"/>
-            <c:spPr>
-              <a:noFill/>
-              <a:ln>
-                <a:noFill/>
-              </a:ln>
-              <a:effectLst/>
-            </c:spPr>
-            <c:txPr>
-              <a:bodyPr rot="0" spcFirstLastPara="1" vertOverflow="ellipsis" vert="horz" wrap="square" lIns="38100" tIns="19050" rIns="38100" bIns="19050" anchor="ctr" anchorCtr="1">
-                <a:spAutoFit/>
-              </a:bodyPr>
-              <a:lstStyle/>
-              <a:p>
-                <a:pPr>
-                  <a:defRPr sz="900" b="1" i="0" u="none" strike="noStrike" kern="1200" baseline="0">
-                    <a:solidFill>
-                      <a:sysClr val="windowText" lastClr="000000"/>
-                    </a:solidFill>
-                    <a:latin typeface="Century Gothic" panose="020B0502020202020204" pitchFamily="34" charset="0"/>
-                    <a:ea typeface="+mn-ea"/>
-                    <a:cs typeface="+mn-cs"/>
-                  </a:defRPr>
-                </a:pPr>
-                <a:endParaRPr lang="es-BO"/>
-              </a:p>
-            </c:txPr>
-            <c:dLblPos val="outEnd"/>
-            <c:showLegendKey val="0"/>
-            <c:showVal val="1"/>
-            <c:showCatName val="0"/>
-            <c:showSerName val="0"/>
-            <c:showPercent val="0"/>
-            <c:showBubbleSize val="0"/>
-            <c:showLeaderLines val="0"/>
-            <c:extLst>
-              <c:ext xmlns:c15="http://schemas.microsoft.com/office/drawing/2012/chart" uri="{CE6537A1-D6FC-4f65-9D91-7224C49458BB}">
-                <c15:showLeaderLines val="0"/>
-              </c:ext>
-            </c:extLst>
-          </c:dLbls>
-          <c:cat>
-            <c:strRef>
-              <c:f>'1.5'!$A$5:$A$15</c:f>
-              <c:strCache>
-                <c:ptCount val="11"/>
-                <c:pt idx="0">
-                  <c:v>Hidrocarburos</c:v>
-                </c:pt>
-                <c:pt idx="1">
-                  <c:v>Serv. Administración pública</c:v>
-                </c:pt>
-                <c:pt idx="2">
-                  <c:v>Industria manufacturera</c:v>
-                </c:pt>
-                <c:pt idx="3">
-                  <c:v>Comercio</c:v>
-                </c:pt>
-                <c:pt idx="4">
-                  <c:v>Transporte y Comunicaciones</c:v>
-                </c:pt>
-                <c:pt idx="5">
-                  <c:v>Agropecuaria (2)</c:v>
-                </c:pt>
-                <c:pt idx="6">
-                  <c:v>Construcción</c:v>
-                </c:pt>
-                <c:pt idx="7">
-                  <c:v>Electricidad, gas y agua</c:v>
-                </c:pt>
-                <c:pt idx="8">
-                  <c:v>Establecimientos financieros (3)</c:v>
-                </c:pt>
-                <c:pt idx="9">
-                  <c:v>Otros servicios (1)</c:v>
-                </c:pt>
-                <c:pt idx="10">
-                  <c:v>Minería</c:v>
-                </c:pt>
-              </c:strCache>
-            </c:strRef>
-          </c:cat>
-          <c:val>
-            <c:numRef>
-              <c:f>'1.5'!$B$5:$B$15</c:f>
-              <c:numCache>
-                <c:formatCode>0.00</c:formatCode>
-                <c:ptCount val="11"/>
-                <c:pt idx="0">
-                  <c:v>-5.5</c:v>
-                </c:pt>
-                <c:pt idx="1">
-                  <c:v>-0.69</c:v>
-                </c:pt>
-                <c:pt idx="2">
-                  <c:v>0.18</c:v>
-                </c:pt>
-                <c:pt idx="3">
-                  <c:v>1.37</c:v>
-                </c:pt>
-                <c:pt idx="4">
-                  <c:v>1.43</c:v>
-                </c:pt>
-                <c:pt idx="5">
-                  <c:v>1.63</c:v>
-                </c:pt>
-                <c:pt idx="6">
-                  <c:v>2.69</c:v>
-                </c:pt>
-                <c:pt idx="7">
-                  <c:v>3.29</c:v>
-                </c:pt>
-                <c:pt idx="8">
-                  <c:v>4.3099999999999996</c:v>
-                </c:pt>
-                <c:pt idx="9">
-                  <c:v>4.5</c:v>
-                </c:pt>
-                <c:pt idx="10">
-                  <c:v>4.72</c:v>
-                </c:pt>
-              </c:numCache>
-            </c:numRef>
-          </c:val>
-          <c:extLst>
-            <c:ext xmlns:c16="http://schemas.microsoft.com/office/drawing/2014/chart" uri="{C3380CC4-5D6E-409C-BE32-E72D297353CC}">
-              <c16:uniqueId val="{0000000C-CAA1-41E7-80D1-2E62FB414C90}"/>
-            </c:ext>
-          </c:extLst>
-        </c:ser>
-        <c:dLbls>
-          <c:showLegendKey val="0"/>
-          <c:showVal val="0"/>
-          <c:showCatName val="0"/>
-          <c:showSerName val="0"/>
-          <c:showPercent val="0"/>
-          <c:showBubbleSize val="0"/>
-        </c:dLbls>
-        <c:gapWidth val="50"/>
-        <c:axId val="273846863"/>
-        <c:axId val="273861423"/>
-      </c:barChart>
-      <c:catAx>
-        <c:axId val="273846863"/>
-        <c:scaling>
-          <c:orientation val="minMax"/>
-        </c:scaling>
-        <c:delete val="0"/>
-        <c:axPos val="l"/>
-        <c:majorGridlines>
-          <c:spPr>
-            <a:ln w="3175" cap="flat" cmpd="sng" algn="ctr">
-              <a:solidFill>
-                <a:schemeClr val="tx1"/>
-              </a:solidFill>
-              <a:prstDash val="sysDot"/>
-              <a:round/>
-            </a:ln>
-            <a:effectLst/>
-          </c:spPr>
-        </c:majorGridlines>
-        <c:numFmt formatCode="General" sourceLinked="1"/>
-        <c:majorTickMark val="cross"/>
-        <c:minorTickMark val="none"/>
-        <c:tickLblPos val="low"/>
-        <c:spPr>
-          <a:noFill/>
-          <a:ln w="6350" cap="flat" cmpd="sng" algn="ctr">
-            <a:solidFill>
-              <a:schemeClr val="tx1"/>
-            </a:solidFill>
-            <a:round/>
-          </a:ln>
-          <a:effectLst/>
-        </c:spPr>
-        <c:txPr>
-          <a:bodyPr rot="-60000000" spcFirstLastPara="1" vertOverflow="ellipsis" vert="horz" wrap="square" anchor="ctr" anchorCtr="1"/>
-          <a:lstStyle/>
-          <a:p>
-            <a:pPr>
-              <a:defRPr sz="900" b="0" i="0" u="none" strike="noStrike" kern="1200" baseline="0">
-                <a:solidFill>
-                  <a:sysClr val="windowText" lastClr="000000"/>
-                </a:solidFill>
-                <a:latin typeface="Century Gothic" panose="020B0502020202020204" pitchFamily="34" charset="0"/>
-                <a:ea typeface="+mn-ea"/>
-                <a:cs typeface="+mn-cs"/>
-              </a:defRPr>
-            </a:pPr>
-            <a:endParaRPr lang="es-BO"/>
-          </a:p>
-        </c:txPr>
-        <c:crossAx val="273861423"/>
-        <c:crossesAt val="0"/>
-        <c:auto val="1"/>
-        <c:lblAlgn val="ctr"/>
-        <c:lblOffset val="100"/>
-        <c:tickMarkSkip val="1"/>
-        <c:noMultiLvlLbl val="0"/>
-      </c:catAx>
-      <c:valAx>
-        <c:axId val="273861423"/>
-        <c:scaling>
-          <c:orientation val="minMax"/>
-          <c:min val="-7"/>
-        </c:scaling>
-        <c:delete val="0"/>
-        <c:axPos val="b"/>
-        <c:numFmt formatCode="0" sourceLinked="0"/>
-        <c:majorTickMark val="none"/>
-        <c:minorTickMark val="none"/>
-        <c:tickLblPos val="nextTo"/>
-        <c:spPr>
-          <a:noFill/>
-          <a:ln w="6350">
-            <a:solidFill>
-              <a:schemeClr val="tx1"/>
-            </a:solidFill>
-          </a:ln>
-          <a:effectLst/>
-        </c:spPr>
-        <c:txPr>
-          <a:bodyPr rot="-60000000" spcFirstLastPara="1" vertOverflow="ellipsis" vert="horz" wrap="square" anchor="ctr" anchorCtr="1"/>
-          <a:lstStyle/>
-          <a:p>
-            <a:pPr>
-              <a:defRPr sz="900" b="0" i="0" u="none" strike="noStrike" kern="1200" baseline="0">
-                <a:solidFill>
-                  <a:sysClr val="windowText" lastClr="000000"/>
-                </a:solidFill>
-                <a:latin typeface="Century Gothic" panose="020B0502020202020204" pitchFamily="34" charset="0"/>
-                <a:ea typeface="+mn-ea"/>
-                <a:cs typeface="+mn-cs"/>
-              </a:defRPr>
-            </a:pPr>
-            <a:endParaRPr lang="es-BO"/>
-          </a:p>
-        </c:txPr>
-        <c:crossAx val="273846863"/>
-        <c:crossesAt val="1"/>
-        <c:crossBetween val="between"/>
-      </c:valAx>
-      <c:spPr>
-        <a:noFill/>
-        <a:ln>
-          <a:noFill/>
-        </a:ln>
-        <a:effectLst/>
-      </c:spPr>
-    </c:plotArea>
-    <c:plotVisOnly val="1"/>
-    <c:dispBlanksAs val="gap"/>
-    <c:extLst>
-      <c:ext xmlns:c16r3="http://schemas.microsoft.com/office/drawing/2017/03/chart" uri="{56B9EC1D-385E-4148-901F-78D8002777C0}">
-        <c16r3:dataDisplayOptions16>
-          <c16r3:dispNaAsBlank val="1"/>
-        </c16r3:dataDisplayOptions16>
-      </c:ext>
-    </c:extLst>
-    <c:showDLblsOverMax val="0"/>
-  </c:chart>
-  <c:spPr>
-    <a:solidFill>
-      <a:schemeClr val="bg1"/>
-    </a:solidFill>
-    <a:ln w="9525" cap="flat" cmpd="sng" algn="ctr">
-      <a:noFill/>
-      <a:round/>
-    </a:ln>
-    <a:effectLst/>
-  </c:spPr>
-  <c:txPr>
-    <a:bodyPr/>
-    <a:lstStyle/>
-    <a:p>
-      <a:pPr>
-        <a:defRPr/>
-      </a:pPr>
-      <a:endParaRPr lang="es-BO"/>
-    </a:p>
-  </c:txPr>
-  <c:externalData r:id="rId1">
-    <c:autoUpdate val="0"/>
-  </c:externalData>
-</c:chartSpace>
-</file>
-
-<file path=word/charts/chart15.xml><?xml version="1.0" encoding="utf-8"?>
-<c:chartSpace xmlns:c="http://schemas.openxmlformats.org/drawingml/2006/chart" xmlns:a="http://schemas.openxmlformats.org/drawingml/2006/main" xmlns:r="http://schemas.openxmlformats.org/officeDocument/2006/relationships" xmlns:c16r2="http://schemas.microsoft.com/office/drawing/2015/06/chart">
-  <c:date1904 val="0"/>
-  <c:lang val="es-ES"/>
   <c:roundedCorners val="1"/>
   <mc:AlternateContent xmlns:mc="http://schemas.openxmlformats.org/markup-compatibility/2006">
     <mc:Choice xmlns:c14="http://schemas.microsoft.com/office/drawing/2007/8/2/chart" Requires="c14">
@@ -35234,7 +32594,7 @@
 </c:chartSpace>
 </file>
 
-<file path=word/charts/chart16.xml><?xml version="1.0" encoding="utf-8"?>
+<file path=word/charts/chart15.xml><?xml version="1.0" encoding="utf-8"?>
 <c:chartSpace xmlns:c="http://schemas.openxmlformats.org/drawingml/2006/chart" xmlns:a="http://schemas.openxmlformats.org/drawingml/2006/main" xmlns:r="http://schemas.openxmlformats.org/officeDocument/2006/relationships" xmlns:c16r2="http://schemas.microsoft.com/office/drawing/2015/06/chart">
   <c:date1904 val="0"/>
   <c:lang val="es-ES"/>
@@ -35950,7 +33310,7 @@
 </c:chartSpace>
 </file>
 
-<file path=word/charts/chart17.xml><?xml version="1.0" encoding="utf-8"?>
+<file path=word/charts/chart16.xml><?xml version="1.0" encoding="utf-8"?>
 <c:chartSpace xmlns:c="http://schemas.openxmlformats.org/drawingml/2006/chart" xmlns:a="http://schemas.openxmlformats.org/drawingml/2006/main" xmlns:r="http://schemas.openxmlformats.org/officeDocument/2006/relationships" xmlns:c16r2="http://schemas.microsoft.com/office/drawing/2015/06/chart">
   <c:date1904 val="0"/>
   <c:lang val="es-ES"/>
@@ -36853,2145 +34213,7 @@
 </c:chartSpace>
 </file>
 
-<file path=word/charts/chart18.xml><?xml version="1.0" encoding="utf-8"?>
-<c:chartSpace xmlns:c="http://schemas.openxmlformats.org/drawingml/2006/chart" xmlns:a="http://schemas.openxmlformats.org/drawingml/2006/main" xmlns:r="http://schemas.openxmlformats.org/officeDocument/2006/relationships" xmlns:c16r2="http://schemas.microsoft.com/office/drawing/2015/06/chart">
-  <c:date1904 val="0"/>
-  <c:lang val="es-ES"/>
-  <c:roundedCorners val="1"/>
-  <mc:AlternateContent xmlns:mc="http://schemas.openxmlformats.org/markup-compatibility/2006">
-    <mc:Choice xmlns:c14="http://schemas.microsoft.com/office/drawing/2007/8/2/chart" Requires="c14">
-      <c14:style val="102"/>
-    </mc:Choice>
-    <mc:Fallback>
-      <c:style val="2"/>
-    </mc:Fallback>
-  </mc:AlternateContent>
-  <c:chart>
-    <c:autoTitleDeleted val="1"/>
-    <c:plotArea>
-      <c:layout>
-        <c:manualLayout>
-          <c:layoutTarget val="inner"/>
-          <c:xMode val="edge"/>
-          <c:yMode val="edge"/>
-          <c:x val="0.3760877355930885"/>
-          <c:y val="0.10483441232984674"/>
-          <c:w val="0.58888044145604934"/>
-          <c:h val="0.75706839941046078"/>
-        </c:manualLayout>
-      </c:layout>
-      <c:doughnutChart>
-        <c:varyColors val="1"/>
-        <c:ser>
-          <c:idx val="0"/>
-          <c:order val="0"/>
-          <c:tx>
-            <c:strRef>
-              <c:f>'2.9'!$B$4</c:f>
-              <c:strCache>
-                <c:ptCount val="1"/>
-                <c:pt idx="0">
-                  <c:v>Participación %</c:v>
-                </c:pt>
-              </c:strCache>
-            </c:strRef>
-          </c:tx>
-          <c:spPr>
-            <a:ln>
-              <a:prstDash val="solid"/>
-            </a:ln>
-          </c:spPr>
-          <c:dPt>
-            <c:idx val="0"/>
-            <c:bubble3D val="0"/>
-            <c:spPr>
-              <a:solidFill>
-                <a:srgbClr val="365F7F"/>
-              </a:solidFill>
-              <a:ln>
-                <a:solidFill>
-                  <a:srgbClr val="FFFFFF"/>
-                </a:solidFill>
-                <a:prstDash val="solid"/>
-              </a:ln>
-            </c:spPr>
-            <c:extLst>
-              <c:ext xmlns:c16="http://schemas.microsoft.com/office/drawing/2014/chart" uri="{C3380CC4-5D6E-409C-BE32-E72D297353CC}">
-                <c16:uniqueId val="{00000001-6572-4CA4-87C2-DAB7F19C4198}"/>
-              </c:ext>
-            </c:extLst>
-          </c:dPt>
-          <c:dPt>
-            <c:idx val="1"/>
-            <c:bubble3D val="0"/>
-            <c:spPr>
-              <a:solidFill>
-                <a:srgbClr val="C4703D"/>
-              </a:solidFill>
-              <a:ln>
-                <a:solidFill>
-                  <a:srgbClr val="FFFFFF"/>
-                </a:solidFill>
-                <a:prstDash val="solid"/>
-              </a:ln>
-            </c:spPr>
-            <c:extLst>
-              <c:ext xmlns:c16="http://schemas.microsoft.com/office/drawing/2014/chart" uri="{C3380CC4-5D6E-409C-BE32-E72D297353CC}">
-                <c16:uniqueId val="{00000003-6572-4CA4-87C2-DAB7F19C4198}"/>
-              </c:ext>
-            </c:extLst>
-          </c:dPt>
-          <c:dPt>
-            <c:idx val="2"/>
-            <c:bubble3D val="0"/>
-            <c:spPr>
-              <a:solidFill>
-                <a:srgbClr val="939872"/>
-              </a:solidFill>
-              <a:ln>
-                <a:solidFill>
-                  <a:srgbClr val="FFFFFF"/>
-                </a:solidFill>
-                <a:prstDash val="solid"/>
-              </a:ln>
-            </c:spPr>
-            <c:extLst>
-              <c:ext xmlns:c16="http://schemas.microsoft.com/office/drawing/2014/chart" uri="{C3380CC4-5D6E-409C-BE32-E72D297353CC}">
-                <c16:uniqueId val="{00000005-6572-4CA4-87C2-DAB7F19C4198}"/>
-              </c:ext>
-            </c:extLst>
-          </c:dPt>
-          <c:dPt>
-            <c:idx val="3"/>
-            <c:bubble3D val="0"/>
-            <c:spPr>
-              <a:solidFill>
-                <a:srgbClr val="C29E4F"/>
-              </a:solidFill>
-              <a:ln>
-                <a:solidFill>
-                  <a:srgbClr val="FFFFFF"/>
-                </a:solidFill>
-                <a:prstDash val="solid"/>
-              </a:ln>
-            </c:spPr>
-            <c:extLst>
-              <c:ext xmlns:c16="http://schemas.microsoft.com/office/drawing/2014/chart" uri="{C3380CC4-5D6E-409C-BE32-E72D297353CC}">
-                <c16:uniqueId val="{00000007-6572-4CA4-87C2-DAB7F19C4198}"/>
-              </c:ext>
-            </c:extLst>
-          </c:dPt>
-          <c:dPt>
-            <c:idx val="4"/>
-            <c:bubble3D val="0"/>
-            <c:spPr>
-              <a:solidFill>
-                <a:srgbClr val="6A9387"/>
-              </a:solidFill>
-              <a:ln>
-                <a:solidFill>
-                  <a:srgbClr val="FFFFFF"/>
-                </a:solidFill>
-                <a:prstDash val="solid"/>
-              </a:ln>
-            </c:spPr>
-            <c:extLst>
-              <c:ext xmlns:c16="http://schemas.microsoft.com/office/drawing/2014/chart" uri="{C3380CC4-5D6E-409C-BE32-E72D297353CC}">
-                <c16:uniqueId val="{00000009-6572-4CA4-87C2-DAB7F19C4198}"/>
-              </c:ext>
-            </c:extLst>
-          </c:dPt>
-          <c:dPt>
-            <c:idx val="5"/>
-            <c:bubble3D val="0"/>
-            <c:spPr>
-              <a:solidFill>
-                <a:srgbClr val="857B78"/>
-              </a:solidFill>
-              <a:ln>
-                <a:solidFill>
-                  <a:srgbClr val="FFFFFF"/>
-                </a:solidFill>
-                <a:prstDash val="solid"/>
-              </a:ln>
-            </c:spPr>
-            <c:extLst>
-              <c:ext xmlns:c16="http://schemas.microsoft.com/office/drawing/2014/chart" uri="{C3380CC4-5D6E-409C-BE32-E72D297353CC}">
-                <c16:uniqueId val="{0000000B-6572-4CA4-87C2-DAB7F19C4198}"/>
-              </c:ext>
-            </c:extLst>
-          </c:dPt>
-          <c:dPt>
-            <c:idx val="6"/>
-            <c:bubble3D val="0"/>
-            <c:spPr>
-              <a:solidFill>
-                <a:srgbClr val="B3C8DC"/>
-              </a:solidFill>
-              <a:ln>
-                <a:solidFill>
-                  <a:srgbClr val="FFFFFF"/>
-                </a:solidFill>
-                <a:prstDash val="solid"/>
-              </a:ln>
-            </c:spPr>
-            <c:extLst>
-              <c:ext xmlns:c16="http://schemas.microsoft.com/office/drawing/2014/chart" uri="{C3380CC4-5D6E-409C-BE32-E72D297353CC}">
-                <c16:uniqueId val="{0000000D-6572-4CA4-87C2-DAB7F19C4198}"/>
-              </c:ext>
-            </c:extLst>
-          </c:dPt>
-          <c:dLbls>
-            <c:dLbl>
-              <c:idx val="0"/>
-              <c:spPr>
-                <a:solidFill>
-                  <a:srgbClr val="376081"/>
-                </a:solidFill>
-                <a:ln>
-                  <a:noFill/>
-                </a:ln>
-                <a:effectLst/>
-              </c:spPr>
-              <c:txPr>
-                <a:bodyPr/>
-                <a:lstStyle/>
-                <a:p>
-                  <a:pPr>
-                    <a:defRPr sz="900" b="1">
-                      <a:ln w="6350">
-                        <a:noFill/>
-                      </a:ln>
-                      <a:solidFill>
-                        <a:schemeClr val="bg1"/>
-                      </a:solidFill>
-                      <a:effectLst>
-                        <a:outerShdw blurRad="50800" dist="38100" dir="10800000" algn="r" rotWithShape="0">
-                          <a:prstClr val="black">
-                            <a:alpha val="40000"/>
-                          </a:prstClr>
-                        </a:outerShdw>
-                      </a:effectLst>
-                    </a:defRPr>
-                  </a:pPr>
-                  <a:endParaRPr lang="es-BO"/>
-                </a:p>
-              </c:txPr>
-              <c:showLegendKey val="0"/>
-              <c:showVal val="1"/>
-              <c:showCatName val="0"/>
-              <c:showSerName val="0"/>
-              <c:showPercent val="1"/>
-              <c:showBubbleSize val="1"/>
-              <c:extLst>
-                <c:ext xmlns:c15="http://schemas.microsoft.com/office/drawing/2012/chart" uri="{CE6537A1-D6FC-4f65-9D91-7224C49458BB}"/>
-                <c:ext xmlns:c16="http://schemas.microsoft.com/office/drawing/2014/chart" uri="{C3380CC4-5D6E-409C-BE32-E72D297353CC}">
-                  <c16:uniqueId val="{00000001-6572-4CA4-87C2-DAB7F19C4198}"/>
-                </c:ext>
-              </c:extLst>
-            </c:dLbl>
-            <c:dLbl>
-              <c:idx val="1"/>
-              <c:spPr>
-                <a:noFill/>
-                <a:ln>
-                  <a:noFill/>
-                </a:ln>
-                <a:effectLst/>
-              </c:spPr>
-              <c:txPr>
-                <a:bodyPr/>
-                <a:lstStyle/>
-                <a:p>
-                  <a:pPr>
-                    <a:defRPr sz="900" b="1">
-                      <a:ln w="6350">
-                        <a:noFill/>
-                      </a:ln>
-                      <a:solidFill>
-                        <a:schemeClr val="bg1"/>
-                      </a:solidFill>
-                      <a:effectLst>
-                        <a:outerShdw blurRad="50800" dist="38100" dir="10800000" algn="r" rotWithShape="0">
-                          <a:prstClr val="black">
-                            <a:alpha val="40000"/>
-                          </a:prstClr>
-                        </a:outerShdw>
-                      </a:effectLst>
-                    </a:defRPr>
-                  </a:pPr>
-                  <a:endParaRPr lang="es-BO"/>
-                </a:p>
-              </c:txPr>
-              <c:showLegendKey val="0"/>
-              <c:showVal val="1"/>
-              <c:showCatName val="0"/>
-              <c:showSerName val="0"/>
-              <c:showPercent val="1"/>
-              <c:showBubbleSize val="1"/>
-              <c:extLst>
-                <c:ext xmlns:c15="http://schemas.microsoft.com/office/drawing/2012/chart" uri="{CE6537A1-D6FC-4f65-9D91-7224C49458BB}"/>
-                <c:ext xmlns:c16="http://schemas.microsoft.com/office/drawing/2014/chart" uri="{C3380CC4-5D6E-409C-BE32-E72D297353CC}">
-                  <c16:uniqueId val="{00000003-6572-4CA4-87C2-DAB7F19C4198}"/>
-                </c:ext>
-              </c:extLst>
-            </c:dLbl>
-            <c:dLbl>
-              <c:idx val="2"/>
-              <c:spPr>
-                <a:noFill/>
-                <a:ln>
-                  <a:noFill/>
-                </a:ln>
-                <a:effectLst/>
-              </c:spPr>
-              <c:txPr>
-                <a:bodyPr/>
-                <a:lstStyle/>
-                <a:p>
-                  <a:pPr>
-                    <a:defRPr sz="900" b="1">
-                      <a:ln w="6350">
-                        <a:noFill/>
-                      </a:ln>
-                      <a:solidFill>
-                        <a:schemeClr val="bg1"/>
-                      </a:solidFill>
-                      <a:effectLst>
-                        <a:outerShdw blurRad="50800" dist="38100" dir="10800000" algn="r" rotWithShape="0">
-                          <a:prstClr val="black">
-                            <a:alpha val="40000"/>
-                          </a:prstClr>
-                        </a:outerShdw>
-                      </a:effectLst>
-                    </a:defRPr>
-                  </a:pPr>
-                  <a:endParaRPr lang="es-BO"/>
-                </a:p>
-              </c:txPr>
-              <c:showLegendKey val="0"/>
-              <c:showVal val="1"/>
-              <c:showCatName val="0"/>
-              <c:showSerName val="0"/>
-              <c:showPercent val="1"/>
-              <c:showBubbleSize val="1"/>
-              <c:extLst>
-                <c:ext xmlns:c15="http://schemas.microsoft.com/office/drawing/2012/chart" uri="{CE6537A1-D6FC-4f65-9D91-7224C49458BB}"/>
-                <c:ext xmlns:c16="http://schemas.microsoft.com/office/drawing/2014/chart" uri="{C3380CC4-5D6E-409C-BE32-E72D297353CC}">
-                  <c16:uniqueId val="{00000005-6572-4CA4-87C2-DAB7F19C4198}"/>
-                </c:ext>
-              </c:extLst>
-            </c:dLbl>
-            <c:dLbl>
-              <c:idx val="3"/>
-              <c:layout>
-                <c:manualLayout>
-                  <c:x val="-0.23521110196401271"/>
-                  <c:y val="6.652555185969157E-2"/>
-                </c:manualLayout>
-              </c:layout>
-              <c:spPr>
-                <a:solidFill>
-                  <a:srgbClr val="B3954B"/>
-                </a:solidFill>
-                <a:ln>
-                  <a:noFill/>
-                </a:ln>
-                <a:effectLst/>
-              </c:spPr>
-              <c:txPr>
-                <a:bodyPr/>
-                <a:lstStyle/>
-                <a:p>
-                  <a:pPr>
-                    <a:defRPr sz="900" b="1">
-                      <a:ln w="6350">
-                        <a:noFill/>
-                      </a:ln>
-                      <a:solidFill>
-                        <a:schemeClr val="bg1"/>
-                      </a:solidFill>
-                      <a:effectLst>
-                        <a:outerShdw blurRad="50800" dist="38100" dir="10800000" algn="r" rotWithShape="0">
-                          <a:prstClr val="black">
-                            <a:alpha val="40000"/>
-                          </a:prstClr>
-                        </a:outerShdw>
-                      </a:effectLst>
-                    </a:defRPr>
-                  </a:pPr>
-                  <a:endParaRPr lang="es-BO"/>
-                </a:p>
-              </c:txPr>
-              <c:showLegendKey val="0"/>
-              <c:showVal val="1"/>
-              <c:showCatName val="0"/>
-              <c:showSerName val="0"/>
-              <c:showPercent val="1"/>
-              <c:showBubbleSize val="1"/>
-              <c:separator>
-</c:separator>
-              <c:extLst>
-                <c:ext xmlns:c15="http://schemas.microsoft.com/office/drawing/2012/chart" uri="{CE6537A1-D6FC-4f65-9D91-7224C49458BB}"/>
-                <c:ext xmlns:c16="http://schemas.microsoft.com/office/drawing/2014/chart" uri="{C3380CC4-5D6E-409C-BE32-E72D297353CC}">
-                  <c16:uniqueId val="{00000007-6572-4CA4-87C2-DAB7F19C4198}"/>
-                </c:ext>
-              </c:extLst>
-            </c:dLbl>
-            <c:dLbl>
-              <c:idx val="4"/>
-              <c:layout>
-                <c:manualLayout>
-                  <c:x val="-0.27519698929789488"/>
-                  <c:y val="2.1167221046265443E-2"/>
-                </c:manualLayout>
-              </c:layout>
-              <c:spPr>
-                <a:solidFill>
-                  <a:srgbClr val="5F8B84"/>
-                </a:solidFill>
-                <a:ln>
-                  <a:noFill/>
-                </a:ln>
-                <a:effectLst/>
-              </c:spPr>
-              <c:txPr>
-                <a:bodyPr/>
-                <a:lstStyle/>
-                <a:p>
-                  <a:pPr>
-                    <a:defRPr sz="900" b="1">
-                      <a:ln w="6350">
-                        <a:noFill/>
-                      </a:ln>
-                      <a:solidFill>
-                        <a:schemeClr val="bg1"/>
-                      </a:solidFill>
-                      <a:effectLst>
-                        <a:outerShdw blurRad="50800" dist="38100" dir="10800000" algn="r" rotWithShape="0">
-                          <a:prstClr val="black">
-                            <a:alpha val="40000"/>
-                          </a:prstClr>
-                        </a:outerShdw>
-                      </a:effectLst>
-                    </a:defRPr>
-                  </a:pPr>
-                  <a:endParaRPr lang="es-BO"/>
-                </a:p>
-              </c:txPr>
-              <c:showLegendKey val="0"/>
-              <c:showVal val="1"/>
-              <c:showCatName val="0"/>
-              <c:showSerName val="0"/>
-              <c:showPercent val="1"/>
-              <c:showBubbleSize val="1"/>
-              <c:separator>
-</c:separator>
-              <c:extLst>
-                <c:ext xmlns:c15="http://schemas.microsoft.com/office/drawing/2012/chart" uri="{CE6537A1-D6FC-4f65-9D91-7224C49458BB}"/>
-                <c:ext xmlns:c16="http://schemas.microsoft.com/office/drawing/2014/chart" uri="{C3380CC4-5D6E-409C-BE32-E72D297353CC}">
-                  <c16:uniqueId val="{00000009-6572-4CA4-87C2-DAB7F19C4198}"/>
-                </c:ext>
-              </c:extLst>
-            </c:dLbl>
-            <c:dLbl>
-              <c:idx val="5"/>
-              <c:layout>
-                <c:manualLayout>
-                  <c:x val="-0.32929554274961781"/>
-                  <c:y val="-2.7214998488055666E-2"/>
-                </c:manualLayout>
-              </c:layout>
-              <c:spPr>
-                <a:solidFill>
-                  <a:srgbClr val="836F73"/>
-                </a:solidFill>
-                <a:ln>
-                  <a:noFill/>
-                </a:ln>
-                <a:effectLst/>
-              </c:spPr>
-              <c:txPr>
-                <a:bodyPr/>
-                <a:lstStyle/>
-                <a:p>
-                  <a:pPr>
-                    <a:defRPr sz="900" b="1">
-                      <a:ln w="6350">
-                        <a:noFill/>
-                      </a:ln>
-                      <a:solidFill>
-                        <a:schemeClr val="bg1"/>
-                      </a:solidFill>
-                      <a:effectLst>
-                        <a:outerShdw blurRad="50800" dist="38100" dir="10800000" algn="r" rotWithShape="0">
-                          <a:prstClr val="black">
-                            <a:alpha val="40000"/>
-                          </a:prstClr>
-                        </a:outerShdw>
-                      </a:effectLst>
-                    </a:defRPr>
-                  </a:pPr>
-                  <a:endParaRPr lang="es-BO"/>
-                </a:p>
-              </c:txPr>
-              <c:showLegendKey val="0"/>
-              <c:showVal val="1"/>
-              <c:showCatName val="0"/>
-              <c:showSerName val="0"/>
-              <c:showPercent val="1"/>
-              <c:showBubbleSize val="1"/>
-              <c:separator>
-</c:separator>
-              <c:extLst>
-                <c:ext xmlns:c15="http://schemas.microsoft.com/office/drawing/2012/chart" uri="{CE6537A1-D6FC-4f65-9D91-7224C49458BB}"/>
-                <c:ext xmlns:c16="http://schemas.microsoft.com/office/drawing/2014/chart" uri="{C3380CC4-5D6E-409C-BE32-E72D297353CC}">
-                  <c16:uniqueId val="{0000000B-6572-4CA4-87C2-DAB7F19C4198}"/>
-                </c:ext>
-              </c:extLst>
-            </c:dLbl>
-            <c:dLbl>
-              <c:idx val="6"/>
-              <c:layout>
-                <c:manualLayout>
-                  <c:x val="-0.39515465129954136"/>
-                  <c:y val="-0.10885999395222255"/>
-                </c:manualLayout>
-              </c:layout>
-              <c:spPr>
-                <a:solidFill>
-                  <a:srgbClr val="A7C4E7"/>
-                </a:solidFill>
-                <a:ln>
-                  <a:noFill/>
-                </a:ln>
-                <a:effectLst/>
-              </c:spPr>
-              <c:txPr>
-                <a:bodyPr/>
-                <a:lstStyle/>
-                <a:p>
-                  <a:pPr>
-                    <a:defRPr sz="900" b="1">
-                      <a:ln w="6350">
-                        <a:noFill/>
-                      </a:ln>
-                      <a:solidFill>
-                        <a:schemeClr val="bg1"/>
-                      </a:solidFill>
-                      <a:effectLst>
-                        <a:outerShdw blurRad="50800" dist="38100" dir="10800000" algn="r" rotWithShape="0">
-                          <a:prstClr val="black">
-                            <a:alpha val="40000"/>
-                          </a:prstClr>
-                        </a:outerShdw>
-                      </a:effectLst>
-                    </a:defRPr>
-                  </a:pPr>
-                  <a:endParaRPr lang="es-BO"/>
-                </a:p>
-              </c:txPr>
-              <c:showLegendKey val="0"/>
-              <c:showVal val="1"/>
-              <c:showCatName val="0"/>
-              <c:showSerName val="0"/>
-              <c:showPercent val="1"/>
-              <c:showBubbleSize val="1"/>
-              <c:separator>
-</c:separator>
-              <c:extLst>
-                <c:ext xmlns:c15="http://schemas.microsoft.com/office/drawing/2012/chart" uri="{CE6537A1-D6FC-4f65-9D91-7224C49458BB}"/>
-                <c:ext xmlns:c16="http://schemas.microsoft.com/office/drawing/2014/chart" uri="{C3380CC4-5D6E-409C-BE32-E72D297353CC}">
-                  <c16:uniqueId val="{0000000D-6572-4CA4-87C2-DAB7F19C4198}"/>
-                </c:ext>
-              </c:extLst>
-            </c:dLbl>
-            <c:spPr>
-              <a:gradFill flip="none" rotWithShape="1">
-                <a:gsLst>
-                  <a:gs pos="0">
-                    <a:schemeClr val="bg1">
-                      <a:lumMod val="65000"/>
-                    </a:schemeClr>
-                  </a:gs>
-                  <a:gs pos="99115">
-                    <a:schemeClr val="bg1">
-                      <a:alpha val="1000"/>
-                    </a:schemeClr>
-                  </a:gs>
-                  <a:gs pos="58000">
-                    <a:schemeClr val="bg1">
-                      <a:alpha val="1000"/>
-                    </a:schemeClr>
-                  </a:gs>
-                </a:gsLst>
-                <a:path path="circle">
-                  <a:fillToRect l="50000" t="50000" r="50000" b="50000"/>
-                </a:path>
-                <a:tileRect/>
-              </a:gradFill>
-              <a:ln>
-                <a:noFill/>
-              </a:ln>
-              <a:effectLst/>
-            </c:spPr>
-            <c:txPr>
-              <a:bodyPr/>
-              <a:lstStyle/>
-              <a:p>
-                <a:pPr>
-                  <a:defRPr sz="900" b="1">
-                    <a:ln w="6350">
-                      <a:noFill/>
-                    </a:ln>
-                    <a:solidFill>
-                      <a:schemeClr val="bg1"/>
-                    </a:solidFill>
-                    <a:effectLst>
-                      <a:outerShdw blurRad="50800" dist="38100" dir="10800000" algn="r" rotWithShape="0">
-                        <a:prstClr val="black">
-                          <a:alpha val="40000"/>
-                        </a:prstClr>
-                      </a:outerShdw>
-                    </a:effectLst>
-                  </a:defRPr>
-                </a:pPr>
-                <a:endParaRPr lang="es-BO"/>
-              </a:p>
-            </c:txPr>
-            <c:showLegendKey val="0"/>
-            <c:showVal val="1"/>
-            <c:showCatName val="0"/>
-            <c:showSerName val="0"/>
-            <c:showPercent val="1"/>
-            <c:showBubbleSize val="1"/>
-            <c:separator>
-</c:separator>
-            <c:showLeaderLines val="1"/>
-            <c:extLst>
-              <c:ext xmlns:c15="http://schemas.microsoft.com/office/drawing/2012/chart" uri="{CE6537A1-D6FC-4f65-9D91-7224C49458BB}"/>
-            </c:extLst>
-          </c:dLbls>
-          <c:cat>
-            <c:strRef>
-              <c:f>'2.9'!$A$5:$A$11</c:f>
-              <c:strCache>
-                <c:ptCount val="7"/>
-                <c:pt idx="0">
-                  <c:v>SALUD, EDUCACIÓN Y GESTIÓN SOCIAL</c:v>
-                </c:pt>
-                <c:pt idx="1">
-                  <c:v>POLICIA BOLIVIANA FUERZAS ARMADAS</c:v>
-                </c:pt>
-                <c:pt idx="2">
-                  <c:v>ENTIDADES TERRITORIALES AUTÓNOMAS</c:v>
-                </c:pt>
-                <c:pt idx="3">
-                  <c:v>ORGANOS DEL ESTADO Y ENTIDADES DE CONTROL Y DEFENSA</c:v>
-                </c:pt>
-                <c:pt idx="4">
-                  <c:v>ENTIDADES DESCENTRALIZADAS</c:v>
-                </c:pt>
-                <c:pt idx="5">
-                  <c:v>UNIVERSIDADES PÚBLICAS</c:v>
-                </c:pt>
-                <c:pt idx="6">
-                  <c:v>EMPRESA PÚBLICAS</c:v>
-                </c:pt>
-              </c:strCache>
-            </c:strRef>
-          </c:cat>
-          <c:val>
-            <c:numRef>
-              <c:f>'2.9'!$B$5:$B$11</c:f>
-              <c:numCache>
-                <c:formatCode>0.0</c:formatCode>
-                <c:ptCount val="7"/>
-                <c:pt idx="0">
-                  <c:v>59.7</c:v>
-                </c:pt>
-                <c:pt idx="1">
-                  <c:v>14.6</c:v>
-                </c:pt>
-                <c:pt idx="2">
-                  <c:v>8.3000000000000007</c:v>
-                </c:pt>
-                <c:pt idx="3">
-                  <c:v>4.7</c:v>
-                </c:pt>
-                <c:pt idx="4">
-                  <c:v>3.2</c:v>
-                </c:pt>
-                <c:pt idx="5">
-                  <c:v>6.3</c:v>
-                </c:pt>
-                <c:pt idx="6">
-                  <c:v>3.2</c:v>
-                </c:pt>
-              </c:numCache>
-            </c:numRef>
-          </c:val>
-          <c:extLst>
-            <c:ext xmlns:c16="http://schemas.microsoft.com/office/drawing/2014/chart" uri="{C3380CC4-5D6E-409C-BE32-E72D297353CC}">
-              <c16:uniqueId val="{00000012-6572-4CA4-87C2-DAB7F19C4198}"/>
-            </c:ext>
-          </c:extLst>
-        </c:ser>
-        <c:dLbls>
-          <c:showLegendKey val="0"/>
-          <c:showVal val="0"/>
-          <c:showCatName val="0"/>
-          <c:showSerName val="0"/>
-          <c:showPercent val="0"/>
-          <c:showBubbleSize val="0"/>
-          <c:showLeaderLines val="1"/>
-        </c:dLbls>
-        <c:firstSliceAng val="0"/>
-        <c:holeSize val="50"/>
-      </c:doughnutChart>
-    </c:plotArea>
-    <c:legend>
-      <c:legendPos val="b"/>
-      <c:layout>
-        <c:manualLayout>
-          <c:xMode val="edge"/>
-          <c:yMode val="edge"/>
-          <c:x val="0"/>
-          <c:y val="0.67217689034712813"/>
-          <c:w val="0.50293578644313586"/>
-          <c:h val="0.31875144349018664"/>
-        </c:manualLayout>
-      </c:layout>
-      <c:overlay val="1"/>
-      <c:txPr>
-        <a:bodyPr/>
-        <a:lstStyle/>
-        <a:p>
-          <a:pPr>
-            <a:defRPr sz="800"/>
-          </a:pPr>
-          <a:endParaRPr lang="es-BO"/>
-        </a:p>
-      </c:txPr>
-    </c:legend>
-    <c:plotVisOnly val="1"/>
-    <c:dispBlanksAs val="gap"/>
-    <c:showDLblsOverMax val="1"/>
-  </c:chart>
-  <c:txPr>
-    <a:bodyPr/>
-    <a:lstStyle/>
-    <a:p>
-      <a:pPr>
-        <a:defRPr>
-          <a:latin typeface="Century Gothic" panose="020B0502020202020204" pitchFamily="34" charset="0"/>
-        </a:defRPr>
-      </a:pPr>
-      <a:endParaRPr lang="es-BO"/>
-    </a:p>
-  </c:txPr>
-  <c:externalData r:id="rId1">
-    <c:autoUpdate val="0"/>
-  </c:externalData>
-</c:chartSpace>
-</file>
-
-<file path=word/charts/chart19.xml><?xml version="1.0" encoding="utf-8"?>
-<c:chartSpace xmlns:c="http://schemas.openxmlformats.org/drawingml/2006/chart" xmlns:a="http://schemas.openxmlformats.org/drawingml/2006/main" xmlns:r="http://schemas.openxmlformats.org/officeDocument/2006/relationships" xmlns:c16r2="http://schemas.microsoft.com/office/drawing/2015/06/chart">
-  <c:date1904 val="0"/>
-  <c:lang val="es-ES"/>
-  <c:roundedCorners val="0"/>
-  <mc:AlternateContent xmlns:mc="http://schemas.openxmlformats.org/markup-compatibility/2006">
-    <mc:Choice xmlns:c14="http://schemas.microsoft.com/office/drawing/2007/8/2/chart" Requires="c14">
-      <c14:style val="102"/>
-    </mc:Choice>
-    <mc:Fallback>
-      <c:style val="2"/>
-    </mc:Fallback>
-  </mc:AlternateContent>
-  <c:chart>
-    <c:autoTitleDeleted val="1"/>
-    <c:plotArea>
-      <c:layout>
-        <c:manualLayout>
-          <c:layoutTarget val="inner"/>
-          <c:xMode val="edge"/>
-          <c:yMode val="edge"/>
-          <c:x val="2.1990975687062184E-2"/>
-          <c:y val="0.11059907834101383"/>
-          <c:w val="0.95469158621115369"/>
-          <c:h val="0.68058074797907253"/>
-        </c:manualLayout>
-      </c:layout>
-      <c:barChart>
-        <c:barDir val="col"/>
-        <c:grouping val="stacked"/>
-        <c:varyColors val="0"/>
-        <c:ser>
-          <c:idx val="0"/>
-          <c:order val="0"/>
-          <c:tx>
-            <c:strRef>
-              <c:f>'2.12'!$B$4</c:f>
-              <c:strCache>
-                <c:ptCount val="1"/>
-                <c:pt idx="0">
-                  <c:v>GAD</c:v>
-                </c:pt>
-              </c:strCache>
-            </c:strRef>
-          </c:tx>
-          <c:spPr>
-            <a:solidFill>
-              <a:schemeClr val="accent5">
-                <a:lumMod val="75000"/>
-              </a:schemeClr>
-            </a:solidFill>
-            <a:ln w="3175">
-              <a:solidFill>
-                <a:schemeClr val="tx1"/>
-              </a:solidFill>
-            </a:ln>
-            <a:effectLst/>
-          </c:spPr>
-          <c:invertIfNegative val="0"/>
-          <c:dLbls>
-            <c:numFmt formatCode="#,##0" sourceLinked="0"/>
-            <c:spPr>
-              <a:noFill/>
-              <a:ln>
-                <a:noFill/>
-              </a:ln>
-              <a:effectLst/>
-            </c:spPr>
-            <c:txPr>
-              <a:bodyPr rot="0" spcFirstLastPara="1" vertOverflow="ellipsis" vert="horz" wrap="square" anchor="ctr" anchorCtr="1"/>
-              <a:lstStyle/>
-              <a:p>
-                <a:pPr algn="ctr">
-                  <a:defRPr sz="900" b="0" i="0" u="none" strike="noStrike" kern="1200" baseline="0">
-                    <a:solidFill>
-                      <a:schemeClr val="bg1"/>
-                    </a:solidFill>
-                    <a:latin typeface="Century Gothic" panose="020B0502020202020204" pitchFamily="34" charset="0"/>
-                    <a:ea typeface="+mn-ea"/>
-                    <a:cs typeface="+mn-cs"/>
-                  </a:defRPr>
-                </a:pPr>
-                <a:endParaRPr lang="es-BO"/>
-              </a:p>
-            </c:txPr>
-            <c:showLegendKey val="0"/>
-            <c:showVal val="1"/>
-            <c:showCatName val="0"/>
-            <c:showSerName val="0"/>
-            <c:showPercent val="0"/>
-            <c:showBubbleSize val="0"/>
-            <c:showLeaderLines val="0"/>
-            <c:extLst>
-              <c:ext xmlns:c15="http://schemas.microsoft.com/office/drawing/2012/chart" uri="{CE6537A1-D6FC-4f65-9D91-7224C49458BB}">
-                <c15:showLeaderLines val="1"/>
-                <c15:leaderLines>
-                  <c:spPr>
-                    <a:ln w="9525" cap="flat" cmpd="sng" algn="ctr">
-                      <a:solidFill>
-                        <a:schemeClr val="tx1">
-                          <a:lumMod val="35000"/>
-                          <a:lumOff val="65000"/>
-                        </a:schemeClr>
-                      </a:solidFill>
-                      <a:round/>
-                    </a:ln>
-                    <a:effectLst/>
-                  </c:spPr>
-                </c15:leaderLines>
-              </c:ext>
-            </c:extLst>
-          </c:dLbls>
-          <c:cat>
-            <c:strRef>
-              <c:f>'2.12'!$A$5:$A$6</c:f>
-              <c:strCache>
-                <c:ptCount val="2"/>
-                <c:pt idx="0">
-                  <c:v>2025</c:v>
-                </c:pt>
-                <c:pt idx="1">
-                  <c:v>2026</c:v>
-                </c:pt>
-              </c:strCache>
-            </c:strRef>
-          </c:cat>
-          <c:val>
-            <c:numRef>
-              <c:f>'2.12'!$B$5:$B$6</c:f>
-              <c:numCache>
-                <c:formatCode>#,##0.0</c:formatCode>
-                <c:ptCount val="2"/>
-                <c:pt idx="0">
-                  <c:v>9727.4289420000005</c:v>
-                </c:pt>
-                <c:pt idx="1">
-                  <c:v>9930.4392509999998</c:v>
-                </c:pt>
-              </c:numCache>
-            </c:numRef>
-          </c:val>
-          <c:extLst>
-            <c:ext xmlns:c16="http://schemas.microsoft.com/office/drawing/2014/chart" uri="{C3380CC4-5D6E-409C-BE32-E72D297353CC}">
-              <c16:uniqueId val="{00000000-5649-45B5-94ED-7CEBE409C6A9}"/>
-            </c:ext>
-          </c:extLst>
-        </c:ser>
-        <c:ser>
-          <c:idx val="1"/>
-          <c:order val="1"/>
-          <c:tx>
-            <c:strRef>
-              <c:f>'2.12'!$C$4</c:f>
-              <c:strCache>
-                <c:ptCount val="1"/>
-                <c:pt idx="0">
-                  <c:v>GAR</c:v>
-                </c:pt>
-              </c:strCache>
-            </c:strRef>
-          </c:tx>
-          <c:spPr>
-            <a:solidFill>
-              <a:schemeClr val="accent2"/>
-            </a:solidFill>
-            <a:ln>
-              <a:noFill/>
-            </a:ln>
-            <a:effectLst/>
-          </c:spPr>
-          <c:invertIfNegative val="0"/>
-          <c:dLbls>
-            <c:numFmt formatCode="#,##0" sourceLinked="0"/>
-            <c:spPr>
-              <a:noFill/>
-              <a:ln>
-                <a:noFill/>
-              </a:ln>
-              <a:effectLst/>
-            </c:spPr>
-            <c:txPr>
-              <a:bodyPr rot="0" spcFirstLastPara="1" vertOverflow="ellipsis" vert="horz" wrap="square" anchor="ctr" anchorCtr="1"/>
-              <a:lstStyle/>
-              <a:p>
-                <a:pPr algn="ctr">
-                  <a:defRPr sz="900" b="0" i="0" u="none" strike="noStrike" kern="1200" baseline="0">
-                    <a:solidFill>
-                      <a:schemeClr val="bg1"/>
-                    </a:solidFill>
-                    <a:latin typeface="Century Gothic" panose="020B0502020202020204" pitchFamily="34" charset="0"/>
-                    <a:ea typeface="+mn-ea"/>
-                    <a:cs typeface="+mn-cs"/>
-                  </a:defRPr>
-                </a:pPr>
-                <a:endParaRPr lang="es-BO"/>
-              </a:p>
-            </c:txPr>
-            <c:showLegendKey val="0"/>
-            <c:showVal val="1"/>
-            <c:showCatName val="0"/>
-            <c:showSerName val="0"/>
-            <c:showPercent val="0"/>
-            <c:showBubbleSize val="0"/>
-            <c:showLeaderLines val="0"/>
-            <c:extLst>
-              <c:ext xmlns:c15="http://schemas.microsoft.com/office/drawing/2012/chart" uri="{CE6537A1-D6FC-4f65-9D91-7224C49458BB}">
-                <c15:showLeaderLines val="1"/>
-                <c15:leaderLines>
-                  <c:spPr>
-                    <a:ln w="9525" cap="flat" cmpd="sng" algn="ctr">
-                      <a:solidFill>
-                        <a:schemeClr val="tx1">
-                          <a:lumMod val="35000"/>
-                          <a:lumOff val="65000"/>
-                        </a:schemeClr>
-                      </a:solidFill>
-                      <a:round/>
-                    </a:ln>
-                    <a:effectLst/>
-                  </c:spPr>
-                </c15:leaderLines>
-              </c:ext>
-            </c:extLst>
-          </c:dLbls>
-          <c:cat>
-            <c:strRef>
-              <c:f>'2.12'!$A$5:$A$6</c:f>
-              <c:strCache>
-                <c:ptCount val="2"/>
-                <c:pt idx="0">
-                  <c:v>2025</c:v>
-                </c:pt>
-                <c:pt idx="1">
-                  <c:v>2026</c:v>
-                </c:pt>
-              </c:strCache>
-            </c:strRef>
-          </c:cat>
-          <c:val>
-            <c:numRef>
-              <c:f>'2.12'!$C$5:$C$6</c:f>
-              <c:numCache>
-                <c:formatCode>#,##0.0</c:formatCode>
-                <c:ptCount val="2"/>
-                <c:pt idx="0">
-                  <c:v>619.162105</c:v>
-                </c:pt>
-                <c:pt idx="1">
-                  <c:v>439.818849</c:v>
-                </c:pt>
-              </c:numCache>
-            </c:numRef>
-          </c:val>
-          <c:extLst>
-            <c:ext xmlns:c16="http://schemas.microsoft.com/office/drawing/2014/chart" uri="{C3380CC4-5D6E-409C-BE32-E72D297353CC}">
-              <c16:uniqueId val="{00000001-5649-45B5-94ED-7CEBE409C6A9}"/>
-            </c:ext>
-          </c:extLst>
-        </c:ser>
-        <c:ser>
-          <c:idx val="2"/>
-          <c:order val="2"/>
-          <c:tx>
-            <c:strRef>
-              <c:f>'2.12'!$D$4</c:f>
-              <c:strCache>
-                <c:ptCount val="1"/>
-                <c:pt idx="0">
-                  <c:v>GAM</c:v>
-                </c:pt>
-              </c:strCache>
-            </c:strRef>
-          </c:tx>
-          <c:spPr>
-            <a:solidFill>
-              <a:schemeClr val="accent5">
-                <a:lumMod val="60000"/>
-                <a:lumOff val="40000"/>
-              </a:schemeClr>
-            </a:solidFill>
-            <a:ln w="3175">
-              <a:solidFill>
-                <a:schemeClr val="tx1"/>
-              </a:solidFill>
-            </a:ln>
-            <a:effectLst/>
-          </c:spPr>
-          <c:invertIfNegative val="0"/>
-          <c:dLbls>
-            <c:numFmt formatCode="#,##0" sourceLinked="0"/>
-            <c:spPr>
-              <a:noFill/>
-              <a:ln>
-                <a:noFill/>
-              </a:ln>
-              <a:effectLst/>
-            </c:spPr>
-            <c:txPr>
-              <a:bodyPr rot="0" spcFirstLastPara="1" vertOverflow="ellipsis" vert="horz" wrap="square" anchor="ctr" anchorCtr="1"/>
-              <a:lstStyle/>
-              <a:p>
-                <a:pPr algn="ctr">
-                  <a:defRPr sz="1100" b="0" i="0" u="none" strike="noStrike" kern="1200" baseline="0">
-                    <a:solidFill>
-                      <a:schemeClr val="accent5">
-                        <a:lumMod val="50000"/>
-                      </a:schemeClr>
-                    </a:solidFill>
-                    <a:latin typeface="Century Gothic" panose="020B0502020202020204" pitchFamily="34" charset="0"/>
-                    <a:ea typeface="+mn-ea"/>
-                    <a:cs typeface="+mn-cs"/>
-                  </a:defRPr>
-                </a:pPr>
-                <a:endParaRPr lang="es-BO"/>
-              </a:p>
-            </c:txPr>
-            <c:showLegendKey val="0"/>
-            <c:showVal val="1"/>
-            <c:showCatName val="0"/>
-            <c:showSerName val="0"/>
-            <c:showPercent val="0"/>
-            <c:showBubbleSize val="0"/>
-            <c:showLeaderLines val="0"/>
-            <c:extLst>
-              <c:ext xmlns:c15="http://schemas.microsoft.com/office/drawing/2012/chart" uri="{CE6537A1-D6FC-4f65-9D91-7224C49458BB}">
-                <c15:showLeaderLines val="1"/>
-                <c15:leaderLines>
-                  <c:spPr>
-                    <a:ln w="9525" cap="flat" cmpd="sng" algn="ctr">
-                      <a:solidFill>
-                        <a:schemeClr val="tx1">
-                          <a:lumMod val="35000"/>
-                          <a:lumOff val="65000"/>
-                        </a:schemeClr>
-                      </a:solidFill>
-                      <a:round/>
-                    </a:ln>
-                    <a:effectLst/>
-                  </c:spPr>
-                </c15:leaderLines>
-              </c:ext>
-            </c:extLst>
-          </c:dLbls>
-          <c:cat>
-            <c:strRef>
-              <c:f>'2.12'!$A$5:$A$6</c:f>
-              <c:strCache>
-                <c:ptCount val="2"/>
-                <c:pt idx="0">
-                  <c:v>2025</c:v>
-                </c:pt>
-                <c:pt idx="1">
-                  <c:v>2026</c:v>
-                </c:pt>
-              </c:strCache>
-            </c:strRef>
-          </c:cat>
-          <c:val>
-            <c:numRef>
-              <c:f>'2.12'!$D$5:$D$6</c:f>
-              <c:numCache>
-                <c:formatCode>#,##0.0</c:formatCode>
-                <c:ptCount val="2"/>
-                <c:pt idx="0">
-                  <c:v>21517.747536999999</c:v>
-                </c:pt>
-                <c:pt idx="1">
-                  <c:v>22863.268325000001</c:v>
-                </c:pt>
-              </c:numCache>
-            </c:numRef>
-          </c:val>
-          <c:extLst>
-            <c:ext xmlns:c16="http://schemas.microsoft.com/office/drawing/2014/chart" uri="{C3380CC4-5D6E-409C-BE32-E72D297353CC}">
-              <c16:uniqueId val="{00000002-5649-45B5-94ED-7CEBE409C6A9}"/>
-            </c:ext>
-          </c:extLst>
-        </c:ser>
-        <c:ser>
-          <c:idx val="3"/>
-          <c:order val="3"/>
-          <c:tx>
-            <c:strRef>
-              <c:f>'2.12'!$E$4</c:f>
-              <c:strCache>
-                <c:ptCount val="1"/>
-                <c:pt idx="0">
-                  <c:v>GAIOC</c:v>
-                </c:pt>
-              </c:strCache>
-            </c:strRef>
-          </c:tx>
-          <c:spPr>
-            <a:solidFill>
-              <a:schemeClr val="accent3">
-                <a:lumMod val="60000"/>
-                <a:lumOff val="40000"/>
-              </a:schemeClr>
-            </a:solidFill>
-            <a:ln w="3175">
-              <a:solidFill>
-                <a:schemeClr val="tx1"/>
-              </a:solidFill>
-            </a:ln>
-            <a:effectLst/>
-          </c:spPr>
-          <c:invertIfNegative val="0"/>
-          <c:dLbls>
-            <c:numFmt formatCode="#,##0" sourceLinked="0"/>
-            <c:spPr>
-              <a:noFill/>
-              <a:ln>
-                <a:noFill/>
-              </a:ln>
-              <a:effectLst/>
-            </c:spPr>
-            <c:txPr>
-              <a:bodyPr rot="0" spcFirstLastPara="1" vertOverflow="ellipsis" vert="horz" wrap="square" anchor="ctr" anchorCtr="1"/>
-              <a:lstStyle/>
-              <a:p>
-                <a:pPr algn="ctr">
-                  <a:defRPr sz="900" b="0" i="0" u="none" strike="noStrike" kern="1200" baseline="0">
-                    <a:solidFill>
-                      <a:sysClr val="windowText" lastClr="000000"/>
-                    </a:solidFill>
-                    <a:latin typeface="Century Gothic" panose="020B0502020202020204" pitchFamily="34" charset="0"/>
-                    <a:ea typeface="+mn-ea"/>
-                    <a:cs typeface="+mn-cs"/>
-                  </a:defRPr>
-                </a:pPr>
-                <a:endParaRPr lang="es-BO"/>
-              </a:p>
-            </c:txPr>
-            <c:showLegendKey val="0"/>
-            <c:showVal val="1"/>
-            <c:showCatName val="0"/>
-            <c:showSerName val="0"/>
-            <c:showPercent val="0"/>
-            <c:showBubbleSize val="0"/>
-            <c:showLeaderLines val="0"/>
-            <c:extLst>
-              <c:ext xmlns:c15="http://schemas.microsoft.com/office/drawing/2012/chart" uri="{CE6537A1-D6FC-4f65-9D91-7224C49458BB}">
-                <c15:showLeaderLines val="1"/>
-                <c15:leaderLines>
-                  <c:spPr>
-                    <a:ln w="9525" cap="flat" cmpd="sng" algn="ctr">
-                      <a:solidFill>
-                        <a:schemeClr val="tx1">
-                          <a:lumMod val="35000"/>
-                          <a:lumOff val="65000"/>
-                        </a:schemeClr>
-                      </a:solidFill>
-                      <a:round/>
-                    </a:ln>
-                    <a:effectLst/>
-                  </c:spPr>
-                </c15:leaderLines>
-              </c:ext>
-            </c:extLst>
-          </c:dLbls>
-          <c:cat>
-            <c:strRef>
-              <c:f>'2.12'!$A$5:$A$6</c:f>
-              <c:strCache>
-                <c:ptCount val="2"/>
-                <c:pt idx="0">
-                  <c:v>2025</c:v>
-                </c:pt>
-                <c:pt idx="1">
-                  <c:v>2026</c:v>
-                </c:pt>
-              </c:strCache>
-            </c:strRef>
-          </c:cat>
-          <c:val>
-            <c:numRef>
-              <c:f>'2.12'!$E$5:$E$6</c:f>
-              <c:numCache>
-                <c:formatCode>#,##0.0</c:formatCode>
-                <c:ptCount val="2"/>
-                <c:pt idx="0">
-                  <c:v>92.389967999999996</c:v>
-                </c:pt>
-                <c:pt idx="1">
-                  <c:v>104.213035</c:v>
-                </c:pt>
-              </c:numCache>
-            </c:numRef>
-          </c:val>
-          <c:extLst>
-            <c:ext xmlns:c16="http://schemas.microsoft.com/office/drawing/2014/chart" uri="{C3380CC4-5D6E-409C-BE32-E72D297353CC}">
-              <c16:uniqueId val="{00000003-5649-45B5-94ED-7CEBE409C6A9}"/>
-            </c:ext>
-          </c:extLst>
-        </c:ser>
-        <c:ser>
-          <c:idx val="4"/>
-          <c:order val="4"/>
-          <c:tx>
-            <c:strRef>
-              <c:f>'2.12'!$F$4</c:f>
-              <c:strCache>
-                <c:ptCount val="1"/>
-                <c:pt idx="0">
-                  <c:v>UNIV</c:v>
-                </c:pt>
-              </c:strCache>
-            </c:strRef>
-          </c:tx>
-          <c:spPr>
-            <a:solidFill>
-              <a:schemeClr val="accent4">
-                <a:lumMod val="60000"/>
-                <a:lumOff val="40000"/>
-              </a:schemeClr>
-            </a:solidFill>
-            <a:ln w="3175">
-              <a:solidFill>
-                <a:schemeClr val="tx1"/>
-              </a:solidFill>
-            </a:ln>
-            <a:effectLst/>
-          </c:spPr>
-          <c:invertIfNegative val="0"/>
-          <c:dLbls>
-            <c:numFmt formatCode="#,##0" sourceLinked="0"/>
-            <c:spPr>
-              <a:noFill/>
-              <a:ln>
-                <a:noFill/>
-              </a:ln>
-              <a:effectLst/>
-            </c:spPr>
-            <c:txPr>
-              <a:bodyPr rot="0" spcFirstLastPara="1" vertOverflow="ellipsis" vert="horz" wrap="square" anchor="ctr" anchorCtr="1"/>
-              <a:lstStyle/>
-              <a:p>
-                <a:pPr>
-                  <a:defRPr sz="1100" b="0" i="0" u="none" strike="noStrike" kern="1200" baseline="0">
-                    <a:solidFill>
-                      <a:srgbClr val="7030A0"/>
-                    </a:solidFill>
-                    <a:latin typeface="Century Gothic" panose="020B0502020202020204" pitchFamily="34" charset="0"/>
-                    <a:ea typeface="+mn-ea"/>
-                    <a:cs typeface="+mn-cs"/>
-                  </a:defRPr>
-                </a:pPr>
-                <a:endParaRPr lang="es-BO"/>
-              </a:p>
-            </c:txPr>
-            <c:showLegendKey val="0"/>
-            <c:showVal val="1"/>
-            <c:showCatName val="0"/>
-            <c:showSerName val="0"/>
-            <c:showPercent val="0"/>
-            <c:showBubbleSize val="0"/>
-            <c:showLeaderLines val="0"/>
-            <c:extLst>
-              <c:ext xmlns:c15="http://schemas.microsoft.com/office/drawing/2012/chart" uri="{CE6537A1-D6FC-4f65-9D91-7224C49458BB}">
-                <c15:showLeaderLines val="1"/>
-                <c15:leaderLines>
-                  <c:spPr>
-                    <a:ln w="9525" cap="flat" cmpd="sng" algn="ctr">
-                      <a:solidFill>
-                        <a:schemeClr val="tx1">
-                          <a:lumMod val="35000"/>
-                          <a:lumOff val="65000"/>
-                        </a:schemeClr>
-                      </a:solidFill>
-                      <a:round/>
-                    </a:ln>
-                    <a:effectLst/>
-                  </c:spPr>
-                </c15:leaderLines>
-              </c:ext>
-            </c:extLst>
-          </c:dLbls>
-          <c:cat>
-            <c:strRef>
-              <c:f>'2.12'!$A$5:$A$6</c:f>
-              <c:strCache>
-                <c:ptCount val="2"/>
-                <c:pt idx="0">
-                  <c:v>2025</c:v>
-                </c:pt>
-                <c:pt idx="1">
-                  <c:v>2026</c:v>
-                </c:pt>
-              </c:strCache>
-            </c:strRef>
-          </c:cat>
-          <c:val>
-            <c:numRef>
-              <c:f>'2.12'!$F$5:$F$6</c:f>
-              <c:numCache>
-                <c:formatCode>#,##0.0</c:formatCode>
-                <c:ptCount val="2"/>
-                <c:pt idx="0">
-                  <c:v>7390.0343549999998</c:v>
-                </c:pt>
-                <c:pt idx="1">
-                  <c:v>7599.0696330000001</c:v>
-                </c:pt>
-              </c:numCache>
-            </c:numRef>
-          </c:val>
-          <c:extLst>
-            <c:ext xmlns:c16="http://schemas.microsoft.com/office/drawing/2014/chart" uri="{C3380CC4-5D6E-409C-BE32-E72D297353CC}">
-              <c16:uniqueId val="{00000004-5649-45B5-94ED-7CEBE409C6A9}"/>
-            </c:ext>
-          </c:extLst>
-        </c:ser>
-        <c:dLbls>
-          <c:showLegendKey val="0"/>
-          <c:showVal val="0"/>
-          <c:showCatName val="0"/>
-          <c:showSerName val="0"/>
-          <c:showPercent val="0"/>
-          <c:showBubbleSize val="0"/>
-        </c:dLbls>
-        <c:gapWidth val="60"/>
-        <c:overlap val="100"/>
-        <c:axId val="1480818240"/>
-        <c:axId val="1480812832"/>
-      </c:barChart>
-      <c:lineChart>
-        <c:grouping val="standard"/>
-        <c:varyColors val="0"/>
-        <c:ser>
-          <c:idx val="5"/>
-          <c:order val="5"/>
-          <c:tx>
-            <c:strRef>
-              <c:f>'2.12'!$G$4</c:f>
-              <c:strCache>
-                <c:ptCount val="1"/>
-                <c:pt idx="0">
-                  <c:v>Total</c:v>
-                </c:pt>
-              </c:strCache>
-            </c:strRef>
-          </c:tx>
-          <c:spPr>
-            <a:ln w="28575" cap="rnd">
-              <a:noFill/>
-              <a:round/>
-            </a:ln>
-            <a:effectLst/>
-          </c:spPr>
-          <c:marker>
-            <c:symbol val="none"/>
-          </c:marker>
-          <c:dLbls>
-            <c:numFmt formatCode="#,##0" sourceLinked="0"/>
-            <c:spPr>
-              <a:noFill/>
-              <a:ln w="3175">
-                <a:solidFill>
-                  <a:schemeClr val="tx1"/>
-                </a:solidFill>
-                <a:prstDash val="dashDot"/>
-              </a:ln>
-              <a:effectLst/>
-            </c:spPr>
-            <c:txPr>
-              <a:bodyPr rot="0" spcFirstLastPara="1" vertOverflow="ellipsis" vert="horz" wrap="square" anchor="ctr" anchorCtr="1"/>
-              <a:lstStyle/>
-              <a:p>
-                <a:pPr>
-                  <a:defRPr sz="1200" b="0" i="0" u="none" strike="noStrike" kern="1200" baseline="0">
-                    <a:solidFill>
-                      <a:sysClr val="windowText" lastClr="000000"/>
-                    </a:solidFill>
-                    <a:latin typeface="Century Gothic" panose="020B0502020202020204" pitchFamily="34" charset="0"/>
-                    <a:ea typeface="+mn-ea"/>
-                    <a:cs typeface="+mn-cs"/>
-                  </a:defRPr>
-                </a:pPr>
-                <a:endParaRPr lang="es-BO"/>
-              </a:p>
-            </c:txPr>
-            <c:dLblPos val="t"/>
-            <c:showLegendKey val="0"/>
-            <c:showVal val="1"/>
-            <c:showCatName val="0"/>
-            <c:showSerName val="0"/>
-            <c:showPercent val="0"/>
-            <c:showBubbleSize val="0"/>
-            <c:showLeaderLines val="0"/>
-            <c:extLst>
-              <c:ext xmlns:c15="http://schemas.microsoft.com/office/drawing/2012/chart" uri="{CE6537A1-D6FC-4f65-9D91-7224C49458BB}">
-                <c15:showLeaderLines val="1"/>
-                <c15:leaderLines>
-                  <c:spPr>
-                    <a:ln w="9525" cap="flat" cmpd="sng" algn="ctr">
-                      <a:solidFill>
-                        <a:schemeClr val="tx1">
-                          <a:lumMod val="35000"/>
-                          <a:lumOff val="65000"/>
-                        </a:schemeClr>
-                      </a:solidFill>
-                      <a:round/>
-                    </a:ln>
-                    <a:effectLst/>
-                  </c:spPr>
-                </c15:leaderLines>
-              </c:ext>
-            </c:extLst>
-          </c:dLbls>
-          <c:cat>
-            <c:strRef>
-              <c:f>'2.12'!$A$5:$A$6</c:f>
-              <c:strCache>
-                <c:ptCount val="2"/>
-                <c:pt idx="0">
-                  <c:v>2025</c:v>
-                </c:pt>
-                <c:pt idx="1">
-                  <c:v>2026</c:v>
-                </c:pt>
-              </c:strCache>
-            </c:strRef>
-          </c:cat>
-          <c:val>
-            <c:numRef>
-              <c:f>'2.12'!$G$5:$G$6</c:f>
-              <c:numCache>
-                <c:formatCode>#,##0.0</c:formatCode>
-                <c:ptCount val="2"/>
-                <c:pt idx="0">
-                  <c:v>39346.762906999997</c:v>
-                </c:pt>
-                <c:pt idx="1">
-                  <c:v>40936.809093000003</c:v>
-                </c:pt>
-              </c:numCache>
-            </c:numRef>
-          </c:val>
-          <c:smooth val="0"/>
-          <c:extLst>
-            <c:ext xmlns:c16="http://schemas.microsoft.com/office/drawing/2014/chart" uri="{C3380CC4-5D6E-409C-BE32-E72D297353CC}">
-              <c16:uniqueId val="{00000005-5649-45B5-94ED-7CEBE409C6A9}"/>
-            </c:ext>
-          </c:extLst>
-        </c:ser>
-        <c:dLbls>
-          <c:showLegendKey val="0"/>
-          <c:showVal val="0"/>
-          <c:showCatName val="0"/>
-          <c:showSerName val="0"/>
-          <c:showPercent val="0"/>
-          <c:showBubbleSize val="0"/>
-        </c:dLbls>
-        <c:marker val="1"/>
-        <c:smooth val="0"/>
-        <c:axId val="1480818240"/>
-        <c:axId val="1480812832"/>
-      </c:lineChart>
-      <c:catAx>
-        <c:axId val="1480818240"/>
-        <c:scaling>
-          <c:orientation val="minMax"/>
-        </c:scaling>
-        <c:delete val="0"/>
-        <c:axPos val="b"/>
-        <c:numFmt formatCode="General" sourceLinked="1"/>
-        <c:majorTickMark val="in"/>
-        <c:minorTickMark val="none"/>
-        <c:tickLblPos val="nextTo"/>
-        <c:spPr>
-          <a:noFill/>
-          <a:ln w="3175" cap="flat" cmpd="sng" algn="ctr">
-            <a:solidFill>
-              <a:schemeClr val="tx1"/>
-            </a:solidFill>
-            <a:round/>
-          </a:ln>
-          <a:effectLst/>
-        </c:spPr>
-        <c:txPr>
-          <a:bodyPr rot="-60000000" spcFirstLastPara="1" vertOverflow="ellipsis" vert="horz" wrap="square" anchor="ctr" anchorCtr="1"/>
-          <a:lstStyle/>
-          <a:p>
-            <a:pPr>
-              <a:defRPr sz="900" b="0" i="0" u="none" strike="noStrike" kern="1200" baseline="0">
-                <a:solidFill>
-                  <a:sysClr val="windowText" lastClr="000000"/>
-                </a:solidFill>
-                <a:latin typeface="Century Gothic" panose="020B0502020202020204" pitchFamily="34" charset="0"/>
-                <a:ea typeface="+mn-ea"/>
-                <a:cs typeface="+mn-cs"/>
-              </a:defRPr>
-            </a:pPr>
-            <a:endParaRPr lang="es-BO"/>
-          </a:p>
-        </c:txPr>
-        <c:crossAx val="1480812832"/>
-        <c:crosses val="autoZero"/>
-        <c:auto val="1"/>
-        <c:lblAlgn val="ctr"/>
-        <c:lblOffset val="100"/>
-        <c:noMultiLvlLbl val="0"/>
-      </c:catAx>
-      <c:valAx>
-        <c:axId val="1480812832"/>
-        <c:scaling>
-          <c:orientation val="minMax"/>
-        </c:scaling>
-        <c:delete val="1"/>
-        <c:axPos val="l"/>
-        <c:majorGridlines>
-          <c:spPr>
-            <a:ln w="9525" cap="flat" cmpd="sng" algn="ctr">
-              <a:noFill/>
-              <a:prstDash val="dashDot"/>
-              <a:round/>
-            </a:ln>
-            <a:effectLst/>
-          </c:spPr>
-        </c:majorGridlines>
-        <c:numFmt formatCode="#,##0.0" sourceLinked="1"/>
-        <c:majorTickMark val="none"/>
-        <c:minorTickMark val="none"/>
-        <c:tickLblPos val="nextTo"/>
-        <c:crossAx val="1480818240"/>
-        <c:crosses val="autoZero"/>
-        <c:crossBetween val="between"/>
-      </c:valAx>
-      <c:spPr>
-        <a:noFill/>
-        <a:ln>
-          <a:noFill/>
-        </a:ln>
-        <a:effectLst/>
-      </c:spPr>
-    </c:plotArea>
-    <c:legend>
-      <c:legendPos val="b"/>
-      <c:legendEntry>
-        <c:idx val="5"/>
-        <c:delete val="1"/>
-      </c:legendEntry>
-      <c:layout>
-        <c:manualLayout>
-          <c:xMode val="edge"/>
-          <c:yMode val="edge"/>
-          <c:x val="0.16817036269380847"/>
-          <c:y val="0.92056446337618103"/>
-          <c:w val="0.62001911128358556"/>
-          <c:h val="5.9385208427893882E-2"/>
-        </c:manualLayout>
-      </c:layout>
-      <c:overlay val="0"/>
-      <c:spPr>
-        <a:noFill/>
-        <a:ln>
-          <a:noFill/>
-        </a:ln>
-        <a:effectLst/>
-      </c:spPr>
-      <c:txPr>
-        <a:bodyPr rot="0" spcFirstLastPara="1" vertOverflow="ellipsis" vert="horz" wrap="square" anchor="ctr" anchorCtr="1"/>
-        <a:lstStyle/>
-        <a:p>
-          <a:pPr>
-            <a:defRPr sz="900" b="0" i="0" u="none" strike="noStrike" kern="1200" baseline="0">
-              <a:solidFill>
-                <a:sysClr val="windowText" lastClr="000000"/>
-              </a:solidFill>
-              <a:latin typeface="Century Gothic" panose="020B0502020202020204" pitchFamily="34" charset="0"/>
-              <a:ea typeface="+mn-ea"/>
-              <a:cs typeface="+mn-cs"/>
-            </a:defRPr>
-          </a:pPr>
-          <a:endParaRPr lang="es-BO"/>
-        </a:p>
-      </c:txPr>
-    </c:legend>
-    <c:plotVisOnly val="1"/>
-    <c:dispBlanksAs val="gap"/>
-    <c:showDLblsOverMax val="0"/>
-  </c:chart>
-  <c:spPr>
-    <a:noFill/>
-    <a:ln w="9525" cap="flat" cmpd="sng" algn="ctr">
-      <a:noFill/>
-      <a:round/>
-    </a:ln>
-    <a:effectLst/>
-  </c:spPr>
-  <c:txPr>
-    <a:bodyPr/>
-    <a:lstStyle/>
-    <a:p>
-      <a:pPr>
-        <a:defRPr sz="900">
-          <a:solidFill>
-            <a:sysClr val="windowText" lastClr="000000"/>
-          </a:solidFill>
-          <a:latin typeface="Century Gothic" panose="020B0502020202020204" pitchFamily="34" charset="0"/>
-        </a:defRPr>
-      </a:pPr>
-      <a:endParaRPr lang="es-BO"/>
-    </a:p>
-  </c:txPr>
-  <c:externalData r:id="rId1">
-    <c:autoUpdate val="0"/>
-  </c:externalData>
-</c:chartSpace>
-</file>
-
-<file path=word/charts/chart2.xml><?xml version="1.0" encoding="utf-8"?>
-<c:chartSpace xmlns:c="http://schemas.openxmlformats.org/drawingml/2006/chart" xmlns:a="http://schemas.openxmlformats.org/drawingml/2006/main" xmlns:r="http://schemas.openxmlformats.org/officeDocument/2006/relationships" xmlns:c16r2="http://schemas.microsoft.com/office/drawing/2015/06/chart">
-  <c:date1904 val="0"/>
-  <c:lang val="es-ES"/>
-  <c:roundedCorners val="0"/>
-  <mc:AlternateContent xmlns:mc="http://schemas.openxmlformats.org/markup-compatibility/2006">
-    <mc:Choice xmlns:c14="http://schemas.microsoft.com/office/drawing/2007/8/2/chart" Requires="c14">
-      <c14:style val="102"/>
-    </mc:Choice>
-    <mc:Fallback>
-      <c:style val="2"/>
-    </mc:Fallback>
-  </mc:AlternateContent>
-  <c:chart>
-    <c:autoTitleDeleted val="1"/>
-    <c:plotArea>
-      <c:layout>
-        <c:manualLayout>
-          <c:layoutTarget val="inner"/>
-          <c:xMode val="edge"/>
-          <c:yMode val="edge"/>
-          <c:x val="2.9653166359433401E-2"/>
-          <c:y val="6.8785465217424194E-2"/>
-          <c:w val="0.9534021671494618"/>
-          <c:h val="0.6868741664361363"/>
-        </c:manualLayout>
-      </c:layout>
-      <c:barChart>
-        <c:barDir val="col"/>
-        <c:grouping val="clustered"/>
-        <c:varyColors val="0"/>
-        <c:ser>
-          <c:idx val="0"/>
-          <c:order val="0"/>
-          <c:tx>
-            <c:strRef>
-              <c:f>'1.2'!$B$4</c:f>
-              <c:strCache>
-                <c:ptCount val="1"/>
-                <c:pt idx="0">
-                  <c:v>2025 (e)</c:v>
-                </c:pt>
-              </c:strCache>
-            </c:strRef>
-          </c:tx>
-          <c:spPr>
-            <a:solidFill>
-              <a:srgbClr val="006666"/>
-            </a:solidFill>
-            <a:ln>
-              <a:noFill/>
-            </a:ln>
-            <a:effectLst/>
-          </c:spPr>
-          <c:invertIfNegative val="0"/>
-          <c:dLbls>
-            <c:spPr>
-              <a:noFill/>
-              <a:ln>
-                <a:noFill/>
-              </a:ln>
-              <a:effectLst/>
-            </c:spPr>
-            <c:txPr>
-              <a:bodyPr rot="0" spcFirstLastPara="1" vertOverflow="ellipsis" vert="horz" wrap="square" lIns="38100" tIns="19050" rIns="38100" bIns="19050" anchor="ctr" anchorCtr="1">
-                <a:spAutoFit/>
-              </a:bodyPr>
-              <a:lstStyle/>
-              <a:p>
-                <a:pPr>
-                  <a:defRPr sz="1000" b="0" i="0" u="none" strike="noStrike" kern="1200" baseline="0">
-                    <a:solidFill>
-                      <a:sysClr val="windowText" lastClr="000000"/>
-                    </a:solidFill>
-                    <a:latin typeface="Century Gothic" panose="020B0502020202020204" pitchFamily="34" charset="0"/>
-                    <a:ea typeface="+mn-ea"/>
-                    <a:cs typeface="+mn-cs"/>
-                  </a:defRPr>
-                </a:pPr>
-                <a:endParaRPr lang="es-BO"/>
-              </a:p>
-            </c:txPr>
-            <c:dLblPos val="outEnd"/>
-            <c:showLegendKey val="0"/>
-            <c:showVal val="1"/>
-            <c:showCatName val="0"/>
-            <c:showSerName val="0"/>
-            <c:showPercent val="0"/>
-            <c:showBubbleSize val="0"/>
-            <c:showLeaderLines val="0"/>
-            <c:extLst>
-              <c:ext xmlns:c15="http://schemas.microsoft.com/office/drawing/2012/chart" uri="{CE6537A1-D6FC-4f65-9D91-7224C49458BB}">
-                <c15:showLeaderLines val="1"/>
-                <c15:leaderLines>
-                  <c:spPr>
-                    <a:ln w="9525" cap="flat" cmpd="sng" algn="ctr">
-                      <a:solidFill>
-                        <a:schemeClr val="tx1">
-                          <a:lumMod val="35000"/>
-                          <a:lumOff val="65000"/>
-                        </a:schemeClr>
-                      </a:solidFill>
-                      <a:round/>
-                    </a:ln>
-                    <a:effectLst/>
-                  </c:spPr>
-                </c15:leaderLines>
-              </c:ext>
-            </c:extLst>
-          </c:dLbls>
-          <c:cat>
-            <c:strRef>
-              <c:f>'1.2'!$A$5:$A$7</c:f>
-              <c:strCache>
-                <c:ptCount val="3"/>
-                <c:pt idx="0">
-                  <c:v>FMI</c:v>
-                </c:pt>
-                <c:pt idx="1">
-                  <c:v>BM</c:v>
-                </c:pt>
-                <c:pt idx="2">
-                  <c:v>CEPAL</c:v>
-                </c:pt>
-              </c:strCache>
-            </c:strRef>
-          </c:cat>
-          <c:val>
-            <c:numRef>
-              <c:f>'1.2'!$B$5:$B$7</c:f>
-              <c:numCache>
-                <c:formatCode>0.0</c:formatCode>
-                <c:ptCount val="3"/>
-                <c:pt idx="0">
-                  <c:v>2.4</c:v>
-                </c:pt>
-                <c:pt idx="1">
-                  <c:v>2.2999999999999998</c:v>
-                </c:pt>
-                <c:pt idx="2">
-                  <c:v>2.4</c:v>
-                </c:pt>
-              </c:numCache>
-            </c:numRef>
-          </c:val>
-          <c:extLst>
-            <c:ext xmlns:c16="http://schemas.microsoft.com/office/drawing/2014/chart" uri="{C3380CC4-5D6E-409C-BE32-E72D297353CC}">
-              <c16:uniqueId val="{00000000-EB75-4E5A-BE81-BB23E8B0FC5A}"/>
-            </c:ext>
-          </c:extLst>
-        </c:ser>
-        <c:ser>
-          <c:idx val="1"/>
-          <c:order val="1"/>
-          <c:tx>
-            <c:strRef>
-              <c:f>'1.2'!$C$4</c:f>
-              <c:strCache>
-                <c:ptCount val="1"/>
-                <c:pt idx="0">
-                  <c:v>2026 (e)</c:v>
-                </c:pt>
-              </c:strCache>
-            </c:strRef>
-          </c:tx>
-          <c:spPr>
-            <a:solidFill>
-              <a:srgbClr val="339966"/>
-            </a:solidFill>
-            <a:ln>
-              <a:noFill/>
-            </a:ln>
-            <a:effectLst/>
-          </c:spPr>
-          <c:invertIfNegative val="0"/>
-          <c:dLbls>
-            <c:spPr>
-              <a:noFill/>
-              <a:ln>
-                <a:noFill/>
-              </a:ln>
-              <a:effectLst/>
-            </c:spPr>
-            <c:txPr>
-              <a:bodyPr rot="0" spcFirstLastPara="1" vertOverflow="ellipsis" vert="horz" wrap="square" lIns="38100" tIns="19050" rIns="38100" bIns="19050" anchor="ctr" anchorCtr="1">
-                <a:spAutoFit/>
-              </a:bodyPr>
-              <a:lstStyle/>
-              <a:p>
-                <a:pPr>
-                  <a:defRPr sz="1000" b="0" i="0" u="none" strike="noStrike" kern="1200" baseline="0">
-                    <a:solidFill>
-                      <a:sysClr val="windowText" lastClr="000000"/>
-                    </a:solidFill>
-                    <a:latin typeface="Century Gothic" panose="020B0502020202020204" pitchFamily="34" charset="0"/>
-                    <a:ea typeface="+mn-ea"/>
-                    <a:cs typeface="+mn-cs"/>
-                  </a:defRPr>
-                </a:pPr>
-                <a:endParaRPr lang="es-BO"/>
-              </a:p>
-            </c:txPr>
-            <c:dLblPos val="outEnd"/>
-            <c:showLegendKey val="0"/>
-            <c:showVal val="1"/>
-            <c:showCatName val="0"/>
-            <c:showSerName val="0"/>
-            <c:showPercent val="0"/>
-            <c:showBubbleSize val="0"/>
-            <c:showLeaderLines val="0"/>
-            <c:extLst>
-              <c:ext xmlns:c15="http://schemas.microsoft.com/office/drawing/2012/chart" uri="{CE6537A1-D6FC-4f65-9D91-7224C49458BB}">
-                <c15:showLeaderLines val="1"/>
-                <c15:leaderLines>
-                  <c:spPr>
-                    <a:ln w="9525" cap="flat" cmpd="sng" algn="ctr">
-                      <a:solidFill>
-                        <a:schemeClr val="tx1">
-                          <a:lumMod val="35000"/>
-                          <a:lumOff val="65000"/>
-                        </a:schemeClr>
-                      </a:solidFill>
-                      <a:round/>
-                    </a:ln>
-                    <a:effectLst/>
-                  </c:spPr>
-                </c15:leaderLines>
-              </c:ext>
-            </c:extLst>
-          </c:dLbls>
-          <c:cat>
-            <c:strRef>
-              <c:f>'1.2'!$A$5:$A$7</c:f>
-              <c:strCache>
-                <c:ptCount val="3"/>
-                <c:pt idx="0">
-                  <c:v>FMI</c:v>
-                </c:pt>
-                <c:pt idx="1">
-                  <c:v>BM</c:v>
-                </c:pt>
-                <c:pt idx="2">
-                  <c:v>CEPAL</c:v>
-                </c:pt>
-              </c:strCache>
-            </c:strRef>
-          </c:cat>
-          <c:val>
-            <c:numRef>
-              <c:f>'1.2'!$C$5:$C$7</c:f>
-              <c:numCache>
-                <c:formatCode>0.0</c:formatCode>
-                <c:ptCount val="3"/>
-                <c:pt idx="0">
-                  <c:v>2.2999999999999998</c:v>
-                </c:pt>
-                <c:pt idx="1">
-                  <c:v>2.4</c:v>
-                </c:pt>
-                <c:pt idx="2">
-                  <c:v>2.2999999999999998</c:v>
-                </c:pt>
-              </c:numCache>
-            </c:numRef>
-          </c:val>
-          <c:extLst>
-            <c:ext xmlns:c16="http://schemas.microsoft.com/office/drawing/2014/chart" uri="{C3380CC4-5D6E-409C-BE32-E72D297353CC}">
-              <c16:uniqueId val="{00000001-EB75-4E5A-BE81-BB23E8B0FC5A}"/>
-            </c:ext>
-          </c:extLst>
-        </c:ser>
-        <c:ser>
-          <c:idx val="2"/>
-          <c:order val="2"/>
-          <c:tx>
-            <c:strRef>
-              <c:f>'1.2'!$D$4</c:f>
-              <c:strCache>
-                <c:ptCount val="1"/>
-                <c:pt idx="0">
-                  <c:v>2027 (e)</c:v>
-                </c:pt>
-              </c:strCache>
-            </c:strRef>
-          </c:tx>
-          <c:invertIfNegative val="0"/>
-          <c:dLbls>
-            <c:spPr>
-              <a:noFill/>
-              <a:ln>
-                <a:noFill/>
-              </a:ln>
-              <a:effectLst/>
-            </c:spPr>
-            <c:showLegendKey val="0"/>
-            <c:showVal val="1"/>
-            <c:showCatName val="0"/>
-            <c:showSerName val="0"/>
-            <c:showPercent val="0"/>
-            <c:showBubbleSize val="0"/>
-            <c:showLeaderLines val="0"/>
-            <c:extLst>
-              <c:ext xmlns:c15="http://schemas.microsoft.com/office/drawing/2012/chart" uri="{CE6537A1-D6FC-4f65-9D91-7224C49458BB}">
-                <c15:showLeaderLines val="1"/>
-              </c:ext>
-            </c:extLst>
-          </c:dLbls>
-          <c:cat>
-            <c:strRef>
-              <c:f>'1.2'!$A$5:$A$7</c:f>
-              <c:strCache>
-                <c:ptCount val="3"/>
-                <c:pt idx="0">
-                  <c:v>FMI</c:v>
-                </c:pt>
-                <c:pt idx="1">
-                  <c:v>BM</c:v>
-                </c:pt>
-                <c:pt idx="2">
-                  <c:v>CEPAL</c:v>
-                </c:pt>
-              </c:strCache>
-            </c:strRef>
-          </c:cat>
-          <c:val>
-            <c:numRef>
-              <c:f>'1.2'!$D$5:$D$7</c:f>
-              <c:numCache>
-                <c:formatCode>General</c:formatCode>
-                <c:ptCount val="3"/>
-                <c:pt idx="0" formatCode="0.0">
-                  <c:v>2.5</c:v>
-                </c:pt>
-                <c:pt idx="2" formatCode="0.0">
-                  <c:v>2.2999999999999998</c:v>
-                </c:pt>
-              </c:numCache>
-            </c:numRef>
-          </c:val>
-          <c:extLst>
-            <c:ext xmlns:c16="http://schemas.microsoft.com/office/drawing/2014/chart" uri="{C3380CC4-5D6E-409C-BE32-E72D297353CC}">
-              <c16:uniqueId val="{00000002-EB75-4E5A-BE81-BB23E8B0FC5A}"/>
-            </c:ext>
-          </c:extLst>
-        </c:ser>
-        <c:dLbls>
-          <c:showLegendKey val="0"/>
-          <c:showVal val="0"/>
-          <c:showCatName val="0"/>
-          <c:showSerName val="0"/>
-          <c:showPercent val="0"/>
-          <c:showBubbleSize val="0"/>
-        </c:dLbls>
-        <c:gapWidth val="75"/>
-        <c:overlap val="-27"/>
-        <c:axId val="1045224415"/>
-        <c:axId val="1045223583"/>
-      </c:barChart>
-      <c:catAx>
-        <c:axId val="1045224415"/>
-        <c:scaling>
-          <c:orientation val="minMax"/>
-        </c:scaling>
-        <c:delete val="0"/>
-        <c:axPos val="b"/>
-        <c:numFmt formatCode="General" sourceLinked="1"/>
-        <c:majorTickMark val="none"/>
-        <c:minorTickMark val="none"/>
-        <c:tickLblPos val="nextTo"/>
-        <c:spPr>
-          <a:noFill/>
-          <a:ln w="9525" cap="flat" cmpd="sng" algn="ctr">
-            <a:solidFill>
-              <a:schemeClr val="tx1"/>
-            </a:solidFill>
-            <a:round/>
-          </a:ln>
-          <a:effectLst/>
-        </c:spPr>
-        <c:txPr>
-          <a:bodyPr rot="-60000000" spcFirstLastPara="1" vertOverflow="ellipsis" vert="horz" wrap="square" anchor="ctr" anchorCtr="1"/>
-          <a:lstStyle/>
-          <a:p>
-            <a:pPr>
-              <a:defRPr sz="1000" b="0" i="0" u="none" strike="noStrike" kern="1200" baseline="0">
-                <a:solidFill>
-                  <a:sysClr val="windowText" lastClr="000000"/>
-                </a:solidFill>
-                <a:latin typeface="Century Gothic" panose="020B0502020202020204" pitchFamily="34" charset="0"/>
-                <a:ea typeface="+mn-ea"/>
-                <a:cs typeface="+mn-cs"/>
-              </a:defRPr>
-            </a:pPr>
-            <a:endParaRPr lang="es-BO"/>
-          </a:p>
-        </c:txPr>
-        <c:crossAx val="1045223583"/>
-        <c:crosses val="autoZero"/>
-        <c:auto val="1"/>
-        <c:lblAlgn val="ctr"/>
-        <c:lblOffset val="100"/>
-        <c:noMultiLvlLbl val="0"/>
-      </c:catAx>
-      <c:valAx>
-        <c:axId val="1045223583"/>
-        <c:scaling>
-          <c:orientation val="minMax"/>
-          <c:max val="2.4"/>
-          <c:min val="0.5"/>
-        </c:scaling>
-        <c:delete val="1"/>
-        <c:axPos val="l"/>
-        <c:numFmt formatCode="0.0" sourceLinked="1"/>
-        <c:majorTickMark val="none"/>
-        <c:minorTickMark val="none"/>
-        <c:tickLblPos val="nextTo"/>
-        <c:crossAx val="1045224415"/>
-        <c:crosses val="autoZero"/>
-        <c:crossBetween val="between"/>
-      </c:valAx>
-      <c:spPr>
-        <a:noFill/>
-        <a:ln>
-          <a:noFill/>
-        </a:ln>
-        <a:effectLst/>
-      </c:spPr>
-    </c:plotArea>
-    <c:legend>
-      <c:legendPos val="b"/>
-      <c:overlay val="0"/>
-      <c:spPr>
-        <a:noFill/>
-        <a:ln>
-          <a:noFill/>
-        </a:ln>
-        <a:effectLst/>
-      </c:spPr>
-      <c:txPr>
-        <a:bodyPr rot="0" spcFirstLastPara="1" vertOverflow="ellipsis" vert="horz" wrap="square" anchor="ctr" anchorCtr="1"/>
-        <a:lstStyle/>
-        <a:p>
-          <a:pPr>
-            <a:defRPr sz="1050" b="0" i="0" u="none" strike="noStrike" kern="1200" baseline="0">
-              <a:solidFill>
-                <a:sysClr val="windowText" lastClr="000000"/>
-              </a:solidFill>
-              <a:latin typeface="Century Gothic" panose="020B0502020202020204" pitchFamily="34" charset="0"/>
-              <a:ea typeface="+mn-ea"/>
-              <a:cs typeface="+mn-cs"/>
-            </a:defRPr>
-          </a:pPr>
-          <a:endParaRPr lang="es-BO"/>
-        </a:p>
-      </c:txPr>
-    </c:legend>
-    <c:plotVisOnly val="1"/>
-    <c:dispBlanksAs val="gap"/>
-    <c:showDLblsOverMax val="0"/>
-  </c:chart>
-  <c:spPr>
-    <a:noFill/>
-    <a:ln w="9525" cap="flat" cmpd="sng" algn="ctr">
-      <a:noFill/>
-      <a:round/>
-    </a:ln>
-    <a:effectLst/>
-  </c:spPr>
-  <c:txPr>
-    <a:bodyPr/>
-    <a:lstStyle/>
-    <a:p>
-      <a:pPr>
-        <a:defRPr/>
-      </a:pPr>
-      <a:endParaRPr lang="es-BO"/>
-    </a:p>
-  </c:txPr>
-  <c:externalData r:id="rId1">
-    <c:autoUpdate val="0"/>
-  </c:externalData>
-</c:chartSpace>
-</file>
-
-<file path=word/charts/chart20.xml><?xml version="1.0" encoding="utf-8"?>
+<file path=word/charts/chart17.xml><?xml version="1.0" encoding="utf-8"?>
 <c:chartSpace xmlns:c="http://schemas.openxmlformats.org/drawingml/2006/chart" xmlns:a="http://schemas.openxmlformats.org/drawingml/2006/main" xmlns:r="http://schemas.openxmlformats.org/officeDocument/2006/relationships" xmlns:c16r2="http://schemas.microsoft.com/office/drawing/2015/06/chart">
   <c:date1904 val="0"/>
   <c:lang val="es-ES"/>
@@ -39723,6 +34945,490 @@
     <c:autoUpdate val="0"/>
   </c:externalData>
   <c:userShapes r:id="rId4"/>
+</c:chartSpace>
+</file>
+
+<file path=word/charts/chart2.xml><?xml version="1.0" encoding="utf-8"?>
+<c:chartSpace xmlns:c="http://schemas.openxmlformats.org/drawingml/2006/chart" xmlns:a="http://schemas.openxmlformats.org/drawingml/2006/main" xmlns:r="http://schemas.openxmlformats.org/officeDocument/2006/relationships" xmlns:c16r2="http://schemas.microsoft.com/office/drawing/2015/06/chart">
+  <c:date1904 val="0"/>
+  <c:lang val="es-ES"/>
+  <c:roundedCorners val="0"/>
+  <mc:AlternateContent xmlns:mc="http://schemas.openxmlformats.org/markup-compatibility/2006">
+    <mc:Choice xmlns:c14="http://schemas.microsoft.com/office/drawing/2007/8/2/chart" Requires="c14">
+      <c14:style val="102"/>
+    </mc:Choice>
+    <mc:Fallback>
+      <c:style val="2"/>
+    </mc:Fallback>
+  </mc:AlternateContent>
+  <c:chart>
+    <c:autoTitleDeleted val="1"/>
+    <c:plotArea>
+      <c:layout>
+        <c:manualLayout>
+          <c:layoutTarget val="inner"/>
+          <c:xMode val="edge"/>
+          <c:yMode val="edge"/>
+          <c:x val="2.9653166359433401E-2"/>
+          <c:y val="6.8785465217424194E-2"/>
+          <c:w val="0.9534021671494618"/>
+          <c:h val="0.6868741664361363"/>
+        </c:manualLayout>
+      </c:layout>
+      <c:barChart>
+        <c:barDir val="col"/>
+        <c:grouping val="clustered"/>
+        <c:varyColors val="0"/>
+        <c:ser>
+          <c:idx val="0"/>
+          <c:order val="0"/>
+          <c:tx>
+            <c:strRef>
+              <c:f>'1.2'!$B$4</c:f>
+              <c:strCache>
+                <c:ptCount val="1"/>
+                <c:pt idx="0">
+                  <c:v>2025 (e)</c:v>
+                </c:pt>
+              </c:strCache>
+            </c:strRef>
+          </c:tx>
+          <c:spPr>
+            <a:solidFill>
+              <a:srgbClr val="006666"/>
+            </a:solidFill>
+            <a:ln>
+              <a:noFill/>
+            </a:ln>
+            <a:effectLst/>
+          </c:spPr>
+          <c:invertIfNegative val="0"/>
+          <c:dLbls>
+            <c:spPr>
+              <a:noFill/>
+              <a:ln>
+                <a:noFill/>
+              </a:ln>
+              <a:effectLst/>
+            </c:spPr>
+            <c:txPr>
+              <a:bodyPr rot="0" spcFirstLastPara="1" vertOverflow="ellipsis" vert="horz" wrap="square" lIns="38100" tIns="19050" rIns="38100" bIns="19050" anchor="ctr" anchorCtr="1">
+                <a:spAutoFit/>
+              </a:bodyPr>
+              <a:lstStyle/>
+              <a:p>
+                <a:pPr>
+                  <a:defRPr sz="1000" b="0" i="0" u="none" strike="noStrike" kern="1200" baseline="0">
+                    <a:solidFill>
+                      <a:sysClr val="windowText" lastClr="000000"/>
+                    </a:solidFill>
+                    <a:latin typeface="Century Gothic" panose="020B0502020202020204" pitchFamily="34" charset="0"/>
+                    <a:ea typeface="+mn-ea"/>
+                    <a:cs typeface="+mn-cs"/>
+                  </a:defRPr>
+                </a:pPr>
+                <a:endParaRPr lang="es-BO"/>
+              </a:p>
+            </c:txPr>
+            <c:dLblPos val="outEnd"/>
+            <c:showLegendKey val="0"/>
+            <c:showVal val="1"/>
+            <c:showCatName val="0"/>
+            <c:showSerName val="0"/>
+            <c:showPercent val="0"/>
+            <c:showBubbleSize val="0"/>
+            <c:showLeaderLines val="0"/>
+            <c:extLst>
+              <c:ext xmlns:c15="http://schemas.microsoft.com/office/drawing/2012/chart" uri="{CE6537A1-D6FC-4f65-9D91-7224C49458BB}">
+                <c15:showLeaderLines val="1"/>
+                <c15:leaderLines>
+                  <c:spPr>
+                    <a:ln w="9525" cap="flat" cmpd="sng" algn="ctr">
+                      <a:solidFill>
+                        <a:schemeClr val="tx1">
+                          <a:lumMod val="35000"/>
+                          <a:lumOff val="65000"/>
+                        </a:schemeClr>
+                      </a:solidFill>
+                      <a:round/>
+                    </a:ln>
+                    <a:effectLst/>
+                  </c:spPr>
+                </c15:leaderLines>
+              </c:ext>
+            </c:extLst>
+          </c:dLbls>
+          <c:cat>
+            <c:strRef>
+              <c:f>'1.2'!$A$5:$A$7</c:f>
+              <c:strCache>
+                <c:ptCount val="3"/>
+                <c:pt idx="0">
+                  <c:v>FMI</c:v>
+                </c:pt>
+                <c:pt idx="1">
+                  <c:v>BM</c:v>
+                </c:pt>
+                <c:pt idx="2">
+                  <c:v>CEPAL</c:v>
+                </c:pt>
+              </c:strCache>
+            </c:strRef>
+          </c:cat>
+          <c:val>
+            <c:numRef>
+              <c:f>'1.2'!$B$5:$B$7</c:f>
+              <c:numCache>
+                <c:formatCode>0.0</c:formatCode>
+                <c:ptCount val="3"/>
+                <c:pt idx="0">
+                  <c:v>2.4</c:v>
+                </c:pt>
+                <c:pt idx="1">
+                  <c:v>2.2999999999999998</c:v>
+                </c:pt>
+                <c:pt idx="2">
+                  <c:v>2.4</c:v>
+                </c:pt>
+              </c:numCache>
+            </c:numRef>
+          </c:val>
+          <c:extLst>
+            <c:ext xmlns:c16="http://schemas.microsoft.com/office/drawing/2014/chart" uri="{C3380CC4-5D6E-409C-BE32-E72D297353CC}">
+              <c16:uniqueId val="{00000000-EB75-4E5A-BE81-BB23E8B0FC5A}"/>
+            </c:ext>
+          </c:extLst>
+        </c:ser>
+        <c:ser>
+          <c:idx val="1"/>
+          <c:order val="1"/>
+          <c:tx>
+            <c:strRef>
+              <c:f>'1.2'!$C$4</c:f>
+              <c:strCache>
+                <c:ptCount val="1"/>
+                <c:pt idx="0">
+                  <c:v>2026 (e)</c:v>
+                </c:pt>
+              </c:strCache>
+            </c:strRef>
+          </c:tx>
+          <c:spPr>
+            <a:solidFill>
+              <a:srgbClr val="339966"/>
+            </a:solidFill>
+            <a:ln>
+              <a:noFill/>
+            </a:ln>
+            <a:effectLst/>
+          </c:spPr>
+          <c:invertIfNegative val="0"/>
+          <c:dLbls>
+            <c:spPr>
+              <a:noFill/>
+              <a:ln>
+                <a:noFill/>
+              </a:ln>
+              <a:effectLst/>
+            </c:spPr>
+            <c:txPr>
+              <a:bodyPr rot="0" spcFirstLastPara="1" vertOverflow="ellipsis" vert="horz" wrap="square" lIns="38100" tIns="19050" rIns="38100" bIns="19050" anchor="ctr" anchorCtr="1">
+                <a:spAutoFit/>
+              </a:bodyPr>
+              <a:lstStyle/>
+              <a:p>
+                <a:pPr>
+                  <a:defRPr sz="1000" b="0" i="0" u="none" strike="noStrike" kern="1200" baseline="0">
+                    <a:solidFill>
+                      <a:sysClr val="windowText" lastClr="000000"/>
+                    </a:solidFill>
+                    <a:latin typeface="Century Gothic" panose="020B0502020202020204" pitchFamily="34" charset="0"/>
+                    <a:ea typeface="+mn-ea"/>
+                    <a:cs typeface="+mn-cs"/>
+                  </a:defRPr>
+                </a:pPr>
+                <a:endParaRPr lang="es-BO"/>
+              </a:p>
+            </c:txPr>
+            <c:dLblPos val="outEnd"/>
+            <c:showLegendKey val="0"/>
+            <c:showVal val="1"/>
+            <c:showCatName val="0"/>
+            <c:showSerName val="0"/>
+            <c:showPercent val="0"/>
+            <c:showBubbleSize val="0"/>
+            <c:showLeaderLines val="0"/>
+            <c:extLst>
+              <c:ext xmlns:c15="http://schemas.microsoft.com/office/drawing/2012/chart" uri="{CE6537A1-D6FC-4f65-9D91-7224C49458BB}">
+                <c15:showLeaderLines val="1"/>
+                <c15:leaderLines>
+                  <c:spPr>
+                    <a:ln w="9525" cap="flat" cmpd="sng" algn="ctr">
+                      <a:solidFill>
+                        <a:schemeClr val="tx1">
+                          <a:lumMod val="35000"/>
+                          <a:lumOff val="65000"/>
+                        </a:schemeClr>
+                      </a:solidFill>
+                      <a:round/>
+                    </a:ln>
+                    <a:effectLst/>
+                  </c:spPr>
+                </c15:leaderLines>
+              </c:ext>
+            </c:extLst>
+          </c:dLbls>
+          <c:cat>
+            <c:strRef>
+              <c:f>'1.2'!$A$5:$A$7</c:f>
+              <c:strCache>
+                <c:ptCount val="3"/>
+                <c:pt idx="0">
+                  <c:v>FMI</c:v>
+                </c:pt>
+                <c:pt idx="1">
+                  <c:v>BM</c:v>
+                </c:pt>
+                <c:pt idx="2">
+                  <c:v>CEPAL</c:v>
+                </c:pt>
+              </c:strCache>
+            </c:strRef>
+          </c:cat>
+          <c:val>
+            <c:numRef>
+              <c:f>'1.2'!$C$5:$C$7</c:f>
+              <c:numCache>
+                <c:formatCode>0.0</c:formatCode>
+                <c:ptCount val="3"/>
+                <c:pt idx="0">
+                  <c:v>2.2999999999999998</c:v>
+                </c:pt>
+                <c:pt idx="1">
+                  <c:v>2.4</c:v>
+                </c:pt>
+                <c:pt idx="2">
+                  <c:v>2.2999999999999998</c:v>
+                </c:pt>
+              </c:numCache>
+            </c:numRef>
+          </c:val>
+          <c:extLst>
+            <c:ext xmlns:c16="http://schemas.microsoft.com/office/drawing/2014/chart" uri="{C3380CC4-5D6E-409C-BE32-E72D297353CC}">
+              <c16:uniqueId val="{00000001-EB75-4E5A-BE81-BB23E8B0FC5A}"/>
+            </c:ext>
+          </c:extLst>
+        </c:ser>
+        <c:ser>
+          <c:idx val="2"/>
+          <c:order val="2"/>
+          <c:tx>
+            <c:strRef>
+              <c:f>'1.2'!$D$4</c:f>
+              <c:strCache>
+                <c:ptCount val="1"/>
+                <c:pt idx="0">
+                  <c:v>2027 (e)</c:v>
+                </c:pt>
+              </c:strCache>
+            </c:strRef>
+          </c:tx>
+          <c:invertIfNegative val="0"/>
+          <c:dLbls>
+            <c:spPr>
+              <a:noFill/>
+              <a:ln>
+                <a:noFill/>
+              </a:ln>
+              <a:effectLst/>
+            </c:spPr>
+            <c:showLegendKey val="0"/>
+            <c:showVal val="1"/>
+            <c:showCatName val="0"/>
+            <c:showSerName val="0"/>
+            <c:showPercent val="0"/>
+            <c:showBubbleSize val="0"/>
+            <c:showLeaderLines val="0"/>
+            <c:extLst>
+              <c:ext xmlns:c15="http://schemas.microsoft.com/office/drawing/2012/chart" uri="{CE6537A1-D6FC-4f65-9D91-7224C49458BB}">
+                <c15:showLeaderLines val="1"/>
+              </c:ext>
+            </c:extLst>
+          </c:dLbls>
+          <c:cat>
+            <c:strRef>
+              <c:f>'1.2'!$A$5:$A$7</c:f>
+              <c:strCache>
+                <c:ptCount val="3"/>
+                <c:pt idx="0">
+                  <c:v>FMI</c:v>
+                </c:pt>
+                <c:pt idx="1">
+                  <c:v>BM</c:v>
+                </c:pt>
+                <c:pt idx="2">
+                  <c:v>CEPAL</c:v>
+                </c:pt>
+              </c:strCache>
+            </c:strRef>
+          </c:cat>
+          <c:val>
+            <c:numRef>
+              <c:f>'1.2'!$D$5:$D$7</c:f>
+              <c:numCache>
+                <c:formatCode>General</c:formatCode>
+                <c:ptCount val="3"/>
+                <c:pt idx="0" formatCode="0.0">
+                  <c:v>2.5</c:v>
+                </c:pt>
+                <c:pt idx="2" formatCode="0.0">
+                  <c:v>2.2999999999999998</c:v>
+                </c:pt>
+              </c:numCache>
+            </c:numRef>
+          </c:val>
+          <c:extLst>
+            <c:ext xmlns:c16="http://schemas.microsoft.com/office/drawing/2014/chart" uri="{C3380CC4-5D6E-409C-BE32-E72D297353CC}">
+              <c16:uniqueId val="{00000002-EB75-4E5A-BE81-BB23E8B0FC5A}"/>
+            </c:ext>
+          </c:extLst>
+        </c:ser>
+        <c:dLbls>
+          <c:showLegendKey val="0"/>
+          <c:showVal val="0"/>
+          <c:showCatName val="0"/>
+          <c:showSerName val="0"/>
+          <c:showPercent val="0"/>
+          <c:showBubbleSize val="0"/>
+        </c:dLbls>
+        <c:gapWidth val="75"/>
+        <c:overlap val="-27"/>
+        <c:axId val="1045224415"/>
+        <c:axId val="1045223583"/>
+      </c:barChart>
+      <c:catAx>
+        <c:axId val="1045224415"/>
+        <c:scaling>
+          <c:orientation val="minMax"/>
+        </c:scaling>
+        <c:delete val="0"/>
+        <c:axPos val="b"/>
+        <c:numFmt formatCode="General" sourceLinked="1"/>
+        <c:majorTickMark val="none"/>
+        <c:minorTickMark val="none"/>
+        <c:tickLblPos val="nextTo"/>
+        <c:spPr>
+          <a:noFill/>
+          <a:ln w="9525" cap="flat" cmpd="sng" algn="ctr">
+            <a:solidFill>
+              <a:schemeClr val="tx1"/>
+            </a:solidFill>
+            <a:round/>
+          </a:ln>
+          <a:effectLst/>
+        </c:spPr>
+        <c:txPr>
+          <a:bodyPr rot="-60000000" spcFirstLastPara="1" vertOverflow="ellipsis" vert="horz" wrap="square" anchor="ctr" anchorCtr="1"/>
+          <a:lstStyle/>
+          <a:p>
+            <a:pPr>
+              <a:defRPr sz="1000" b="0" i="0" u="none" strike="noStrike" kern="1200" baseline="0">
+                <a:solidFill>
+                  <a:sysClr val="windowText" lastClr="000000"/>
+                </a:solidFill>
+                <a:latin typeface="Century Gothic" panose="020B0502020202020204" pitchFamily="34" charset="0"/>
+                <a:ea typeface="+mn-ea"/>
+                <a:cs typeface="+mn-cs"/>
+              </a:defRPr>
+            </a:pPr>
+            <a:endParaRPr lang="es-BO"/>
+          </a:p>
+        </c:txPr>
+        <c:crossAx val="1045223583"/>
+        <c:crosses val="autoZero"/>
+        <c:auto val="1"/>
+        <c:lblAlgn val="ctr"/>
+        <c:lblOffset val="100"/>
+        <c:noMultiLvlLbl val="0"/>
+      </c:catAx>
+      <c:valAx>
+        <c:axId val="1045223583"/>
+        <c:scaling>
+          <c:orientation val="minMax"/>
+          <c:max val="2.4"/>
+          <c:min val="0.5"/>
+        </c:scaling>
+        <c:delete val="1"/>
+        <c:axPos val="l"/>
+        <c:numFmt formatCode="0.0" sourceLinked="1"/>
+        <c:majorTickMark val="none"/>
+        <c:minorTickMark val="none"/>
+        <c:tickLblPos val="nextTo"/>
+        <c:crossAx val="1045224415"/>
+        <c:crosses val="autoZero"/>
+        <c:crossBetween val="between"/>
+      </c:valAx>
+      <c:spPr>
+        <a:noFill/>
+        <a:ln>
+          <a:noFill/>
+        </a:ln>
+        <a:effectLst/>
+      </c:spPr>
+    </c:plotArea>
+    <c:legend>
+      <c:legendPos val="b"/>
+      <c:overlay val="0"/>
+      <c:spPr>
+        <a:noFill/>
+        <a:ln>
+          <a:noFill/>
+        </a:ln>
+        <a:effectLst/>
+      </c:spPr>
+      <c:txPr>
+        <a:bodyPr rot="0" spcFirstLastPara="1" vertOverflow="ellipsis" vert="horz" wrap="square" anchor="ctr" anchorCtr="1"/>
+        <a:lstStyle/>
+        <a:p>
+          <a:pPr>
+            <a:defRPr sz="1050" b="0" i="0" u="none" strike="noStrike" kern="1200" baseline="0">
+              <a:solidFill>
+                <a:sysClr val="windowText" lastClr="000000"/>
+              </a:solidFill>
+              <a:latin typeface="Century Gothic" panose="020B0502020202020204" pitchFamily="34" charset="0"/>
+              <a:ea typeface="+mn-ea"/>
+              <a:cs typeface="+mn-cs"/>
+            </a:defRPr>
+          </a:pPr>
+          <a:endParaRPr lang="es-BO"/>
+        </a:p>
+      </c:txPr>
+    </c:legend>
+    <c:plotVisOnly val="1"/>
+    <c:dispBlanksAs val="gap"/>
+    <c:showDLblsOverMax val="0"/>
+  </c:chart>
+  <c:spPr>
+    <a:noFill/>
+    <a:ln w="9525" cap="flat" cmpd="sng" algn="ctr">
+      <a:noFill/>
+      <a:round/>
+    </a:ln>
+    <a:effectLst/>
+  </c:spPr>
+  <c:txPr>
+    <a:bodyPr/>
+    <a:lstStyle/>
+    <a:p>
+      <a:pPr>
+        <a:defRPr/>
+      </a:pPr>
+      <a:endParaRPr lang="es-BO"/>
+    </a:p>
+  </c:txPr>
+  <c:externalData r:id="rId1">
+    <c:autoUpdate val="0"/>
+  </c:externalData>
 </c:chartSpace>
 </file>
 

--- a/PGE2027_Consolidado_v9.docx
+++ b/PGE2027_Consolidado_v9.docx
@@ -12549,7 +12549,7 @@
           <w:sz w:val="24"/>
           <w:szCs w:val="24"/>
         </w:rPr>
-        <w:t xml:space="preserve">Los Ingresos Corrientes consolidados alcanzan Bs201.016 millones, el 60,0% del total de recursos. Destacan los Ingresos de Operación de las empresas públicas, con Bs98.406 millones (21,1% más que en 2026), de los cuales Yacimientos Petrolíferos Fiscales Bolivianos (YPFB) concentra Bs71.240 millones </w:t>
+        <w:t xml:space="preserve">Los Ingresos Corrientes consolidados alcanzan Bs201.016 millones, el 60,0% del total de recursos. Destacan los Ingresos de Operación de las empresas públicas, con Bs98.406 millones (21,1% más que en 2026), de los cuales Yacimientos Petrolíferos Fiscales Bolivianos (YPFB) concentra Bs71.240 millones</w:t>
       </w:r>
       <w:r>
         <w:rPr>
@@ -12558,7 +12558,7 @@
           <w:highlight w:val="yellow"/>
           <w:szCs w:val="24"/>
         </w:rPr>
-        <w:t>[COMPLETAR: explicación del incremento]</w:t>
+        <w:t xml:space="preserve"/>
       </w:r>
       <w:r>
         <w:rPr>
@@ -12584,7 +12584,7 @@
           <w:sz w:val="24"/>
           <w:szCs w:val="24"/>
         </w:rPr>
-        <w:t xml:space="preserve">La recaudación tributaria sin IDH ni IEHD prevista para 2027 alcanza Bs61.200 millones. Los principales impuestos son IVA MI con Bs14.859 millones, IUE con Bs14.508 millones, RESTO con Bs11.055 millones y IVA M con Bs10.146 millones (ver Gráfico N° 9). </w:t>
+        <w:t xml:space="preserve">La recaudación tributaria sin IDH ni IEHD prevista para 2027 alcanza Bs61.200 millones. Los principales impuestos son IVA MI con Bs14.859 millones, IUE con Bs14.508 millones, RESTO con Bs11.055 millones y IVA M con Bs10.146 millones (ver Gráfico N° 9).</w:t>
       </w:r>
       <w:r>
         <w:rPr>
@@ -12593,7 +12593,7 @@
           <w:highlight w:val="yellow"/>
           <w:szCs w:val="24"/>
         </w:rPr>
-        <w:t>[COMPLETAR: supuestos de la proyección]</w:t>
+        <w:t xml:space="preserve"/>
       </w:r>
     </w:p>
     <w:p>
@@ -12832,7 +12832,7 @@
           <w:sz w:val="24"/>
           <w:szCs w:val="24"/>
         </w:rPr>
-        <w:t xml:space="preserve">Las Fuentes Financieras representan el 39,8% del presupuesto consolidado de recursos, con Bs133.453 millones: el Financiamiento Externo alcanza Bs80.106 millones y Otras Fuentes Internas Bs53.347 millones, 44,5% menos que en 2026. </w:t>
+        <w:t xml:space="preserve">Las Fuentes Financieras representan el 39,8% del presupuesto consolidado de recursos, con Bs133.453 millones: el Financiamiento Externo alcanza Bs80.106 millones y Otras Fuentes Internas Bs53.347 millones, 44,5% menos que en 2026.</w:t>
       </w:r>
       <w:r>
         <w:rPr>
@@ -12841,7 +12841,7 @@
           <w:highlight w:val="yellow"/>
           <w:szCs w:val="24"/>
         </w:rPr>
-        <w:t>[COMPLETAR: explicación de la reducción]</w:t>
+        <w:t xml:space="preserve"/>
       </w:r>
     </w:p>
     <w:p>
@@ -15663,7 +15663,7 @@
           <w:sz w:val="24"/>
           <w:szCs w:val="24"/>
         </w:rPr>
-        <w:t>Los Gastos de Capital consolidados alcanzan Bs23.478 millones, el 7,0% del total (18,4% menos que en 2026 (R)) [VERIFICAR: base de 2026 (R)]; de este monto, Bs19.931 millones corresponden a Formación Bruta de Capital Fijo.</w:t>
+        <w:t xml:space="preserve">Los Gastos de Capital consolidados alcanzan Bs23.478 millones, el 7,0% del total (18,4% menos que en 2026 (R)); de este monto, Bs19.931 millones corresponden a Formación Bruta de Capital Fijo.</w:t>
       </w:r>
     </w:p>
     <w:p>
@@ -15681,7 +15681,7 @@
           <w:sz w:val="24"/>
           <w:szCs w:val="24"/>
         </w:rPr>
-        <w:t xml:space="preserve">La inversión pública programada para 2027 asciende a USD1.168 millones (equivalente a Bs17.632 millones) </w:t>
+        <w:t xml:space="preserve">La inversión pública programada para 2027 asciende a Bs17.632 millones (USD1.168 millones), distribuidos en 4.131 proyectos (ver Gráfico N° 12).</w:t>
       </w:r>
       <w:r>
         <w:rPr>
@@ -15690,15 +15690,15 @@
           <w:highlight w:val="yellow"/>
           <w:szCs w:val="24"/>
         </w:rPr>
-        <w:t>[VERIFICAR: tipo de cambio de conversión]</w:t>
-      </w:r>
-      <w:r>
-        <w:rPr>
-          <w:rFonts w:ascii="Century Gothic" w:eastAsia="Century Gothic" w:hAnsi="Century Gothic" w:cs="Century Gothic"/>
-          <w:sz w:val="24"/>
-          <w:szCs w:val="24"/>
-        </w:rPr>
-        <w:t xml:space="preserve">. Se </w:t>
+        <w:t xml:space="preserve"/>
+      </w:r>
+      <w:r>
+        <w:rPr>
+          <w:rFonts w:ascii="Century Gothic" w:eastAsia="Century Gothic" w:hAnsi="Century Gothic" w:cs="Century Gothic"/>
+          <w:sz w:val="24"/>
+          <w:szCs w:val="24"/>
+        </w:rPr>
+        <w:t xml:space="preserve"/>
       </w:r>
       <w:r>
         <w:rPr>
@@ -15707,7 +15707,7 @@
           <w:szCs w:val="24"/>
         </w:rPr>
         <w:lastRenderedPageBreak/>
-        <w:t>prioriza el sector productivo, con el 41,7% del total, seguido del social (33,0%), infraestructura (22,5%) y multisectorial (2,8%) (ver Gráfico N° 12).</w:t>
+        <w:t xml:space="preserve"/>
       </w:r>
     </w:p>
     <w:p>
@@ -16002,6 +16002,40 @@
           <w:szCs w:val="16"/>
         </w:rPr>
         <w:t xml:space="preserve">(P): Proyecto PGE 2027. Inversión: partidas con proyecto distinto de 0 y actividad 0. Agrupación de fuentes: TGN 10, 11, 41, 46, 91 y 96; recursos propios 20, 42 y 92; externas 43, 44, 70, 80, 93 y 94; internas 45, 47, 87, 90, 95 y 97.</w:t>
+      </w:r>
+      <w:r>
+        <w:rPr>
+          <w:rFonts w:ascii="Century Gothic" w:eastAsia="Century Gothic" w:hAnsi="Century Gothic" w:cs="Century Gothic"/>
+          <w:sz w:val="16"/>
+          <w:szCs w:val="16"/>
+          <w:highlight w:val="yellow"/>
+        </w:rPr>
+        <w:t xml:space="preserve"/>
+      </w:r>
+      <w:r>
+        <w:rPr>
+          <w:rFonts w:ascii="Century Gothic" w:eastAsia="Century Gothic" w:hAnsi="Century Gothic" w:cs="Century Gothic"/>
+          <w:sz w:val="16"/>
+          <w:szCs w:val="16"/>
+        </w:rPr>
+        <w:t xml:space="preserve"/>
+      </w:r>
+    </w:p>
+    <w:p>
+      <w:pPr>
+        <w:spacing w:after="0" w:line="240" w:lineRule="auto" w:before="0"/>
+        <w:rPr>
+          <w:sz w:val="16"/>
+          <w:szCs w:val="16"/>
+        </w:rPr>
+      </w:pPr>
+      <w:r>
+        <w:rPr>
+          <w:rFonts w:ascii="Century Gothic" w:eastAsia="Century Gothic" w:hAnsi="Century Gothic" w:cs="Century Gothic"/>
+          <w:sz w:val="16"/>
+          <w:szCs w:val="16"/>
+        </w:rPr>
+        <w:t xml:space="preserve">Conversión referencial a dólares al tipo de cambio de Bs15,10 por dólar utilizado en la formulación del Proyecto de PGE 2027.</w:t>
       </w:r>
       <w:r>
         <w:rPr>
@@ -19138,7 +19172,7 @@
     </w:lvl>
   </w:abstractNum>
   <w:abstractNum w:abstractNumId="9" w15:restartNumberingAfterBreak="0">
-    <w:nsid w:val="00740BC1"/>
+    <w:nsid w:val="038A5BC5"/>
     <w:multiLevelType w:val="hybridMultilevel"/>
     <w:tmpl w:val="825C7A0E"/>
     <w:lvl w:ilvl="0" w:tplc="400A0001">

--- a/PGE2027_Consolidado_v9.docx
+++ b/PGE2027_Consolidado_v9.docx
@@ -15866,7 +15866,7 @@
         </w:rPr>
         <w:drawing>
           <wp:inline distT="0" distB="0" distL="0" distR="0" wp14:anchorId="72414B0F" wp14:editId="4DE96361">
-            <wp:extent cx="5760720" cy="4114800"/>
+            <wp:extent cx="5760720" cy="1917167"/>
             <wp:effectExtent l="0" t="0" r="0" b="0"/>
             <wp:docPr id="15" name="Picture 12"/>
             <wp:cNvGraphicFramePr>
@@ -15888,7 +15888,7 @@
                   <pic:spPr>
                     <a:xfrm>
                       <a:off x="0" y="0"/>
-                      <a:ext cx="5760720" cy="4114800"/>
+                      <a:ext cx="5760720" cy="1917167"/>
                     </a:xfrm>
                     <a:prstGeom prst="rect">
                       <a:avLst/>
@@ -16001,7 +16001,7 @@
           <w:sz w:val="16"/>
           <w:szCs w:val="16"/>
         </w:rPr>
-        <w:t xml:space="preserve">(P): Proyecto PGE 2027. Inversión: partidas con proyecto distinto de 0 y actividad 0. Agrupación de fuentes: TGN 10, 11, 41, 46, 91 y 96; recursos propios 20, 42 y 92; externas 43, 44, 70, 80, 93 y 94; internas 45, 47, 87, 90, 95 y 97.</w:t>
+        <w:t xml:space="preserve">(P): Proyecto PGE 2027. Inversión: partidas con proyecto distinto de 0 y actividad 0. No se muestran en las tortas Instituciones Financieras (Bs2,4 millones), Instituciones de Seguridad Social (sin inversión) y Financiamiento Interno (Bs0,1 millones). Agrupación de fuentes: TGN 10, 11, 41, 46, 91 y 96; recursos propios 20, 42 y 92; externas 43, 44, 70, 80, 93 y 94; internas 45, 47, 87, 90, 95 y 97.</w:t>
       </w:r>
       <w:r>
         <w:rPr>
@@ -19172,7 +19172,7 @@
     </w:lvl>
   </w:abstractNum>
   <w:abstractNum w:abstractNumId="9" w15:restartNumberingAfterBreak="0">
-    <w:nsid w:val="038A5BC5"/>
+    <w:nsid w:val="05594624"/>
     <w:multiLevelType w:val="hybridMultilevel"/>
     <w:tmpl w:val="825C7A0E"/>
     <w:lvl w:ilvl="0" w:tplc="400A0001">
